--- a/doc/Trato_Documentacion.docx
+++ b/doc/Trato_Documentacion.docx
@@ -4,13 +4,13 @@
   <w:body>
     <w:p>
       <w:pPr>
-        <w:pStyle w:val="693"/>
+        <w:pStyle w:val="876"/>
         <w:pBdr/>
         <w:spacing/>
         <w:ind/>
         <w:jc w:val="center"/>
         <w:rPr>
-          <w:rFonts w:ascii="Arial" w:hAnsi="Arial" w:eastAsia="Arial" w:cs="Arial"/>
+          <w:rFonts w:ascii="Arial" w:hAnsi="Arial" w:cs="Arial"/>
           <w:color w:val="000000" w:themeColor="text1"/>
           <w:sz w:val="32"/>
           <w:szCs w:val="32"/>
@@ -39,7 +39,7 @@
       </w:r>
       <w:r>
         <w:rPr>
-          <w:rFonts w:ascii="Arial" w:hAnsi="Arial" w:eastAsia="Arial" w:cs="Arial"/>
+          <w:rFonts w:ascii="Arial" w:hAnsi="Arial" w:cs="Arial"/>
           <w:color w:val="000000" w:themeColor="text1"/>
           <w:sz w:val="32"/>
           <w:szCs w:val="32"/>
@@ -49,12 +49,178 @@
     </w:p>
     <w:p>
       <w:pPr>
-        <w:pStyle w:val="693"/>
-        <w:pBdr/>
-        <w:spacing/>
-        <w:ind/>
+        <w:pBdr/>
+        <w:spacing/>
+        <w:ind/>
+        <w:rPr/>
+      </w:pPr>
+      <w:r>
         <w:rPr>
           <w:rFonts w:ascii="Arial" w:hAnsi="Arial" w:eastAsia="Arial" w:cs="Arial"/>
+          <w:color w:val="000000" w:themeColor="text1"/>
+          <w:sz w:val="32"/>
+          <w:szCs w:val="32"/>
+          <w:highlight w:val="none"/>
+        </w:rPr>
+      </w:r>
+      <w:r>
+        <w:rPr>
+          <w:rFonts w:ascii="Arial" w:hAnsi="Arial" w:cs="Arial"/>
+          <w:color w:val="000000" w:themeColor="text1"/>
+          <w:sz w:val="32"/>
+          <w:szCs w:val="32"/>
+          <w:highlight w:val="none"/>
+        </w:rPr>
+      </w:r>
+      <w:r/>
+    </w:p>
+    <w:p>
+      <w:pPr>
+        <w:pBdr/>
+        <w:spacing/>
+        <w:ind/>
+        <w:jc w:val="center"/>
+        <w:rPr>
+          <w:rFonts w:ascii="Arial" w:hAnsi="Arial" w:eastAsia="Arial" w:cs="Arial"/>
+          <w:b/>
+          <w:bCs/>
+          <w:color w:val="000000" w:themeColor="text1"/>
+          <w:sz w:val="24"/>
+          <w:szCs w:val="24"/>
+          <w:highlight w:val="none"/>
+        </w:rPr>
+      </w:pPr>
+      <w:r>
+        <w:rPr>
+          <w:rFonts w:ascii="Arial" w:hAnsi="Arial" w:eastAsia="Arial" w:cs="Arial"/>
+          <w:b/>
+          <w:bCs/>
+          <w:color w:val="000000" w:themeColor="text1"/>
+          <w:sz w:val="24"/>
+          <w:szCs w:val="24"/>
+          <w:highlight w:val="none"/>
+          <w:lang w:val="es-ES"/>
+        </w:rPr>
+        <w:t xml:space="preserve">Estudiantes: </w:t>
+      </w:r>
+      <w:r>
+        <w:rPr>
+          <w:rFonts w:ascii="Arial" w:hAnsi="Arial" w:eastAsia="Arial" w:cs="Arial"/>
+          <w:b/>
+          <w:bCs/>
+          <w:color w:val="000000" w:themeColor="text1"/>
+          <w:sz w:val="24"/>
+          <w:szCs w:val="24"/>
+          <w:highlight w:val="none"/>
+          <w:lang w:val="es-ES"/>
+        </w:rPr>
+      </w:r>
+    </w:p>
+    <w:p>
+      <w:pPr>
+        <w:pBdr/>
+        <w:spacing/>
+        <w:ind/>
+        <w:jc w:val="center"/>
+        <w:rPr>
+          <w:rFonts w:ascii="Arial" w:hAnsi="Arial" w:eastAsia="Arial" w:cs="Arial"/>
+          <w:b/>
+          <w:bCs/>
+          <w:color w:val="000000" w:themeColor="text1"/>
+          <w:sz w:val="24"/>
+          <w:szCs w:val="24"/>
+          <w:highlight w:val="none"/>
+        </w:rPr>
+      </w:pPr>
+      <w:r>
+        <w:rPr>
+          <w:rFonts w:ascii="Arial" w:hAnsi="Arial" w:eastAsia="Arial" w:cs="Arial"/>
+          <w:b/>
+          <w:bCs/>
+          <w:color w:val="000000" w:themeColor="text1"/>
+          <w:sz w:val="24"/>
+          <w:szCs w:val="24"/>
+          <w:highlight w:val="none"/>
+          <w:lang w:val="es-ES"/>
+        </w:rPr>
+        <w:t xml:space="preserve">Luis Eduardo Sinisterra Montaño</w:t>
+      </w:r>
+      <w:r>
+        <w:rPr>
+          <w:b/>
+          <w:bCs/>
+          <w:sz w:val="18"/>
+          <w:szCs w:val="18"/>
+        </w:rPr>
+      </w:r>
+      <w:r>
+        <w:rPr>
+          <w:b/>
+          <w:bCs/>
+          <w:sz w:val="18"/>
+          <w:szCs w:val="18"/>
+        </w:rPr>
+      </w:r>
+    </w:p>
+    <w:p>
+      <w:pPr>
+        <w:pBdr/>
+        <w:spacing/>
+        <w:ind/>
+        <w:jc w:val="center"/>
+        <w:rPr>
+          <w:b/>
+          <w:bCs/>
+          <w:sz w:val="18"/>
+          <w:szCs w:val="18"/>
+        </w:rPr>
+      </w:pPr>
+      <w:r>
+        <w:rPr>
+          <w:rFonts w:ascii="Arial" w:hAnsi="Arial" w:eastAsia="Arial" w:cs="Arial"/>
+          <w:b/>
+          <w:bCs/>
+          <w:color w:val="000000" w:themeColor="text1"/>
+          <w:sz w:val="24"/>
+          <w:szCs w:val="24"/>
+          <w:highlight w:val="none"/>
+          <w:lang w:val="es-ES"/>
+        </w:rPr>
+        <w:t xml:space="preserve">Alejandro Ballesteros Cabezas</w:t>
+      </w:r>
+      <w:r>
+        <w:rPr>
+          <w:rFonts w:ascii="Arial" w:hAnsi="Arial" w:eastAsia="Arial" w:cs="Arial"/>
+          <w:b/>
+          <w:bCs/>
+          <w:color w:val="000000" w:themeColor="text1"/>
+          <w:sz w:val="24"/>
+          <w:szCs w:val="24"/>
+          <w:highlight w:val="none"/>
+          <w:lang w:val="es-ES"/>
+        </w:rPr>
+      </w:r>
+      <w:r>
+        <w:rPr>
+          <w:rFonts w:ascii="Arial" w:hAnsi="Arial" w:eastAsia="Arial" w:cs="Arial"/>
+          <w:b/>
+          <w:bCs/>
+          <w:color w:val="000000" w:themeColor="text1"/>
+          <w:sz w:val="24"/>
+          <w:szCs w:val="24"/>
+          <w:highlight w:val="none"/>
+          <w:lang w:val="es-ES"/>
+        </w:rPr>
+      </w:r>
+    </w:p>
+    <w:p>
+      <w:pPr>
+        <w:pStyle w:val="876"/>
+        <w:pBdr/>
+        <w:spacing/>
+        <w:ind/>
+        <w:rPr>
+          <w:rFonts w:ascii="Arial" w:hAnsi="Arial" w:cs="Arial"/>
           <w:color w:val="000000" w:themeColor="text1"/>
           <w:sz w:val="24"/>
           <w:szCs w:val="24"/>
@@ -72,10 +238,11 @@
       </w:r>
       <w:r>
         <w:rPr>
-          <w:rFonts w:ascii="Arial" w:hAnsi="Arial" w:cs="Arial"/>
+          <w:rFonts w:ascii="Arial" w:hAnsi="Arial" w:eastAsia="Arial" w:cs="Arial"/>
           <w:color w:val="000000" w:themeColor="text1"/>
           <w:sz w:val="24"/>
           <w:szCs w:val="24"/>
+          <w:highlight w:val="none"/>
         </w:rPr>
       </w:r>
       <w:r>
@@ -93,11 +260,13 @@
         <w:pBdr/>
         <w:spacing/>
         <w:ind/>
-        <w:rPr/>
+        <w:rPr>
+          <w:rFonts w:ascii="Arial" w:hAnsi="Arial" w:cs="Arial"/>
+        </w:rPr>
       </w:pPr>
       <w:r>
         <w:rPr>
-          <w:rFonts w:ascii="Arial" w:hAnsi="Arial" w:cs="Arial"/>
+          <w:rFonts w:ascii="Arial" w:hAnsi="Arial" w:eastAsia="Arial" w:cs="Arial"/>
           <w:color w:val="000000" w:themeColor="text1"/>
           <w:sz w:val="24"/>
           <w:szCs w:val="24"/>
@@ -105,13 +274,17 @@
       </w:r>
       <w:r>
         <w:rPr>
-          <w:rFonts w:ascii="Arial" w:hAnsi="Arial" w:cs="Arial"/>
+          <w:rFonts w:ascii="Arial" w:hAnsi="Arial" w:eastAsia="Arial" w:cs="Arial"/>
           <w:color w:val="000000" w:themeColor="text1"/>
           <w:sz w:val="24"/>
           <w:szCs w:val="24"/>
         </w:rPr>
       </w:r>
-      <w:r/>
+      <w:r>
+        <w:rPr>
+          <w:rFonts w:ascii="Arial" w:hAnsi="Arial" w:eastAsia="Arial" w:cs="Arial"/>
+        </w:rPr>
+      </w:r>
     </w:p>
     <w:p>
       <w:pPr>
@@ -155,7 +328,7 @@
       </w:r>
       <w:r>
         <w:rPr>
-          <w:rFonts w:ascii="Arial" w:hAnsi="Arial" w:cs="Arial"/>
+          <w:rFonts w:ascii="Arial" w:hAnsi="Arial" w:eastAsia="Arial" w:cs="Arial"/>
           <w:color w:val="000000" w:themeColor="text1"/>
           <w:sz w:val="24"/>
           <w:szCs w:val="24"/>
@@ -163,7 +336,7 @@
       </w:r>
       <w:r>
         <w:rPr>
-          <w:rFonts w:ascii="Arial" w:hAnsi="Arial" w:cs="Arial"/>
+          <w:rFonts w:ascii="Arial" w:hAnsi="Arial" w:eastAsia="Arial" w:cs="Arial"/>
           <w:color w:val="000000" w:themeColor="text1"/>
           <w:sz w:val="24"/>
           <w:szCs w:val="24"/>
@@ -172,7 +345,7 @@
     </w:p>
     <w:p>
       <w:pPr>
-        <w:pStyle w:val="694"/>
+        <w:pStyle w:val="877"/>
         <w:pBdr/>
         <w:spacing/>
         <w:ind/>
@@ -194,7 +367,7 @@
       </w:r>
       <w:r>
         <w:rPr>
-          <w:rFonts w:ascii="Arial" w:hAnsi="Arial" w:cs="Arial"/>
+          <w:rFonts w:ascii="Arial" w:hAnsi="Arial" w:eastAsia="Arial" w:cs="Arial"/>
           <w:color w:val="000000" w:themeColor="text1"/>
           <w:sz w:val="24"/>
           <w:szCs w:val="24"/>
@@ -202,7 +375,7 @@
       </w:r>
       <w:r>
         <w:rPr>
-          <w:rFonts w:ascii="Arial" w:hAnsi="Arial" w:cs="Arial"/>
+          <w:rFonts w:ascii="Arial" w:hAnsi="Arial" w:eastAsia="Arial" w:cs="Arial"/>
           <w:color w:val="000000" w:themeColor="text1"/>
           <w:sz w:val="24"/>
           <w:szCs w:val="24"/>
@@ -214,11 +387,13 @@
         <w:pBdr/>
         <w:spacing/>
         <w:ind/>
-        <w:rPr/>
+        <w:rPr>
+          <w:rFonts w:ascii="Arial" w:hAnsi="Arial" w:cs="Arial"/>
+        </w:rPr>
       </w:pPr>
       <w:r>
         <w:rPr>
-          <w:rFonts w:ascii="Arial" w:hAnsi="Arial" w:cs="Arial"/>
+          <w:rFonts w:ascii="Arial" w:hAnsi="Arial" w:eastAsia="Arial" w:cs="Arial"/>
           <w:color w:val="000000" w:themeColor="text1"/>
           <w:sz w:val="24"/>
           <w:szCs w:val="24"/>
@@ -226,13 +401,17 @@
       </w:r>
       <w:r>
         <w:rPr>
-          <w:rFonts w:ascii="Arial" w:hAnsi="Arial" w:cs="Arial"/>
+          <w:rFonts w:ascii="Arial" w:hAnsi="Arial" w:eastAsia="Arial" w:cs="Arial"/>
           <w:color w:val="000000" w:themeColor="text1"/>
           <w:sz w:val="24"/>
           <w:szCs w:val="24"/>
         </w:rPr>
       </w:r>
-      <w:r/>
+      <w:r>
+        <w:rPr>
+          <w:rFonts w:ascii="Arial" w:hAnsi="Arial" w:eastAsia="Arial" w:cs="Arial"/>
+        </w:rPr>
+      </w:r>
     </w:p>
     <w:p>
       <w:pPr>
@@ -257,7 +436,7 @@
       </w:r>
       <w:r>
         <w:rPr>
-          <w:rFonts w:ascii="Arial" w:hAnsi="Arial" w:cs="Arial"/>
+          <w:rFonts w:ascii="Arial" w:hAnsi="Arial" w:eastAsia="Arial" w:cs="Arial"/>
           <w:color w:val="000000" w:themeColor="text1"/>
           <w:sz w:val="24"/>
           <w:szCs w:val="24"/>
@@ -265,7 +444,7 @@
       </w:r>
       <w:r>
         <w:rPr>
-          <w:rFonts w:ascii="Arial" w:hAnsi="Arial" w:cs="Arial"/>
+          <w:rFonts w:ascii="Arial" w:hAnsi="Arial" w:eastAsia="Arial" w:cs="Arial"/>
           <w:color w:val="000000" w:themeColor="text1"/>
           <w:sz w:val="24"/>
           <w:szCs w:val="24"/>
@@ -274,7 +453,7 @@
     </w:p>
     <w:p>
       <w:pPr>
-        <w:pStyle w:val="694"/>
+        <w:pStyle w:val="877"/>
         <w:pBdr/>
         <w:spacing/>
         <w:ind/>
@@ -296,7 +475,7 @@
       </w:r>
       <w:r>
         <w:rPr>
-          <w:rFonts w:ascii="Arial" w:hAnsi="Arial" w:cs="Arial"/>
+          <w:rFonts w:ascii="Arial" w:hAnsi="Arial" w:eastAsia="Arial" w:cs="Arial"/>
           <w:color w:val="000000" w:themeColor="text1"/>
           <w:sz w:val="24"/>
           <w:szCs w:val="24"/>
@@ -304,7 +483,7 @@
       </w:r>
       <w:r>
         <w:rPr>
-          <w:rFonts w:ascii="Arial" w:hAnsi="Arial" w:cs="Arial"/>
+          <w:rFonts w:ascii="Arial" w:hAnsi="Arial" w:eastAsia="Arial" w:cs="Arial"/>
           <w:color w:val="000000" w:themeColor="text1"/>
           <w:sz w:val="24"/>
           <w:szCs w:val="24"/>
@@ -316,11 +495,13 @@
         <w:pBdr/>
         <w:spacing/>
         <w:ind/>
-        <w:rPr/>
+        <w:rPr>
+          <w:rFonts w:ascii="Arial" w:hAnsi="Arial" w:cs="Arial"/>
+        </w:rPr>
       </w:pPr>
       <w:r>
         <w:rPr>
-          <w:rFonts w:ascii="Arial" w:hAnsi="Arial" w:cs="Arial"/>
+          <w:rFonts w:ascii="Arial" w:hAnsi="Arial" w:eastAsia="Arial" w:cs="Arial"/>
           <w:color w:val="000000" w:themeColor="text1"/>
           <w:sz w:val="24"/>
           <w:szCs w:val="24"/>
@@ -328,17 +509,21 @@
       </w:r>
       <w:r>
         <w:rPr>
-          <w:rFonts w:ascii="Arial" w:hAnsi="Arial" w:cs="Arial"/>
+          <w:rFonts w:ascii="Arial" w:hAnsi="Arial" w:eastAsia="Arial" w:cs="Arial"/>
           <w:color w:val="000000" w:themeColor="text1"/>
           <w:sz w:val="24"/>
           <w:szCs w:val="24"/>
         </w:rPr>
       </w:r>
-      <w:r/>
+      <w:r>
+        <w:rPr>
+          <w:rFonts w:ascii="Arial" w:hAnsi="Arial" w:eastAsia="Arial" w:cs="Arial"/>
+        </w:rPr>
+      </w:r>
     </w:p>
     <w:p>
       <w:pPr>
-        <w:pStyle w:val="723"/>
+        <w:pStyle w:val="906"/>
         <w:pBdr/>
         <w:spacing/>
         <w:ind/>
@@ -360,7 +545,7 @@
       </w:r>
       <w:r>
         <w:rPr>
-          <w:rFonts w:ascii="Arial" w:hAnsi="Arial" w:cs="Arial"/>
+          <w:rFonts w:ascii="Arial" w:hAnsi="Arial" w:eastAsia="Arial" w:cs="Arial"/>
           <w:color w:val="000000" w:themeColor="text1"/>
           <w:sz w:val="24"/>
           <w:szCs w:val="24"/>
@@ -368,7 +553,7 @@
       </w:r>
       <w:r>
         <w:rPr>
-          <w:rFonts w:ascii="Arial" w:hAnsi="Arial" w:cs="Arial"/>
+          <w:rFonts w:ascii="Arial" w:hAnsi="Arial" w:eastAsia="Arial" w:cs="Arial"/>
           <w:color w:val="000000" w:themeColor="text1"/>
           <w:sz w:val="24"/>
           <w:szCs w:val="24"/>
@@ -377,7 +562,7 @@
     </w:p>
     <w:p>
       <w:pPr>
-        <w:pStyle w:val="723"/>
+        <w:pStyle w:val="906"/>
         <w:pBdr/>
         <w:spacing/>
         <w:ind/>
@@ -399,7 +584,7 @@
       </w:r>
       <w:r>
         <w:rPr>
-          <w:rFonts w:ascii="Arial" w:hAnsi="Arial" w:cs="Arial"/>
+          <w:rFonts w:ascii="Arial" w:hAnsi="Arial" w:eastAsia="Arial" w:cs="Arial"/>
           <w:color w:val="000000" w:themeColor="text1"/>
           <w:sz w:val="24"/>
           <w:szCs w:val="24"/>
@@ -407,7 +592,7 @@
       </w:r>
       <w:r>
         <w:rPr>
-          <w:rFonts w:ascii="Arial" w:hAnsi="Arial" w:cs="Arial"/>
+          <w:rFonts w:ascii="Arial" w:hAnsi="Arial" w:eastAsia="Arial" w:cs="Arial"/>
           <w:color w:val="000000" w:themeColor="text1"/>
           <w:sz w:val="24"/>
           <w:szCs w:val="24"/>
@@ -416,7 +601,7 @@
     </w:p>
     <w:p>
       <w:pPr>
-        <w:pStyle w:val="723"/>
+        <w:pStyle w:val="906"/>
         <w:pBdr/>
         <w:spacing/>
         <w:ind/>
@@ -438,7 +623,7 @@
       </w:r>
       <w:r>
         <w:rPr>
-          <w:rFonts w:ascii="Arial" w:hAnsi="Arial" w:cs="Arial"/>
+          <w:rFonts w:ascii="Arial" w:hAnsi="Arial" w:eastAsia="Arial" w:cs="Arial"/>
           <w:color w:val="000000" w:themeColor="text1"/>
           <w:sz w:val="24"/>
           <w:szCs w:val="24"/>
@@ -446,7 +631,7 @@
       </w:r>
       <w:r>
         <w:rPr>
-          <w:rFonts w:ascii="Arial" w:hAnsi="Arial" w:cs="Arial"/>
+          <w:rFonts w:ascii="Arial" w:hAnsi="Arial" w:eastAsia="Arial" w:cs="Arial"/>
           <w:color w:val="000000" w:themeColor="text1"/>
           <w:sz w:val="24"/>
           <w:szCs w:val="24"/>
@@ -455,7 +640,7 @@
     </w:p>
     <w:p>
       <w:pPr>
-        <w:pStyle w:val="723"/>
+        <w:pStyle w:val="906"/>
         <w:pBdr/>
         <w:spacing/>
         <w:ind/>
@@ -477,7 +662,7 @@
       </w:r>
       <w:r>
         <w:rPr>
-          <w:rFonts w:ascii="Arial" w:hAnsi="Arial" w:cs="Arial"/>
+          <w:rFonts w:ascii="Arial" w:hAnsi="Arial" w:eastAsia="Arial" w:cs="Arial"/>
           <w:color w:val="000000" w:themeColor="text1"/>
           <w:sz w:val="24"/>
           <w:szCs w:val="24"/>
@@ -485,7 +670,7 @@
       </w:r>
       <w:r>
         <w:rPr>
-          <w:rFonts w:ascii="Arial" w:hAnsi="Arial" w:cs="Arial"/>
+          <w:rFonts w:ascii="Arial" w:hAnsi="Arial" w:eastAsia="Arial" w:cs="Arial"/>
           <w:color w:val="000000" w:themeColor="text1"/>
           <w:sz w:val="24"/>
           <w:szCs w:val="24"/>
@@ -494,7 +679,7 @@
     </w:p>
     <w:p>
       <w:pPr>
-        <w:pStyle w:val="723"/>
+        <w:pStyle w:val="906"/>
         <w:pBdr/>
         <w:spacing/>
         <w:ind/>
@@ -516,7 +701,7 @@
       </w:r>
       <w:r>
         <w:rPr>
-          <w:rFonts w:ascii="Arial" w:hAnsi="Arial" w:cs="Arial"/>
+          <w:rFonts w:ascii="Arial" w:hAnsi="Arial" w:eastAsia="Arial" w:cs="Arial"/>
           <w:color w:val="000000" w:themeColor="text1"/>
           <w:sz w:val="24"/>
           <w:szCs w:val="24"/>
@@ -524,7 +709,7 @@
       </w:r>
       <w:r>
         <w:rPr>
-          <w:rFonts w:ascii="Arial" w:hAnsi="Arial" w:cs="Arial"/>
+          <w:rFonts w:ascii="Arial" w:hAnsi="Arial" w:eastAsia="Arial" w:cs="Arial"/>
           <w:color w:val="000000" w:themeColor="text1"/>
           <w:sz w:val="24"/>
           <w:szCs w:val="24"/>
@@ -533,7 +718,7 @@
     </w:p>
     <w:p>
       <w:pPr>
-        <w:pStyle w:val="723"/>
+        <w:pStyle w:val="906"/>
         <w:pBdr/>
         <w:spacing/>
         <w:ind/>
@@ -555,7 +740,7 @@
       </w:r>
       <w:r>
         <w:rPr>
-          <w:rFonts w:ascii="Arial" w:hAnsi="Arial" w:cs="Arial"/>
+          <w:rFonts w:ascii="Arial" w:hAnsi="Arial" w:eastAsia="Arial" w:cs="Arial"/>
           <w:color w:val="000000" w:themeColor="text1"/>
           <w:sz w:val="24"/>
           <w:szCs w:val="24"/>
@@ -563,7 +748,7 @@
       </w:r>
       <w:r>
         <w:rPr>
-          <w:rFonts w:ascii="Arial" w:hAnsi="Arial" w:cs="Arial"/>
+          <w:rFonts w:ascii="Arial" w:hAnsi="Arial" w:eastAsia="Arial" w:cs="Arial"/>
           <w:color w:val="000000" w:themeColor="text1"/>
           <w:sz w:val="24"/>
           <w:szCs w:val="24"/>
@@ -572,7 +757,7 @@
     </w:p>
     <w:p>
       <w:pPr>
-        <w:pStyle w:val="723"/>
+        <w:pStyle w:val="906"/>
         <w:pBdr/>
         <w:spacing/>
         <w:ind/>
@@ -594,7 +779,7 @@
       </w:r>
       <w:r>
         <w:rPr>
-          <w:rFonts w:ascii="Arial" w:hAnsi="Arial" w:cs="Arial"/>
+          <w:rFonts w:ascii="Arial" w:hAnsi="Arial" w:eastAsia="Arial" w:cs="Arial"/>
           <w:color w:val="000000" w:themeColor="text1"/>
           <w:sz w:val="24"/>
           <w:szCs w:val="24"/>
@@ -602,7 +787,7 @@
       </w:r>
       <w:r>
         <w:rPr>
-          <w:rFonts w:ascii="Arial" w:hAnsi="Arial" w:cs="Arial"/>
+          <w:rFonts w:ascii="Arial" w:hAnsi="Arial" w:eastAsia="Arial" w:cs="Arial"/>
           <w:color w:val="000000" w:themeColor="text1"/>
           <w:sz w:val="24"/>
           <w:szCs w:val="24"/>
@@ -611,7 +796,7 @@
     </w:p>
     <w:p>
       <w:pPr>
-        <w:pStyle w:val="693"/>
+        <w:pStyle w:val="876"/>
         <w:pBdr/>
         <w:spacing/>
         <w:ind/>
@@ -633,7 +818,7 @@
       </w:r>
       <w:r>
         <w:rPr>
-          <w:rFonts w:ascii="Arial" w:hAnsi="Arial" w:cs="Arial"/>
+          <w:rFonts w:ascii="Arial" w:hAnsi="Arial" w:eastAsia="Arial" w:cs="Arial"/>
           <w:color w:val="000000" w:themeColor="text1"/>
           <w:sz w:val="24"/>
           <w:szCs w:val="24"/>
@@ -641,7 +826,7 @@
       </w:r>
       <w:r>
         <w:rPr>
-          <w:rFonts w:ascii="Arial" w:hAnsi="Arial" w:cs="Arial"/>
+          <w:rFonts w:ascii="Arial" w:hAnsi="Arial" w:eastAsia="Arial" w:cs="Arial"/>
           <w:color w:val="000000" w:themeColor="text1"/>
           <w:sz w:val="24"/>
           <w:szCs w:val="24"/>
@@ -650,7 +835,7 @@
     </w:p>
     <w:p>
       <w:pPr>
-        <w:pStyle w:val="694"/>
+        <w:pStyle w:val="877"/>
         <w:pBdr/>
         <w:spacing/>
         <w:ind/>
@@ -672,7 +857,7 @@
       </w:r>
       <w:r>
         <w:rPr>
-          <w:rFonts w:ascii="Arial" w:hAnsi="Arial" w:cs="Arial"/>
+          <w:rFonts w:ascii="Arial" w:hAnsi="Arial" w:eastAsia="Arial" w:cs="Arial"/>
           <w:color w:val="000000" w:themeColor="text1"/>
           <w:sz w:val="24"/>
           <w:szCs w:val="24"/>
@@ -680,7 +865,7 @@
       </w:r>
       <w:r>
         <w:rPr>
-          <w:rFonts w:ascii="Arial" w:hAnsi="Arial" w:cs="Arial"/>
+          <w:rFonts w:ascii="Arial" w:hAnsi="Arial" w:eastAsia="Arial" w:cs="Arial"/>
           <w:color w:val="000000" w:themeColor="text1"/>
           <w:sz w:val="24"/>
           <w:szCs w:val="24"/>
@@ -689,7 +874,7 @@
     </w:p>
     <w:p>
       <w:pPr>
-        <w:pStyle w:val="723"/>
+        <w:pStyle w:val="906"/>
         <w:pBdr/>
         <w:spacing/>
         <w:ind/>
@@ -711,7 +896,7 @@
       </w:r>
       <w:r>
         <w:rPr>
-          <w:rFonts w:ascii="Arial" w:hAnsi="Arial" w:cs="Arial"/>
+          <w:rFonts w:ascii="Arial" w:hAnsi="Arial" w:eastAsia="Arial" w:cs="Arial"/>
           <w:color w:val="000000" w:themeColor="text1"/>
           <w:sz w:val="24"/>
           <w:szCs w:val="24"/>
@@ -719,7 +904,7 @@
       </w:r>
       <w:r>
         <w:rPr>
-          <w:rFonts w:ascii="Arial" w:hAnsi="Arial" w:cs="Arial"/>
+          <w:rFonts w:ascii="Arial" w:hAnsi="Arial" w:eastAsia="Arial" w:cs="Arial"/>
           <w:color w:val="000000" w:themeColor="text1"/>
           <w:sz w:val="24"/>
           <w:szCs w:val="24"/>
@@ -728,7 +913,7 @@
     </w:p>
     <w:p>
       <w:pPr>
-        <w:pStyle w:val="723"/>
+        <w:pStyle w:val="906"/>
         <w:pBdr/>
         <w:spacing/>
         <w:ind/>
@@ -750,7 +935,7 @@
       </w:r>
       <w:r>
         <w:rPr>
-          <w:rFonts w:ascii="Arial" w:hAnsi="Arial" w:cs="Arial"/>
+          <w:rFonts w:ascii="Arial" w:hAnsi="Arial" w:eastAsia="Arial" w:cs="Arial"/>
           <w:color w:val="000000" w:themeColor="text1"/>
           <w:sz w:val="24"/>
           <w:szCs w:val="24"/>
@@ -758,7 +943,7 @@
       </w:r>
       <w:r>
         <w:rPr>
-          <w:rFonts w:ascii="Arial" w:hAnsi="Arial" w:cs="Arial"/>
+          <w:rFonts w:ascii="Arial" w:hAnsi="Arial" w:eastAsia="Arial" w:cs="Arial"/>
           <w:color w:val="000000" w:themeColor="text1"/>
           <w:sz w:val="24"/>
           <w:szCs w:val="24"/>
@@ -767,7 +952,7 @@
     </w:p>
     <w:p>
       <w:pPr>
-        <w:pStyle w:val="723"/>
+        <w:pStyle w:val="906"/>
         <w:pBdr/>
         <w:spacing/>
         <w:ind/>
@@ -789,7 +974,7 @@
       </w:r>
       <w:r>
         <w:rPr>
-          <w:rFonts w:ascii="Arial" w:hAnsi="Arial" w:cs="Arial"/>
+          <w:rFonts w:ascii="Arial" w:hAnsi="Arial" w:eastAsia="Arial" w:cs="Arial"/>
           <w:color w:val="000000" w:themeColor="text1"/>
           <w:sz w:val="24"/>
           <w:szCs w:val="24"/>
@@ -797,7 +982,7 @@
       </w:r>
       <w:r>
         <w:rPr>
-          <w:rFonts w:ascii="Arial" w:hAnsi="Arial" w:cs="Arial"/>
+          <w:rFonts w:ascii="Arial" w:hAnsi="Arial" w:eastAsia="Arial" w:cs="Arial"/>
           <w:color w:val="000000" w:themeColor="text1"/>
           <w:sz w:val="24"/>
           <w:szCs w:val="24"/>
@@ -806,7 +991,7 @@
     </w:p>
     <w:p>
       <w:pPr>
-        <w:pStyle w:val="694"/>
+        <w:pStyle w:val="877"/>
         <w:pBdr/>
         <w:spacing/>
         <w:ind/>
@@ -828,7 +1013,7 @@
       </w:r>
       <w:r>
         <w:rPr>
-          <w:rFonts w:ascii="Arial" w:hAnsi="Arial" w:cs="Arial"/>
+          <w:rFonts w:ascii="Arial" w:hAnsi="Arial" w:eastAsia="Arial" w:cs="Arial"/>
           <w:color w:val="000000" w:themeColor="text1"/>
           <w:sz w:val="24"/>
           <w:szCs w:val="24"/>
@@ -836,7 +1021,7 @@
       </w:r>
       <w:r>
         <w:rPr>
-          <w:rFonts w:ascii="Arial" w:hAnsi="Arial" w:cs="Arial"/>
+          <w:rFonts w:ascii="Arial" w:hAnsi="Arial" w:eastAsia="Arial" w:cs="Arial"/>
           <w:color w:val="000000" w:themeColor="text1"/>
           <w:sz w:val="24"/>
           <w:szCs w:val="24"/>
@@ -845,7 +1030,7 @@
     </w:p>
     <w:p>
       <w:pPr>
-        <w:pStyle w:val="723"/>
+        <w:pStyle w:val="906"/>
         <w:pBdr/>
         <w:spacing/>
         <w:ind/>
@@ -867,7 +1052,7 @@
       </w:r>
       <w:r>
         <w:rPr>
-          <w:rFonts w:ascii="Arial" w:hAnsi="Arial" w:cs="Arial"/>
+          <w:rFonts w:ascii="Arial" w:hAnsi="Arial" w:eastAsia="Arial" w:cs="Arial"/>
           <w:color w:val="000000" w:themeColor="text1"/>
           <w:sz w:val="24"/>
           <w:szCs w:val="24"/>
@@ -875,7 +1060,7 @@
       </w:r>
       <w:r>
         <w:rPr>
-          <w:rFonts w:ascii="Arial" w:hAnsi="Arial" w:cs="Arial"/>
+          <w:rFonts w:ascii="Arial" w:hAnsi="Arial" w:eastAsia="Arial" w:cs="Arial"/>
           <w:color w:val="000000" w:themeColor="text1"/>
           <w:sz w:val="24"/>
           <w:szCs w:val="24"/>
@@ -884,7 +1069,7 @@
     </w:p>
     <w:p>
       <w:pPr>
-        <w:pStyle w:val="723"/>
+        <w:pStyle w:val="906"/>
         <w:pBdr/>
         <w:spacing/>
         <w:ind/>
@@ -906,7 +1091,7 @@
       </w:r>
       <w:r>
         <w:rPr>
-          <w:rFonts w:ascii="Arial" w:hAnsi="Arial" w:cs="Arial"/>
+          <w:rFonts w:ascii="Arial" w:hAnsi="Arial" w:eastAsia="Arial" w:cs="Arial"/>
           <w:color w:val="000000" w:themeColor="text1"/>
           <w:sz w:val="24"/>
           <w:szCs w:val="24"/>
@@ -914,7 +1099,7 @@
       </w:r>
       <w:r>
         <w:rPr>
-          <w:rFonts w:ascii="Arial" w:hAnsi="Arial" w:cs="Arial"/>
+          <w:rFonts w:ascii="Arial" w:hAnsi="Arial" w:eastAsia="Arial" w:cs="Arial"/>
           <w:color w:val="000000" w:themeColor="text1"/>
           <w:sz w:val="24"/>
           <w:szCs w:val="24"/>
@@ -923,7 +1108,7 @@
     </w:p>
     <w:p>
       <w:pPr>
-        <w:pStyle w:val="694"/>
+        <w:pStyle w:val="877"/>
         <w:pBdr/>
         <w:spacing/>
         <w:ind/>
@@ -945,7 +1130,7 @@
       </w:r>
       <w:r>
         <w:rPr>
-          <w:rFonts w:ascii="Arial" w:hAnsi="Arial" w:cs="Arial"/>
+          <w:rFonts w:ascii="Arial" w:hAnsi="Arial" w:eastAsia="Arial" w:cs="Arial"/>
           <w:color w:val="000000" w:themeColor="text1"/>
           <w:sz w:val="24"/>
           <w:szCs w:val="24"/>
@@ -953,7 +1138,7 @@
       </w:r>
       <w:r>
         <w:rPr>
-          <w:rFonts w:ascii="Arial" w:hAnsi="Arial" w:cs="Arial"/>
+          <w:rFonts w:ascii="Arial" w:hAnsi="Arial" w:eastAsia="Arial" w:cs="Arial"/>
           <w:color w:val="000000" w:themeColor="text1"/>
           <w:sz w:val="24"/>
           <w:szCs w:val="24"/>
@@ -962,7 +1147,7 @@
     </w:p>
     <w:p>
       <w:pPr>
-        <w:pStyle w:val="723"/>
+        <w:pStyle w:val="906"/>
         <w:pBdr/>
         <w:spacing/>
         <w:ind/>
@@ -984,7 +1169,7 @@
       </w:r>
       <w:r>
         <w:rPr>
-          <w:rFonts w:ascii="Arial" w:hAnsi="Arial" w:cs="Arial"/>
+          <w:rFonts w:ascii="Arial" w:hAnsi="Arial" w:eastAsia="Arial" w:cs="Arial"/>
           <w:color w:val="000000" w:themeColor="text1"/>
           <w:sz w:val="24"/>
           <w:szCs w:val="24"/>
@@ -992,7 +1177,7 @@
       </w:r>
       <w:r>
         <w:rPr>
-          <w:rFonts w:ascii="Arial" w:hAnsi="Arial" w:cs="Arial"/>
+          <w:rFonts w:ascii="Arial" w:hAnsi="Arial" w:eastAsia="Arial" w:cs="Arial"/>
           <w:color w:val="000000" w:themeColor="text1"/>
           <w:sz w:val="24"/>
           <w:szCs w:val="24"/>
@@ -1001,7 +1186,7 @@
     </w:p>
     <w:p>
       <w:pPr>
-        <w:pStyle w:val="723"/>
+        <w:pStyle w:val="906"/>
         <w:pBdr/>
         <w:spacing/>
         <w:ind/>
@@ -1023,7 +1208,7 @@
       </w:r>
       <w:r>
         <w:rPr>
-          <w:rFonts w:ascii="Arial" w:hAnsi="Arial" w:cs="Arial"/>
+          <w:rFonts w:ascii="Arial" w:hAnsi="Arial" w:eastAsia="Arial" w:cs="Arial"/>
           <w:color w:val="000000" w:themeColor="text1"/>
           <w:sz w:val="24"/>
           <w:szCs w:val="24"/>
@@ -1031,7 +1216,7 @@
       </w:r>
       <w:r>
         <w:rPr>
-          <w:rFonts w:ascii="Arial" w:hAnsi="Arial" w:cs="Arial"/>
+          <w:rFonts w:ascii="Arial" w:hAnsi="Arial" w:eastAsia="Arial" w:cs="Arial"/>
           <w:color w:val="000000" w:themeColor="text1"/>
           <w:sz w:val="24"/>
           <w:szCs w:val="24"/>
@@ -1040,7 +1225,7 @@
     </w:p>
     <w:p>
       <w:pPr>
-        <w:pStyle w:val="694"/>
+        <w:pStyle w:val="877"/>
         <w:pBdr/>
         <w:spacing/>
         <w:ind/>
@@ -1062,7 +1247,7 @@
       </w:r>
       <w:r>
         <w:rPr>
-          <w:rFonts w:ascii="Arial" w:hAnsi="Arial" w:cs="Arial"/>
+          <w:rFonts w:ascii="Arial" w:hAnsi="Arial" w:eastAsia="Arial" w:cs="Arial"/>
           <w:color w:val="000000" w:themeColor="text1"/>
           <w:sz w:val="24"/>
           <w:szCs w:val="24"/>
@@ -1070,7 +1255,7 @@
       </w:r>
       <w:r>
         <w:rPr>
-          <w:rFonts w:ascii="Arial" w:hAnsi="Arial" w:cs="Arial"/>
+          <w:rFonts w:ascii="Arial" w:hAnsi="Arial" w:eastAsia="Arial" w:cs="Arial"/>
           <w:color w:val="000000" w:themeColor="text1"/>
           <w:sz w:val="24"/>
           <w:szCs w:val="24"/>
@@ -1079,7 +1264,7 @@
     </w:p>
     <w:p>
       <w:pPr>
-        <w:pStyle w:val="723"/>
+        <w:pStyle w:val="906"/>
         <w:pBdr/>
         <w:spacing/>
         <w:ind/>
@@ -1101,7 +1286,7 @@
       </w:r>
       <w:r>
         <w:rPr>
-          <w:rFonts w:ascii="Arial" w:hAnsi="Arial" w:cs="Arial"/>
+          <w:rFonts w:ascii="Arial" w:hAnsi="Arial" w:eastAsia="Arial" w:cs="Arial"/>
           <w:color w:val="000000" w:themeColor="text1"/>
           <w:sz w:val="24"/>
           <w:szCs w:val="24"/>
@@ -1109,7 +1294,7 @@
       </w:r>
       <w:r>
         <w:rPr>
-          <w:rFonts w:ascii="Arial" w:hAnsi="Arial" w:cs="Arial"/>
+          <w:rFonts w:ascii="Arial" w:hAnsi="Arial" w:eastAsia="Arial" w:cs="Arial"/>
           <w:color w:val="000000" w:themeColor="text1"/>
           <w:sz w:val="24"/>
           <w:szCs w:val="24"/>
@@ -1118,7 +1303,7 @@
     </w:p>
     <w:p>
       <w:pPr>
-        <w:pStyle w:val="723"/>
+        <w:pStyle w:val="906"/>
         <w:pBdr/>
         <w:spacing/>
         <w:ind/>
@@ -1140,7 +1325,7 @@
       </w:r>
       <w:r>
         <w:rPr>
-          <w:rFonts w:ascii="Arial" w:hAnsi="Arial" w:cs="Arial"/>
+          <w:rFonts w:ascii="Arial" w:hAnsi="Arial" w:eastAsia="Arial" w:cs="Arial"/>
           <w:color w:val="000000" w:themeColor="text1"/>
           <w:sz w:val="24"/>
           <w:szCs w:val="24"/>
@@ -1148,7 +1333,7 @@
       </w:r>
       <w:r>
         <w:rPr>
-          <w:rFonts w:ascii="Arial" w:hAnsi="Arial" w:cs="Arial"/>
+          <w:rFonts w:ascii="Arial" w:hAnsi="Arial" w:eastAsia="Arial" w:cs="Arial"/>
           <w:color w:val="000000" w:themeColor="text1"/>
           <w:sz w:val="24"/>
           <w:szCs w:val="24"/>
@@ -1157,7 +1342,7 @@
     </w:p>
     <w:p>
       <w:pPr>
-        <w:pStyle w:val="723"/>
+        <w:pStyle w:val="906"/>
         <w:pBdr/>
         <w:spacing/>
         <w:ind/>
@@ -1179,7 +1364,7 @@
       </w:r>
       <w:r>
         <w:rPr>
-          <w:rFonts w:ascii="Arial" w:hAnsi="Arial" w:cs="Arial"/>
+          <w:rFonts w:ascii="Arial" w:hAnsi="Arial" w:eastAsia="Arial" w:cs="Arial"/>
           <w:color w:val="000000" w:themeColor="text1"/>
           <w:sz w:val="24"/>
           <w:szCs w:val="24"/>
@@ -1187,7 +1372,7 @@
       </w:r>
       <w:r>
         <w:rPr>
-          <w:rFonts w:ascii="Arial" w:hAnsi="Arial" w:cs="Arial"/>
+          <w:rFonts w:ascii="Arial" w:hAnsi="Arial" w:eastAsia="Arial" w:cs="Arial"/>
           <w:color w:val="000000" w:themeColor="text1"/>
           <w:sz w:val="24"/>
           <w:szCs w:val="24"/>
@@ -1196,7 +1381,7 @@
     </w:p>
     <w:p>
       <w:pPr>
-        <w:pStyle w:val="694"/>
+        <w:pStyle w:val="877"/>
         <w:pBdr/>
         <w:spacing/>
         <w:ind/>
@@ -1218,7 +1403,7 @@
       </w:r>
       <w:r>
         <w:rPr>
-          <w:rFonts w:ascii="Arial" w:hAnsi="Arial" w:cs="Arial"/>
+          <w:rFonts w:ascii="Arial" w:hAnsi="Arial" w:eastAsia="Arial" w:cs="Arial"/>
           <w:color w:val="000000" w:themeColor="text1"/>
           <w:sz w:val="24"/>
           <w:szCs w:val="24"/>
@@ -1226,7 +1411,7 @@
       </w:r>
       <w:r>
         <w:rPr>
-          <w:rFonts w:ascii="Arial" w:hAnsi="Arial" w:cs="Arial"/>
+          <w:rFonts w:ascii="Arial" w:hAnsi="Arial" w:eastAsia="Arial" w:cs="Arial"/>
           <w:color w:val="000000" w:themeColor="text1"/>
           <w:sz w:val="24"/>
           <w:szCs w:val="24"/>
@@ -1235,7 +1420,7 @@
     </w:p>
     <w:p>
       <w:pPr>
-        <w:pStyle w:val="723"/>
+        <w:pStyle w:val="906"/>
         <w:pBdr/>
         <w:spacing/>
         <w:ind/>
@@ -1257,7 +1442,7 @@
       </w:r>
       <w:r>
         <w:rPr>
-          <w:rFonts w:ascii="Arial" w:hAnsi="Arial" w:cs="Arial"/>
+          <w:rFonts w:ascii="Arial" w:hAnsi="Arial" w:eastAsia="Arial" w:cs="Arial"/>
           <w:color w:val="000000" w:themeColor="text1"/>
           <w:sz w:val="24"/>
           <w:szCs w:val="24"/>
@@ -1265,7 +1450,7 @@
       </w:r>
       <w:r>
         <w:rPr>
-          <w:rFonts w:ascii="Arial" w:hAnsi="Arial" w:cs="Arial"/>
+          <w:rFonts w:ascii="Arial" w:hAnsi="Arial" w:eastAsia="Arial" w:cs="Arial"/>
           <w:color w:val="000000" w:themeColor="text1"/>
           <w:sz w:val="24"/>
           <w:szCs w:val="24"/>
@@ -1274,7 +1459,7 @@
     </w:p>
     <w:p>
       <w:pPr>
-        <w:pStyle w:val="723"/>
+        <w:pStyle w:val="906"/>
         <w:pBdr/>
         <w:spacing/>
         <w:ind/>
@@ -1296,7 +1481,7 @@
       </w:r>
       <w:r>
         <w:rPr>
-          <w:rFonts w:ascii="Arial" w:hAnsi="Arial" w:cs="Arial"/>
+          <w:rFonts w:ascii="Arial" w:hAnsi="Arial" w:eastAsia="Arial" w:cs="Arial"/>
           <w:color w:val="000000" w:themeColor="text1"/>
           <w:sz w:val="24"/>
           <w:szCs w:val="24"/>
@@ -1304,7 +1489,7 @@
       </w:r>
       <w:r>
         <w:rPr>
-          <w:rFonts w:ascii="Arial" w:hAnsi="Arial" w:cs="Arial"/>
+          <w:rFonts w:ascii="Arial" w:hAnsi="Arial" w:eastAsia="Arial" w:cs="Arial"/>
           <w:color w:val="000000" w:themeColor="text1"/>
           <w:sz w:val="24"/>
           <w:szCs w:val="24"/>
@@ -1313,7 +1498,7 @@
     </w:p>
     <w:p>
       <w:pPr>
-        <w:pStyle w:val="723"/>
+        <w:pStyle w:val="906"/>
         <w:pBdr/>
         <w:spacing/>
         <w:ind/>
@@ -1335,7 +1520,7 @@
       </w:r>
       <w:r>
         <w:rPr>
-          <w:rFonts w:ascii="Arial" w:hAnsi="Arial" w:cs="Arial"/>
+          <w:rFonts w:ascii="Arial" w:hAnsi="Arial" w:eastAsia="Arial" w:cs="Arial"/>
           <w:color w:val="000000" w:themeColor="text1"/>
           <w:sz w:val="24"/>
           <w:szCs w:val="24"/>
@@ -1343,7 +1528,7 @@
       </w:r>
       <w:r>
         <w:rPr>
-          <w:rFonts w:ascii="Arial" w:hAnsi="Arial" w:cs="Arial"/>
+          <w:rFonts w:ascii="Arial" w:hAnsi="Arial" w:eastAsia="Arial" w:cs="Arial"/>
           <w:color w:val="000000" w:themeColor="text1"/>
           <w:sz w:val="24"/>
           <w:szCs w:val="24"/>
@@ -1352,7 +1537,7 @@
     </w:p>
     <w:p>
       <w:pPr>
-        <w:pStyle w:val="694"/>
+        <w:pStyle w:val="877"/>
         <w:pBdr/>
         <w:spacing/>
         <w:ind/>
@@ -1374,7 +1559,7 @@
       </w:r>
       <w:r>
         <w:rPr>
-          <w:rFonts w:ascii="Arial" w:hAnsi="Arial" w:cs="Arial"/>
+          <w:rFonts w:ascii="Arial" w:hAnsi="Arial" w:eastAsia="Arial" w:cs="Arial"/>
           <w:color w:val="000000" w:themeColor="text1"/>
           <w:sz w:val="24"/>
           <w:szCs w:val="24"/>
@@ -1382,7 +1567,7 @@
       </w:r>
       <w:r>
         <w:rPr>
-          <w:rFonts w:ascii="Arial" w:hAnsi="Arial" w:cs="Arial"/>
+          <w:rFonts w:ascii="Arial" w:hAnsi="Arial" w:eastAsia="Arial" w:cs="Arial"/>
           <w:color w:val="000000" w:themeColor="text1"/>
           <w:sz w:val="24"/>
           <w:szCs w:val="24"/>
@@ -1391,7 +1576,7 @@
     </w:p>
     <w:p>
       <w:pPr>
-        <w:pStyle w:val="723"/>
+        <w:pStyle w:val="906"/>
         <w:pBdr/>
         <w:spacing/>
         <w:ind/>
@@ -1413,7 +1598,7 @@
       </w:r>
       <w:r>
         <w:rPr>
-          <w:rFonts w:ascii="Arial" w:hAnsi="Arial" w:cs="Arial"/>
+          <w:rFonts w:ascii="Arial" w:hAnsi="Arial" w:eastAsia="Arial" w:cs="Arial"/>
           <w:color w:val="000000" w:themeColor="text1"/>
           <w:sz w:val="24"/>
           <w:szCs w:val="24"/>
@@ -1421,7 +1606,7 @@
       </w:r>
       <w:r>
         <w:rPr>
-          <w:rFonts w:ascii="Arial" w:hAnsi="Arial" w:cs="Arial"/>
+          <w:rFonts w:ascii="Arial" w:hAnsi="Arial" w:eastAsia="Arial" w:cs="Arial"/>
           <w:color w:val="000000" w:themeColor="text1"/>
           <w:sz w:val="24"/>
           <w:szCs w:val="24"/>
@@ -1430,7 +1615,7 @@
     </w:p>
     <w:p>
       <w:pPr>
-        <w:pStyle w:val="723"/>
+        <w:pStyle w:val="906"/>
         <w:pBdr/>
         <w:spacing/>
         <w:ind/>
@@ -1452,7 +1637,7 @@
       </w:r>
       <w:r>
         <w:rPr>
-          <w:rFonts w:ascii="Arial" w:hAnsi="Arial" w:cs="Arial"/>
+          <w:rFonts w:ascii="Arial" w:hAnsi="Arial" w:eastAsia="Arial" w:cs="Arial"/>
           <w:color w:val="000000" w:themeColor="text1"/>
           <w:sz w:val="24"/>
           <w:szCs w:val="24"/>
@@ -1460,7 +1645,7 @@
       </w:r>
       <w:r>
         <w:rPr>
-          <w:rFonts w:ascii="Arial" w:hAnsi="Arial" w:cs="Arial"/>
+          <w:rFonts w:ascii="Arial" w:hAnsi="Arial" w:eastAsia="Arial" w:cs="Arial"/>
           <w:color w:val="000000" w:themeColor="text1"/>
           <w:sz w:val="24"/>
           <w:szCs w:val="24"/>
@@ -1469,7 +1654,7 @@
     </w:p>
     <w:p>
       <w:pPr>
-        <w:pStyle w:val="693"/>
+        <w:pStyle w:val="876"/>
         <w:pBdr/>
         <w:spacing/>
         <w:ind/>
@@ -1491,7 +1676,7 @@
       </w:r>
       <w:r>
         <w:rPr>
-          <w:rFonts w:ascii="Arial" w:hAnsi="Arial" w:cs="Arial"/>
+          <w:rFonts w:ascii="Arial" w:hAnsi="Arial" w:eastAsia="Arial" w:cs="Arial"/>
           <w:color w:val="000000" w:themeColor="text1"/>
           <w:sz w:val="24"/>
           <w:szCs w:val="24"/>
@@ -1499,7 +1684,7 @@
       </w:r>
       <w:r>
         <w:rPr>
-          <w:rFonts w:ascii="Arial" w:hAnsi="Arial" w:cs="Arial"/>
+          <w:rFonts w:ascii="Arial" w:hAnsi="Arial" w:eastAsia="Arial" w:cs="Arial"/>
           <w:color w:val="000000" w:themeColor="text1"/>
           <w:sz w:val="24"/>
           <w:szCs w:val="24"/>
@@ -1508,7 +1693,130 @@
     </w:p>
     <w:p>
       <w:pPr>
-        <w:pStyle w:val="693"/>
+        <w:pBdr/>
+        <w:spacing/>
+        <w:ind/>
+        <w:rPr>
+          <w:rFonts w:ascii="Arial" w:hAnsi="Arial" w:cs="Arial"/>
+        </w:rPr>
+      </w:pPr>
+      <w:r>
+        <w:rPr>
+          <w:rFonts w:ascii="Arial" w:hAnsi="Arial" w:eastAsia="Arial" w:cs="Arial"/>
+        </w:rPr>
+      </w:r>
+      <w:r>
+        <w:rPr>
+          <w:rFonts w:ascii="Arial" w:hAnsi="Arial" w:eastAsia="Arial" w:cs="Arial"/>
+        </w:rPr>
+      </w:r>
+      <w:r>
+        <w:rPr>
+          <w:rFonts w:ascii="Arial" w:hAnsi="Arial" w:eastAsia="Arial" w:cs="Arial"/>
+        </w:rPr>
+      </w:r>
+    </w:p>
+    <w:p>
+      <w:pPr>
+        <w:pBdr/>
+        <w:spacing/>
+        <w:ind/>
+        <w:rPr>
+          <w:rFonts w:ascii="Arial" w:hAnsi="Arial" w:cs="Arial"/>
+        </w:rPr>
+      </w:pPr>
+      <w:r>
+        <w:rPr>
+          <w:rFonts w:ascii="Arial" w:hAnsi="Arial" w:eastAsia="Arial" w:cs="Arial"/>
+          <w:color w:val="000000" w:themeColor="text1"/>
+          <w:sz w:val="24"/>
+          <w:szCs w:val="24"/>
+        </w:rPr>
+        <mc:AlternateContent>
+          <mc:Choice Requires="wpg">
+            <w:drawing>
+              <wp:inline xmlns:wp="http://schemas.openxmlformats.org/drawingml/2006/wordprocessingDrawing" distT="0" distB="0" distL="0" distR="0">
+                <wp:extent cx="5486400" cy="1860063"/>
+                <wp:effectExtent l="0" t="0" r="0" b="0"/>
+                <wp:docPr id="1" name=""/>
+                <wp:cNvGraphicFramePr>
+                  <a:graphicFrameLocks xmlns:a="http://schemas.openxmlformats.org/drawingml/2006/main" noChangeAspect="1"/>
+                </wp:cNvGraphicFramePr>
+                <a:graphic xmlns:a="http://schemas.openxmlformats.org/drawingml/2006/main">
+                  <a:graphicData uri="http://schemas.openxmlformats.org/drawingml/2006/picture">
+                    <pic:pic xmlns:pic="http://schemas.openxmlformats.org/drawingml/2006/picture">
+                      <pic:nvPicPr>
+                        <pic:cNvPr id="150243894" name=""/>
+                        <pic:cNvPicPr>
+                          <a:picLocks noChangeAspect="1"/>
+                        </pic:cNvPicPr>
+                        <pic:nvPr/>
+                      </pic:nvPicPr>
+                      <pic:blipFill rotWithShape="1">
+                        <a:blip r:embed="rId10"/>
+                        <a:stretch/>
+                      </pic:blipFill>
+                      <pic:spPr bwMode="auto">
+                        <a:xfrm>
+                          <a:off x="0" y="0"/>
+                          <a:ext cx="5486399" cy="1860063"/>
+                        </a:xfrm>
+                        <a:prstGeom prst="rect">
+                          <a:avLst/>
+                        </a:prstGeom>
+                      </pic:spPr>
+                    </pic:pic>
+                  </a:graphicData>
+                </a:graphic>
+              </wp:inline>
+            </w:drawing>
+          </mc:Choice>
+          <mc:Fallback>
+            <w:pict>
+              <v:shapetype id="_x0000_t75" coordsize="21600,21600" o:spt="75" o:preferrelative="t" path="m@4@5l@4@11@9@11@9@5xe" filled="f" stroked="f">
+                <v:stroke joinstyle="miter"/>
+                <v:formulas>
+                  <v:f eqn="if lineDrawn pixelLineWidth 0"/>
+                  <v:f eqn="sum @0 1 0"/>
+                  <v:f eqn="sum 0 0 @1"/>
+                  <v:f eqn="prod @2 1 2"/>
+                  <v:f eqn="prod @3 21600 pixelWidth"/>
+                  <v:f eqn="prod @3 21600 pixelHeight"/>
+                  <v:f eqn="sum @0 0 1"/>
+                  <v:f eqn="prod @6 1 2"/>
+                  <v:f eqn="prod @7 21600 pixelWidth"/>
+                  <v:f eqn="sum @8 21600 0"/>
+                  <v:f eqn="prod @7 21600 pixelHeight"/>
+                  <v:f eqn="sum @10 21600 0"/>
+                </v:formulas>
+                <v:path o:extrusionok="f" gradientshapeok="t" o:connecttype="rect"/>
+                <o:lock v:ext="edit" aspectratio="t"/>
+              </v:shapetype>
+              <v:shape id="_x0000_i0" o:spid="_x0000_s0" type="#_x0000_t75" style="width:432.00pt;height:146.46pt;mso-wrap-distance-left:0.00pt;mso-wrap-distance-top:0.00pt;mso-wrap-distance-right:0.00pt;mso-wrap-distance-bottom:0.00pt;z-index:1;" stroked="false">
+                <v:imagedata r:id="rId10" o:title=""/>
+                <o:lock v:ext="edit" rotation="t"/>
+              </v:shape>
+            </w:pict>
+          </mc:Fallback>
+        </mc:AlternateContent>
+      </w:r>
+      <w:r>
+        <w:rPr>
+          <w:rFonts w:ascii="Arial" w:hAnsi="Arial" w:eastAsia="Arial" w:cs="Arial"/>
+          <w:color w:val="000000" w:themeColor="text1"/>
+          <w:sz w:val="24"/>
+          <w:szCs w:val="24"/>
+        </w:rPr>
+      </w:r>
+      <w:r>
+        <w:rPr>
+          <w:rFonts w:ascii="Arial" w:hAnsi="Arial" w:eastAsia="Arial" w:cs="Arial"/>
+        </w:rPr>
+      </w:r>
+    </w:p>
+    <w:p>
+      <w:pPr>
+        <w:pStyle w:val="876"/>
         <w:pBdr/>
         <w:spacing/>
         <w:ind/>
@@ -1530,7 +1838,153 @@
       </w:r>
       <w:r>
         <w:rPr>
+          <w:rFonts w:ascii="Arial" w:hAnsi="Arial" w:eastAsia="Arial" w:cs="Arial"/>
+        </w:rPr>
+      </w:r>
+      <w:r>
+        <w:rPr>
+          <w:rFonts w:ascii="Arial" w:hAnsi="Arial" w:eastAsia="Arial" w:cs="Arial"/>
+          <w:color w:val="000000" w:themeColor="text1"/>
+          <w:sz w:val="24"/>
+          <w:szCs w:val="24"/>
+        </w:rPr>
+      </w:r>
+    </w:p>
+    <w:p>
+      <w:pPr>
+        <w:pBdr/>
+        <w:spacing/>
+        <w:ind/>
+        <w:rPr>
           <w:rFonts w:ascii="Arial" w:hAnsi="Arial" w:cs="Arial"/>
+        </w:rPr>
+      </w:pPr>
+      <w:r>
+        <w:rPr>
+          <w:rFonts w:ascii="Arial" w:hAnsi="Arial" w:eastAsia="Arial" w:cs="Arial"/>
+        </w:rPr>
+      </w:r>
+      <w:r>
+        <w:rPr>
+          <w:rFonts w:ascii="Arial" w:hAnsi="Arial" w:eastAsia="Arial" w:cs="Arial"/>
+        </w:rPr>
+      </w:r>
+      <w:r>
+        <w:rPr>
+          <w:rFonts w:ascii="Arial" w:hAnsi="Arial" w:eastAsia="Arial" w:cs="Arial"/>
+        </w:rPr>
+      </w:r>
+    </w:p>
+    <w:p>
+      <w:pPr>
+        <w:pBdr/>
+        <w:spacing/>
+        <w:ind/>
+        <w:rPr>
+          <w:rFonts w:ascii="Arial" w:hAnsi="Arial" w:cs="Arial"/>
+        </w:rPr>
+      </w:pPr>
+      <w:r>
+        <w:rPr>
+          <w:rFonts w:ascii="Arial" w:hAnsi="Arial" w:eastAsia="Arial" w:cs="Arial"/>
+          <w:lang w:val="es-ES"/>
+        </w:rPr>
+        <w:t xml:space="preserve">Payment Service:</w:t>
+      </w:r>
+      <w:r>
+        <w:rPr>
+          <w:rFonts w:ascii="Arial" w:hAnsi="Arial" w:eastAsia="Arial" w:cs="Arial"/>
+        </w:rPr>
+      </w:r>
+    </w:p>
+    <w:p>
+      <w:pPr>
+        <w:pBdr/>
+        <w:spacing/>
+        <w:ind/>
+        <w:rPr>
+          <w:rFonts w:ascii="Arial" w:hAnsi="Arial" w:cs="Arial"/>
+          <w:color w:val="000000" w:themeColor="text1"/>
+          <w:sz w:val="24"/>
+          <w:szCs w:val="24"/>
+          <w:highlight w:val="none"/>
+        </w:rPr>
+      </w:pPr>
+      <w:r>
+        <w:rPr>
+          <w:rFonts w:ascii="Arial" w:hAnsi="Arial" w:eastAsia="Arial" w:cs="Arial"/>
+        </w:rPr>
+        <mc:AlternateContent>
+          <mc:Choice Requires="wpg">
+            <w:drawing>
+              <wp:inline xmlns:wp="http://schemas.openxmlformats.org/drawingml/2006/wordprocessingDrawing" distT="0" distB="0" distL="0" distR="0">
+                <wp:extent cx="3933825" cy="8172450"/>
+                <wp:effectExtent l="0" t="0" r="0" b="0"/>
+                <wp:docPr id="2" name=""/>
+                <wp:cNvGraphicFramePr>
+                  <a:graphicFrameLocks xmlns:a="http://schemas.openxmlformats.org/drawingml/2006/main" noChangeAspect="1"/>
+                </wp:cNvGraphicFramePr>
+                <a:graphic xmlns:a="http://schemas.openxmlformats.org/drawingml/2006/main">
+                  <a:graphicData uri="http://schemas.openxmlformats.org/drawingml/2006/picture">
+                    <pic:pic xmlns:pic="http://schemas.openxmlformats.org/drawingml/2006/picture">
+                      <pic:nvPicPr>
+                        <pic:cNvPr id="1764619563" name=""/>
+                        <pic:cNvPicPr>
+                          <a:picLocks noChangeAspect="1"/>
+                        </pic:cNvPicPr>
+                        <pic:nvPr/>
+                      </pic:nvPicPr>
+                      <pic:blipFill rotWithShape="1">
+                        <a:blip r:embed="rId11"/>
+                        <a:stretch/>
+                      </pic:blipFill>
+                      <pic:spPr bwMode="auto">
+                        <a:xfrm>
+                          <a:off x="0" y="0"/>
+                          <a:ext cx="3933824" cy="8172450"/>
+                        </a:xfrm>
+                        <a:prstGeom prst="rect">
+                          <a:avLst/>
+                        </a:prstGeom>
+                      </pic:spPr>
+                    </pic:pic>
+                  </a:graphicData>
+                </a:graphic>
+              </wp:inline>
+            </w:drawing>
+          </mc:Choice>
+          <mc:Fallback>
+            <w:pict>
+              <v:shapetype id="_x0000_t75" coordsize="21600,21600" o:spt="75" o:preferrelative="t" path="m@4@5l@4@11@9@11@9@5xe" filled="f" stroked="f">
+                <v:stroke joinstyle="miter"/>
+                <v:formulas>
+                  <v:f eqn="if lineDrawn pixelLineWidth 0"/>
+                  <v:f eqn="sum @0 1 0"/>
+                  <v:f eqn="sum 0 0 @1"/>
+                  <v:f eqn="prod @2 1 2"/>
+                  <v:f eqn="prod @3 21600 pixelWidth"/>
+                  <v:f eqn="prod @3 21600 pixelHeight"/>
+                  <v:f eqn="sum @0 0 1"/>
+                  <v:f eqn="prod @6 1 2"/>
+                  <v:f eqn="prod @7 21600 pixelWidth"/>
+                  <v:f eqn="sum @8 21600 0"/>
+                  <v:f eqn="prod @7 21600 pixelHeight"/>
+                  <v:f eqn="sum @10 21600 0"/>
+                </v:formulas>
+                <v:path o:extrusionok="f" gradientshapeok="t" o:connecttype="rect"/>
+                <o:lock v:ext="edit" aspectratio="t"/>
+              </v:shapetype>
+              <v:shape id="_x0000_i1" o:spid="_x0000_s1" type="#_x0000_t75" style="width:309.75pt;height:643.50pt;mso-wrap-distance-left:0.00pt;mso-wrap-distance-top:0.00pt;mso-wrap-distance-right:0.00pt;mso-wrap-distance-bottom:0.00pt;z-index:1;" stroked="false">
+                <v:imagedata r:id="rId11" o:title=""/>
+                <o:lock v:ext="edit" rotation="t"/>
+              </v:shape>
+            </w:pict>
+          </mc:Fallback>
+        </mc:AlternateContent>
+      </w:r>
+      <w:r>
+        <w:rPr>
+          <w:rFonts w:ascii="Arial" w:hAnsi="Arial" w:eastAsia="Arial" w:cs="Arial"/>
           <w:color w:val="000000" w:themeColor="text1"/>
           <w:sz w:val="24"/>
           <w:szCs w:val="24"/>
@@ -1538,10 +1992,895 @@
       </w:r>
       <w:r>
         <w:rPr>
+          <w:rFonts w:ascii="Arial" w:hAnsi="Arial" w:eastAsia="Arial" w:cs="Arial"/>
+          <w:color w:val="000000" w:themeColor="text1"/>
+          <w:sz w:val="24"/>
+          <w:szCs w:val="24"/>
+          <w:highlight w:val="none"/>
+        </w:rPr>
+      </w:r>
+    </w:p>
+    <w:p>
+      <w:pPr>
+        <w:pBdr/>
+        <w:spacing/>
+        <w:ind/>
+        <w:rPr>
           <w:rFonts w:ascii="Arial" w:hAnsi="Arial" w:cs="Arial"/>
           <w:color w:val="000000" w:themeColor="text1"/>
           <w:sz w:val="24"/>
           <w:szCs w:val="24"/>
+          <w:highlight w:val="none"/>
+        </w:rPr>
+      </w:pPr>
+      <w:r>
+        <w:rPr>
+          <w:rFonts w:ascii="Arial" w:hAnsi="Arial" w:eastAsia="Arial" w:cs="Arial"/>
+          <w:color w:val="000000" w:themeColor="text1"/>
+          <w:sz w:val="24"/>
+          <w:szCs w:val="24"/>
+          <w:highlight w:val="none"/>
+          <w:lang w:val="es-ES"/>
+        </w:rPr>
+        <w:t xml:space="preserve">Bid Service:</w:t>
+      </w:r>
+      <w:r>
+        <w:rPr>
+          <w:rFonts w:ascii="Arial" w:hAnsi="Arial" w:eastAsia="Arial" w:cs="Arial"/>
+          <w:color w:val="000000" w:themeColor="text1"/>
+          <w:sz w:val="24"/>
+          <w:szCs w:val="24"/>
+          <w:highlight w:val="none"/>
+        </w:rPr>
+      </w:r>
+      <w:r>
+        <w:rPr>
+          <w:rFonts w:ascii="Arial" w:hAnsi="Arial" w:eastAsia="Arial" w:cs="Arial"/>
+          <w:color w:val="000000" w:themeColor="text1"/>
+          <w:sz w:val="24"/>
+          <w:szCs w:val="24"/>
+          <w:highlight w:val="none"/>
+        </w:rPr>
+      </w:r>
+    </w:p>
+    <w:p>
+      <w:pPr>
+        <w:pBdr/>
+        <w:spacing/>
+        <w:ind/>
+        <w:rPr>
+          <w:rFonts w:ascii="Arial" w:hAnsi="Arial" w:cs="Arial"/>
+          <w:color w:val="000000" w:themeColor="text1"/>
+          <w:sz w:val="24"/>
+          <w:szCs w:val="24"/>
+          <w:highlight w:val="none"/>
+        </w:rPr>
+      </w:pPr>
+      <w:r>
+        <w:rPr>
+          <w:rFonts w:ascii="Arial" w:hAnsi="Arial" w:eastAsia="Arial" w:cs="Arial"/>
+          <w:color w:val="000000" w:themeColor="text1"/>
+          <w:sz w:val="24"/>
+          <w:szCs w:val="24"/>
+          <w:highlight w:val="none"/>
+        </w:rPr>
+        <mc:AlternateContent>
+          <mc:Choice Requires="wpg">
+            <w:drawing>
+              <wp:inline xmlns:wp="http://schemas.openxmlformats.org/drawingml/2006/wordprocessingDrawing" distT="0" distB="0" distL="0" distR="0">
+                <wp:extent cx="3933825" cy="7458075"/>
+                <wp:effectExtent l="0" t="0" r="0" b="0"/>
+                <wp:docPr id="3" name=""/>
+                <wp:cNvGraphicFramePr>
+                  <a:graphicFrameLocks xmlns:a="http://schemas.openxmlformats.org/drawingml/2006/main" noChangeAspect="1"/>
+                </wp:cNvGraphicFramePr>
+                <a:graphic xmlns:a="http://schemas.openxmlformats.org/drawingml/2006/main">
+                  <a:graphicData uri="http://schemas.openxmlformats.org/drawingml/2006/picture">
+                    <pic:pic xmlns:pic="http://schemas.openxmlformats.org/drawingml/2006/picture">
+                      <pic:nvPicPr>
+                        <pic:cNvPr id="1589037862" name=""/>
+                        <pic:cNvPicPr>
+                          <a:picLocks noChangeAspect="1"/>
+                        </pic:cNvPicPr>
+                        <pic:nvPr/>
+                      </pic:nvPicPr>
+                      <pic:blipFill rotWithShape="1">
+                        <a:blip r:embed="rId12"/>
+                        <a:stretch/>
+                      </pic:blipFill>
+                      <pic:spPr bwMode="auto">
+                        <a:xfrm>
+                          <a:off x="0" y="0"/>
+                          <a:ext cx="3933824" cy="7458075"/>
+                        </a:xfrm>
+                        <a:prstGeom prst="rect">
+                          <a:avLst/>
+                        </a:prstGeom>
+                      </pic:spPr>
+                    </pic:pic>
+                  </a:graphicData>
+                </a:graphic>
+              </wp:inline>
+            </w:drawing>
+          </mc:Choice>
+          <mc:Fallback>
+            <w:pict>
+              <v:shapetype id="_x0000_t75" coordsize="21600,21600" o:spt="75" o:preferrelative="t" path="m@4@5l@4@11@9@11@9@5xe" filled="f" stroked="f">
+                <v:stroke joinstyle="miter"/>
+                <v:formulas>
+                  <v:f eqn="if lineDrawn pixelLineWidth 0"/>
+                  <v:f eqn="sum @0 1 0"/>
+                  <v:f eqn="sum 0 0 @1"/>
+                  <v:f eqn="prod @2 1 2"/>
+                  <v:f eqn="prod @3 21600 pixelWidth"/>
+                  <v:f eqn="prod @3 21600 pixelHeight"/>
+                  <v:f eqn="sum @0 0 1"/>
+                  <v:f eqn="prod @6 1 2"/>
+                  <v:f eqn="prod @7 21600 pixelWidth"/>
+                  <v:f eqn="sum @8 21600 0"/>
+                  <v:f eqn="prod @7 21600 pixelHeight"/>
+                  <v:f eqn="sum @10 21600 0"/>
+                </v:formulas>
+                <v:path o:extrusionok="f" gradientshapeok="t" o:connecttype="rect"/>
+                <o:lock v:ext="edit" aspectratio="t"/>
+              </v:shapetype>
+              <v:shape id="_x0000_i2" o:spid="_x0000_s2" type="#_x0000_t75" style="width:309.75pt;height:587.25pt;mso-wrap-distance-left:0.00pt;mso-wrap-distance-top:0.00pt;mso-wrap-distance-right:0.00pt;mso-wrap-distance-bottom:0.00pt;z-index:1;" stroked="false">
+                <v:imagedata r:id="rId12" o:title=""/>
+                <o:lock v:ext="edit" rotation="t"/>
+              </v:shape>
+            </w:pict>
+          </mc:Fallback>
+        </mc:AlternateContent>
+      </w:r>
+      <w:r>
+        <w:rPr>
+          <w:rFonts w:ascii="Arial" w:hAnsi="Arial" w:eastAsia="Arial" w:cs="Arial"/>
+          <w:color w:val="000000" w:themeColor="text1"/>
+          <w:sz w:val="24"/>
+          <w:szCs w:val="24"/>
+          <w:highlight w:val="none"/>
+        </w:rPr>
+      </w:r>
+      <w:r>
+        <w:rPr>
+          <w:rFonts w:ascii="Arial" w:hAnsi="Arial" w:eastAsia="Arial" w:cs="Arial"/>
+          <w:color w:val="000000" w:themeColor="text1"/>
+          <w:sz w:val="24"/>
+          <w:szCs w:val="24"/>
+          <w:highlight w:val="none"/>
+        </w:rPr>
+      </w:r>
+    </w:p>
+    <w:p>
+      <w:pPr>
+        <w:pBdr/>
+        <w:spacing/>
+        <w:ind/>
+        <w:rPr>
+          <w:rFonts w:ascii="Arial" w:hAnsi="Arial" w:cs="Arial"/>
+          <w:color w:val="000000" w:themeColor="text1"/>
+          <w:sz w:val="24"/>
+          <w:szCs w:val="24"/>
+          <w:highlight w:val="none"/>
+        </w:rPr>
+      </w:pPr>
+      <w:r>
+        <w:rPr>
+          <w:rFonts w:ascii="Arial" w:hAnsi="Arial" w:eastAsia="Arial" w:cs="Arial"/>
+          <w:color w:val="000000" w:themeColor="text1"/>
+          <w:sz w:val="24"/>
+          <w:szCs w:val="24"/>
+          <w:highlight w:val="none"/>
+          <w:lang w:val="es-ES"/>
+        </w:rPr>
+        <w:t xml:space="preserve">Report Service:</w:t>
+      </w:r>
+      <w:r>
+        <w:rPr>
+          <w:rFonts w:ascii="Arial" w:hAnsi="Arial" w:eastAsia="Arial" w:cs="Arial"/>
+          <w:color w:val="000000" w:themeColor="text1"/>
+          <w:sz w:val="24"/>
+          <w:szCs w:val="24"/>
+          <w:highlight w:val="none"/>
+        </w:rPr>
+      </w:r>
+      <w:r>
+        <w:rPr>
+          <w:rFonts w:ascii="Arial" w:hAnsi="Arial" w:eastAsia="Arial" w:cs="Arial"/>
+          <w:color w:val="000000" w:themeColor="text1"/>
+          <w:sz w:val="24"/>
+          <w:szCs w:val="24"/>
+          <w:highlight w:val="none"/>
+        </w:rPr>
+      </w:r>
+    </w:p>
+    <w:p>
+      <w:pPr>
+        <w:pBdr/>
+        <w:spacing/>
+        <w:ind/>
+        <w:rPr>
+          <w:rFonts w:ascii="Arial" w:hAnsi="Arial" w:cs="Arial"/>
+          <w:color w:val="000000" w:themeColor="text1"/>
+          <w:sz w:val="24"/>
+          <w:szCs w:val="24"/>
+          <w:highlight w:val="none"/>
+        </w:rPr>
+      </w:pPr>
+      <w:r>
+        <w:rPr>
+          <w:rFonts w:ascii="Arial" w:hAnsi="Arial" w:eastAsia="Arial" w:cs="Arial"/>
+          <w:color w:val="000000" w:themeColor="text1"/>
+          <w:sz w:val="24"/>
+          <w:szCs w:val="24"/>
+          <w:highlight w:val="none"/>
+        </w:rPr>
+        <mc:AlternateContent>
+          <mc:Choice Requires="wpg">
+            <w:drawing>
+              <wp:inline xmlns:wp="http://schemas.openxmlformats.org/drawingml/2006/wordprocessingDrawing" distT="0" distB="0" distL="0" distR="0">
+                <wp:extent cx="3571875" cy="6505575"/>
+                <wp:effectExtent l="0" t="0" r="0" b="0"/>
+                <wp:docPr id="4" name=""/>
+                <wp:cNvGraphicFramePr>
+                  <a:graphicFrameLocks xmlns:a="http://schemas.openxmlformats.org/drawingml/2006/main" noChangeAspect="1"/>
+                </wp:cNvGraphicFramePr>
+                <a:graphic xmlns:a="http://schemas.openxmlformats.org/drawingml/2006/main">
+                  <a:graphicData uri="http://schemas.openxmlformats.org/drawingml/2006/picture">
+                    <pic:pic xmlns:pic="http://schemas.openxmlformats.org/drawingml/2006/picture">
+                      <pic:nvPicPr>
+                        <pic:cNvPr id="914948209" name=""/>
+                        <pic:cNvPicPr>
+                          <a:picLocks noChangeAspect="1"/>
+                        </pic:cNvPicPr>
+                        <pic:nvPr/>
+                      </pic:nvPicPr>
+                      <pic:blipFill rotWithShape="1">
+                        <a:blip r:embed="rId13"/>
+                        <a:stretch/>
+                      </pic:blipFill>
+                      <pic:spPr bwMode="auto">
+                        <a:xfrm>
+                          <a:off x="0" y="0"/>
+                          <a:ext cx="3571875" cy="6505574"/>
+                        </a:xfrm>
+                        <a:prstGeom prst="rect">
+                          <a:avLst/>
+                        </a:prstGeom>
+                      </pic:spPr>
+                    </pic:pic>
+                  </a:graphicData>
+                </a:graphic>
+              </wp:inline>
+            </w:drawing>
+          </mc:Choice>
+          <mc:Fallback>
+            <w:pict>
+              <v:shapetype id="_x0000_t75" coordsize="21600,21600" o:spt="75" o:preferrelative="t" path="m@4@5l@4@11@9@11@9@5xe" filled="f" stroked="f">
+                <v:stroke joinstyle="miter"/>
+                <v:formulas>
+                  <v:f eqn="if lineDrawn pixelLineWidth 0"/>
+                  <v:f eqn="sum @0 1 0"/>
+                  <v:f eqn="sum 0 0 @1"/>
+                  <v:f eqn="prod @2 1 2"/>
+                  <v:f eqn="prod @3 21600 pixelWidth"/>
+                  <v:f eqn="prod @3 21600 pixelHeight"/>
+                  <v:f eqn="sum @0 0 1"/>
+                  <v:f eqn="prod @6 1 2"/>
+                  <v:f eqn="prod @7 21600 pixelWidth"/>
+                  <v:f eqn="sum @8 21600 0"/>
+                  <v:f eqn="prod @7 21600 pixelHeight"/>
+                  <v:f eqn="sum @10 21600 0"/>
+                </v:formulas>
+                <v:path o:extrusionok="f" gradientshapeok="t" o:connecttype="rect"/>
+                <o:lock v:ext="edit" aspectratio="t"/>
+              </v:shapetype>
+              <v:shape id="_x0000_i3" o:spid="_x0000_s3" type="#_x0000_t75" style="width:281.25pt;height:512.25pt;mso-wrap-distance-left:0.00pt;mso-wrap-distance-top:0.00pt;mso-wrap-distance-right:0.00pt;mso-wrap-distance-bottom:0.00pt;z-index:1;" stroked="false">
+                <v:imagedata r:id="rId13" o:title=""/>
+                <o:lock v:ext="edit" rotation="t"/>
+              </v:shape>
+            </w:pict>
+          </mc:Fallback>
+        </mc:AlternateContent>
+      </w:r>
+      <w:r>
+        <w:rPr>
+          <w:rFonts w:ascii="Arial" w:hAnsi="Arial" w:eastAsia="Arial" w:cs="Arial"/>
+          <w:color w:val="000000" w:themeColor="text1"/>
+          <w:sz w:val="24"/>
+          <w:szCs w:val="24"/>
+          <w:highlight w:val="none"/>
+        </w:rPr>
+      </w:r>
+      <w:r>
+        <w:rPr>
+          <w:rFonts w:ascii="Arial" w:hAnsi="Arial" w:eastAsia="Arial" w:cs="Arial"/>
+          <w:color w:val="000000" w:themeColor="text1"/>
+          <w:sz w:val="24"/>
+          <w:szCs w:val="24"/>
+          <w:highlight w:val="none"/>
+        </w:rPr>
+      </w:r>
+    </w:p>
+    <w:p>
+      <w:pPr>
+        <w:pBdr/>
+        <w:spacing/>
+        <w:ind/>
+        <w:rPr>
+          <w:rFonts w:ascii="Arial" w:hAnsi="Arial" w:cs="Arial"/>
+          <w:color w:val="000000" w:themeColor="text1"/>
+          <w:sz w:val="24"/>
+          <w:szCs w:val="24"/>
+          <w:highlight w:val="none"/>
+        </w:rPr>
+      </w:pPr>
+      <w:r>
+        <w:rPr>
+          <w:rFonts w:ascii="Arial" w:hAnsi="Arial" w:eastAsia="Arial" w:cs="Arial"/>
+          <w:color w:val="000000" w:themeColor="text1"/>
+          <w:sz w:val="24"/>
+          <w:szCs w:val="24"/>
+          <w:highlight w:val="none"/>
+          <w:lang w:val="es-ES"/>
+        </w:rPr>
+        <w:t xml:space="preserve">Product Service:</w:t>
+      </w:r>
+      <w:r>
+        <w:rPr>
+          <w:rFonts w:ascii="Arial" w:hAnsi="Arial" w:eastAsia="Arial" w:cs="Arial"/>
+          <w:color w:val="000000" w:themeColor="text1"/>
+          <w:sz w:val="24"/>
+          <w:szCs w:val="24"/>
+          <w:highlight w:val="none"/>
+        </w:rPr>
+      </w:r>
+      <w:r>
+        <w:rPr>
+          <w:rFonts w:ascii="Arial" w:hAnsi="Arial" w:eastAsia="Arial" w:cs="Arial"/>
+          <w:color w:val="000000" w:themeColor="text1"/>
+          <w:sz w:val="24"/>
+          <w:szCs w:val="24"/>
+          <w:highlight w:val="none"/>
+        </w:rPr>
+      </w:r>
+    </w:p>
+    <w:p>
+      <w:pPr>
+        <w:pBdr/>
+        <w:spacing/>
+        <w:ind/>
+        <w:rPr>
+          <w:rFonts w:ascii="Arial" w:hAnsi="Arial" w:cs="Arial"/>
+          <w:color w:val="000000" w:themeColor="text1"/>
+          <w:sz w:val="24"/>
+          <w:szCs w:val="24"/>
+          <w:highlight w:val="none"/>
+        </w:rPr>
+      </w:pPr>
+      <w:r>
+        <w:rPr>
+          <w:rFonts w:ascii="Arial" w:hAnsi="Arial" w:eastAsia="Arial" w:cs="Arial"/>
+          <w:color w:val="000000" w:themeColor="text1"/>
+          <w:sz w:val="24"/>
+          <w:szCs w:val="24"/>
+          <w:highlight w:val="none"/>
+        </w:rPr>
+        <mc:AlternateContent>
+          <mc:Choice Requires="wpg">
+            <w:drawing>
+              <wp:inline xmlns:wp="http://schemas.openxmlformats.org/drawingml/2006/wordprocessingDrawing" distT="0" distB="0" distL="0" distR="0">
+                <wp:extent cx="3933825" cy="7458075"/>
+                <wp:effectExtent l="0" t="0" r="0" b="0"/>
+                <wp:docPr id="5" name=""/>
+                <wp:cNvGraphicFramePr>
+                  <a:graphicFrameLocks xmlns:a="http://schemas.openxmlformats.org/drawingml/2006/main" noChangeAspect="1"/>
+                </wp:cNvGraphicFramePr>
+                <a:graphic xmlns:a="http://schemas.openxmlformats.org/drawingml/2006/main">
+                  <a:graphicData uri="http://schemas.openxmlformats.org/drawingml/2006/picture">
+                    <pic:pic xmlns:pic="http://schemas.openxmlformats.org/drawingml/2006/picture">
+                      <pic:nvPicPr>
+                        <pic:cNvPr id="840854731" name=""/>
+                        <pic:cNvPicPr>
+                          <a:picLocks noChangeAspect="1"/>
+                        </pic:cNvPicPr>
+                        <pic:nvPr/>
+                      </pic:nvPicPr>
+                      <pic:blipFill rotWithShape="1">
+                        <a:blip r:embed="rId14"/>
+                        <a:stretch/>
+                      </pic:blipFill>
+                      <pic:spPr bwMode="auto">
+                        <a:xfrm>
+                          <a:off x="0" y="0"/>
+                          <a:ext cx="3933824" cy="7458075"/>
+                        </a:xfrm>
+                        <a:prstGeom prst="rect">
+                          <a:avLst/>
+                        </a:prstGeom>
+                      </pic:spPr>
+                    </pic:pic>
+                  </a:graphicData>
+                </a:graphic>
+              </wp:inline>
+            </w:drawing>
+          </mc:Choice>
+          <mc:Fallback>
+            <w:pict>
+              <v:shapetype id="_x0000_t75" coordsize="21600,21600" o:spt="75" o:preferrelative="t" path="m@4@5l@4@11@9@11@9@5xe" filled="f" stroked="f">
+                <v:stroke joinstyle="miter"/>
+                <v:formulas>
+                  <v:f eqn="if lineDrawn pixelLineWidth 0"/>
+                  <v:f eqn="sum @0 1 0"/>
+                  <v:f eqn="sum 0 0 @1"/>
+                  <v:f eqn="prod @2 1 2"/>
+                  <v:f eqn="prod @3 21600 pixelWidth"/>
+                  <v:f eqn="prod @3 21600 pixelHeight"/>
+                  <v:f eqn="sum @0 0 1"/>
+                  <v:f eqn="prod @6 1 2"/>
+                  <v:f eqn="prod @7 21600 pixelWidth"/>
+                  <v:f eqn="sum @8 21600 0"/>
+                  <v:f eqn="prod @7 21600 pixelHeight"/>
+                  <v:f eqn="sum @10 21600 0"/>
+                </v:formulas>
+                <v:path o:extrusionok="f" gradientshapeok="t" o:connecttype="rect"/>
+                <o:lock v:ext="edit" aspectratio="t"/>
+              </v:shapetype>
+              <v:shape id="_x0000_i4" o:spid="_x0000_s4" type="#_x0000_t75" style="width:309.75pt;height:587.25pt;mso-wrap-distance-left:0.00pt;mso-wrap-distance-top:0.00pt;mso-wrap-distance-right:0.00pt;mso-wrap-distance-bottom:0.00pt;z-index:1;" stroked="false">
+                <v:imagedata r:id="rId14" o:title=""/>
+                <o:lock v:ext="edit" rotation="t"/>
+              </v:shape>
+            </w:pict>
+          </mc:Fallback>
+        </mc:AlternateContent>
+      </w:r>
+      <w:r>
+        <w:rPr>
+          <w:rFonts w:ascii="Arial" w:hAnsi="Arial" w:eastAsia="Arial" w:cs="Arial"/>
+          <w:color w:val="000000" w:themeColor="text1"/>
+          <w:sz w:val="24"/>
+          <w:szCs w:val="24"/>
+          <w:highlight w:val="none"/>
+        </w:rPr>
+      </w:r>
+    </w:p>
+    <w:p>
+      <w:pPr>
+        <w:pBdr/>
+        <w:spacing/>
+        <w:ind/>
+        <w:rPr>
+          <w:rFonts w:ascii="Arial" w:hAnsi="Arial" w:cs="Arial"/>
+          <w:color w:val="000000" w:themeColor="text1"/>
+          <w:sz w:val="24"/>
+          <w:szCs w:val="24"/>
+          <w:highlight w:val="none"/>
+        </w:rPr>
+      </w:pPr>
+      <w:r>
+        <w:rPr>
+          <w:rFonts w:ascii="Arial" w:hAnsi="Arial" w:eastAsia="Arial" w:cs="Arial"/>
+          <w:color w:val="000000" w:themeColor="text1"/>
+          <w:sz w:val="24"/>
+          <w:szCs w:val="24"/>
+          <w:highlight w:val="none"/>
+          <w:lang w:val="es-ES"/>
+        </w:rPr>
+        <w:t xml:space="preserve">Auction Service:</w:t>
+      </w:r>
+      <w:r>
+        <w:rPr>
+          <w:rFonts w:ascii="Arial" w:hAnsi="Arial" w:eastAsia="Arial" w:cs="Arial"/>
+          <w:color w:val="000000" w:themeColor="text1"/>
+          <w:sz w:val="24"/>
+          <w:szCs w:val="24"/>
+          <w:highlight w:val="none"/>
+        </w:rPr>
+      </w:r>
+      <w:r>
+        <w:rPr>
+          <w:rFonts w:ascii="Arial" w:hAnsi="Arial" w:eastAsia="Arial" w:cs="Arial"/>
+          <w:color w:val="000000" w:themeColor="text1"/>
+          <w:sz w:val="24"/>
+          <w:szCs w:val="24"/>
+          <w:highlight w:val="none"/>
+        </w:rPr>
+      </w:r>
+    </w:p>
+    <w:p>
+      <w:pPr>
+        <w:pBdr/>
+        <w:spacing/>
+        <w:ind/>
+        <w:rPr>
+          <w:rFonts w:ascii="Arial" w:hAnsi="Arial" w:cs="Arial"/>
+          <w:color w:val="000000" w:themeColor="text1"/>
+          <w:sz w:val="24"/>
+          <w:szCs w:val="24"/>
+          <w:highlight w:val="none"/>
+        </w:rPr>
+      </w:pPr>
+      <w:r>
+        <w:rPr>
+          <w:rFonts w:ascii="Arial" w:hAnsi="Arial" w:eastAsia="Arial" w:cs="Arial"/>
+          <w:color w:val="000000" w:themeColor="text1"/>
+          <w:sz w:val="24"/>
+          <w:szCs w:val="24"/>
+          <w:highlight w:val="none"/>
+        </w:rPr>
+        <mc:AlternateContent>
+          <mc:Choice Requires="wpg">
+            <w:drawing>
+              <wp:inline xmlns:wp="http://schemas.openxmlformats.org/drawingml/2006/wordprocessingDrawing" distT="0" distB="0" distL="0" distR="0">
+                <wp:extent cx="3933825" cy="8886825"/>
+                <wp:effectExtent l="0" t="0" r="0" b="0"/>
+                <wp:docPr id="6" name=""/>
+                <wp:cNvGraphicFramePr>
+                  <a:graphicFrameLocks xmlns:a="http://schemas.openxmlformats.org/drawingml/2006/main" noChangeAspect="1"/>
+                </wp:cNvGraphicFramePr>
+                <a:graphic xmlns:a="http://schemas.openxmlformats.org/drawingml/2006/main">
+                  <a:graphicData uri="http://schemas.openxmlformats.org/drawingml/2006/picture">
+                    <pic:pic xmlns:pic="http://schemas.openxmlformats.org/drawingml/2006/picture">
+                      <pic:nvPicPr>
+                        <pic:cNvPr id="2134024176" name=""/>
+                        <pic:cNvPicPr>
+                          <a:picLocks noChangeAspect="1"/>
+                        </pic:cNvPicPr>
+                        <pic:nvPr/>
+                      </pic:nvPicPr>
+                      <pic:blipFill rotWithShape="1">
+                        <a:blip r:embed="rId15"/>
+                        <a:stretch/>
+                      </pic:blipFill>
+                      <pic:spPr bwMode="auto">
+                        <a:xfrm>
+                          <a:off x="0" y="0"/>
+                          <a:ext cx="3933824" cy="8886825"/>
+                        </a:xfrm>
+                        <a:prstGeom prst="rect">
+                          <a:avLst/>
+                        </a:prstGeom>
+                      </pic:spPr>
+                    </pic:pic>
+                  </a:graphicData>
+                </a:graphic>
+              </wp:inline>
+            </w:drawing>
+          </mc:Choice>
+          <mc:Fallback>
+            <w:pict>
+              <v:shapetype id="_x0000_t75" coordsize="21600,21600" o:spt="75" o:preferrelative="t" path="m@4@5l@4@11@9@11@9@5xe" filled="f" stroked="f">
+                <v:stroke joinstyle="miter"/>
+                <v:formulas>
+                  <v:f eqn="if lineDrawn pixelLineWidth 0"/>
+                  <v:f eqn="sum @0 1 0"/>
+                  <v:f eqn="sum 0 0 @1"/>
+                  <v:f eqn="prod @2 1 2"/>
+                  <v:f eqn="prod @3 21600 pixelWidth"/>
+                  <v:f eqn="prod @3 21600 pixelHeight"/>
+                  <v:f eqn="sum @0 0 1"/>
+                  <v:f eqn="prod @6 1 2"/>
+                  <v:f eqn="prod @7 21600 pixelWidth"/>
+                  <v:f eqn="sum @8 21600 0"/>
+                  <v:f eqn="prod @7 21600 pixelHeight"/>
+                  <v:f eqn="sum @10 21600 0"/>
+                </v:formulas>
+                <v:path o:extrusionok="f" gradientshapeok="t" o:connecttype="rect"/>
+                <o:lock v:ext="edit" aspectratio="t"/>
+              </v:shapetype>
+              <v:shape id="_x0000_i5" o:spid="_x0000_s5" type="#_x0000_t75" style="width:309.75pt;height:699.75pt;mso-wrap-distance-left:0.00pt;mso-wrap-distance-top:0.00pt;mso-wrap-distance-right:0.00pt;mso-wrap-distance-bottom:0.00pt;z-index:1;" stroked="false">
+                <v:imagedata r:id="rId15" o:title=""/>
+                <o:lock v:ext="edit" rotation="t"/>
+              </v:shape>
+            </w:pict>
+          </mc:Fallback>
+        </mc:AlternateContent>
+      </w:r>
+      <w:r>
+        <w:rPr>
+          <w:rFonts w:ascii="Arial" w:hAnsi="Arial" w:eastAsia="Arial" w:cs="Arial"/>
+          <w:color w:val="000000" w:themeColor="text1"/>
+          <w:sz w:val="24"/>
+          <w:szCs w:val="24"/>
+          <w:highlight w:val="none"/>
+        </w:rPr>
+      </w:r>
+      <w:r>
+        <w:rPr>
+          <w:rFonts w:ascii="Arial" w:hAnsi="Arial" w:eastAsia="Arial" w:cs="Arial"/>
+          <w:color w:val="000000" w:themeColor="text1"/>
+          <w:sz w:val="24"/>
+          <w:szCs w:val="24"/>
+          <w:highlight w:val="none"/>
+        </w:rPr>
+      </w:r>
+    </w:p>
+    <w:p>
+      <w:pPr>
+        <w:pBdr/>
+        <w:spacing/>
+        <w:ind/>
+        <w:rPr>
+          <w:rFonts w:ascii="Arial" w:hAnsi="Arial" w:cs="Arial"/>
+          <w:color w:val="000000" w:themeColor="text1"/>
+          <w:sz w:val="24"/>
+          <w:szCs w:val="24"/>
+          <w:highlight w:val="none"/>
+        </w:rPr>
+      </w:pPr>
+      <w:r>
+        <w:rPr>
+          <w:rFonts w:ascii="Arial" w:hAnsi="Arial" w:eastAsia="Arial" w:cs="Arial"/>
+          <w:color w:val="000000" w:themeColor="text1"/>
+          <w:sz w:val="24"/>
+          <w:szCs w:val="24"/>
+          <w:highlight w:val="none"/>
+          <w:lang w:val="es-ES"/>
+        </w:rPr>
+        <w:t xml:space="preserve">User Service:</w:t>
+      </w:r>
+      <w:r>
+        <w:rPr>
+          <w:rFonts w:ascii="Arial" w:hAnsi="Arial" w:eastAsia="Arial" w:cs="Arial"/>
+          <w:color w:val="000000" w:themeColor="text1"/>
+          <w:sz w:val="24"/>
+          <w:szCs w:val="24"/>
+          <w:highlight w:val="none"/>
+        </w:rPr>
+      </w:r>
+      <w:r>
+        <w:rPr>
+          <w:rFonts w:ascii="Arial" w:hAnsi="Arial" w:eastAsia="Arial" w:cs="Arial"/>
+          <w:color w:val="000000" w:themeColor="text1"/>
+          <w:sz w:val="24"/>
+          <w:szCs w:val="24"/>
+          <w:highlight w:val="none"/>
+        </w:rPr>
+      </w:r>
+    </w:p>
+    <w:p>
+      <w:pPr>
+        <w:pBdr/>
+        <w:spacing/>
+        <w:ind/>
+        <w:rPr>
+          <w:rFonts w:ascii="Arial" w:hAnsi="Arial" w:cs="Arial"/>
+          <w:color w:val="000000" w:themeColor="text1"/>
+          <w:sz w:val="24"/>
+          <w:szCs w:val="24"/>
+          <w:highlight w:val="none"/>
+        </w:rPr>
+      </w:pPr>
+      <w:r>
+        <w:rPr>
+          <w:rFonts w:ascii="Arial" w:hAnsi="Arial" w:eastAsia="Arial" w:cs="Arial"/>
+          <w:color w:val="000000" w:themeColor="text1"/>
+          <w:sz w:val="24"/>
+          <w:szCs w:val="24"/>
+          <w:highlight w:val="none"/>
+        </w:rPr>
+        <mc:AlternateContent>
+          <mc:Choice Requires="wpg">
+            <w:drawing>
+              <wp:inline xmlns:wp="http://schemas.openxmlformats.org/drawingml/2006/wordprocessingDrawing" distT="0" distB="0" distL="0" distR="0">
+                <wp:extent cx="3933825" cy="7096125"/>
+                <wp:effectExtent l="0" t="0" r="0" b="0"/>
+                <wp:docPr id="7" name=""/>
+                <wp:cNvGraphicFramePr>
+                  <a:graphicFrameLocks xmlns:a="http://schemas.openxmlformats.org/drawingml/2006/main" noChangeAspect="1"/>
+                </wp:cNvGraphicFramePr>
+                <a:graphic xmlns:a="http://schemas.openxmlformats.org/drawingml/2006/main">
+                  <a:graphicData uri="http://schemas.openxmlformats.org/drawingml/2006/picture">
+                    <pic:pic xmlns:pic="http://schemas.openxmlformats.org/drawingml/2006/picture">
+                      <pic:nvPicPr>
+                        <pic:cNvPr id="710802837" name=""/>
+                        <pic:cNvPicPr>
+                          <a:picLocks noChangeAspect="1"/>
+                        </pic:cNvPicPr>
+                        <pic:nvPr/>
+                      </pic:nvPicPr>
+                      <pic:blipFill rotWithShape="1">
+                        <a:blip r:embed="rId16"/>
+                        <a:stretch/>
+                      </pic:blipFill>
+                      <pic:spPr bwMode="auto">
+                        <a:xfrm>
+                          <a:off x="0" y="0"/>
+                          <a:ext cx="3933824" cy="7096124"/>
+                        </a:xfrm>
+                        <a:prstGeom prst="rect">
+                          <a:avLst/>
+                        </a:prstGeom>
+                      </pic:spPr>
+                    </pic:pic>
+                  </a:graphicData>
+                </a:graphic>
+              </wp:inline>
+            </w:drawing>
+          </mc:Choice>
+          <mc:Fallback>
+            <w:pict>
+              <v:shapetype id="_x0000_t75" coordsize="21600,21600" o:spt="75" o:preferrelative="t" path="m@4@5l@4@11@9@11@9@5xe" filled="f" stroked="f">
+                <v:stroke joinstyle="miter"/>
+                <v:formulas>
+                  <v:f eqn="if lineDrawn pixelLineWidth 0"/>
+                  <v:f eqn="sum @0 1 0"/>
+                  <v:f eqn="sum 0 0 @1"/>
+                  <v:f eqn="prod @2 1 2"/>
+                  <v:f eqn="prod @3 21600 pixelWidth"/>
+                  <v:f eqn="prod @3 21600 pixelHeight"/>
+                  <v:f eqn="sum @0 0 1"/>
+                  <v:f eqn="prod @6 1 2"/>
+                  <v:f eqn="prod @7 21600 pixelWidth"/>
+                  <v:f eqn="sum @8 21600 0"/>
+                  <v:f eqn="prod @7 21600 pixelHeight"/>
+                  <v:f eqn="sum @10 21600 0"/>
+                </v:formulas>
+                <v:path o:extrusionok="f" gradientshapeok="t" o:connecttype="rect"/>
+                <o:lock v:ext="edit" aspectratio="t"/>
+              </v:shapetype>
+              <v:shape id="_x0000_i6" o:spid="_x0000_s6" type="#_x0000_t75" style="width:309.75pt;height:558.75pt;mso-wrap-distance-left:0.00pt;mso-wrap-distance-top:0.00pt;mso-wrap-distance-right:0.00pt;mso-wrap-distance-bottom:0.00pt;z-index:1;" stroked="false">
+                <v:imagedata r:id="rId16" o:title=""/>
+                <o:lock v:ext="edit" rotation="t"/>
+              </v:shape>
+            </w:pict>
+          </mc:Fallback>
+        </mc:AlternateContent>
+      </w:r>
+      <w:r>
+        <w:rPr>
+          <w:rFonts w:ascii="Arial" w:hAnsi="Arial" w:eastAsia="Arial" w:cs="Arial"/>
+          <w:color w:val="000000" w:themeColor="text1"/>
+          <w:sz w:val="24"/>
+          <w:szCs w:val="24"/>
+          <w:highlight w:val="none"/>
+        </w:rPr>
+      </w:r>
+    </w:p>
+    <w:p>
+      <w:pPr>
+        <w:pBdr/>
+        <w:spacing/>
+        <w:ind/>
+        <w:rPr>
+          <w:rFonts w:ascii="Arial" w:hAnsi="Arial" w:cs="Arial"/>
+          <w:color w:val="000000" w:themeColor="text1"/>
+          <w:sz w:val="24"/>
+          <w:szCs w:val="24"/>
+          <w:highlight w:val="none"/>
+        </w:rPr>
+      </w:pPr>
+      <w:r>
+        <w:rPr>
+          <w:rFonts w:ascii="Arial" w:hAnsi="Arial" w:eastAsia="Arial" w:cs="Arial"/>
+          <w:color w:val="000000" w:themeColor="text1"/>
+          <w:sz w:val="24"/>
+          <w:szCs w:val="24"/>
+          <w:highlight w:val="none"/>
+          <w:lang w:val="es-ES"/>
+        </w:rPr>
+        <w:t xml:space="preserve">Auth Service:</w:t>
+      </w:r>
+      <w:r>
+        <w:rPr>
+          <w:rFonts w:ascii="Arial" w:hAnsi="Arial" w:eastAsia="Arial" w:cs="Arial"/>
+          <w:color w:val="000000" w:themeColor="text1"/>
+          <w:sz w:val="24"/>
+          <w:szCs w:val="24"/>
+          <w:highlight w:val="none"/>
+        </w:rPr>
+      </w:r>
+      <w:r>
+        <w:rPr>
+          <w:rFonts w:ascii="Arial" w:hAnsi="Arial" w:eastAsia="Arial" w:cs="Arial"/>
+          <w:color w:val="000000" w:themeColor="text1"/>
+          <w:sz w:val="24"/>
+          <w:szCs w:val="24"/>
+          <w:highlight w:val="none"/>
+        </w:rPr>
+      </w:r>
+    </w:p>
+    <w:p>
+      <w:pPr>
+        <w:pBdr/>
+        <w:spacing/>
+        <w:ind/>
+        <w:rPr>
+          <w:rFonts w:ascii="Arial" w:hAnsi="Arial" w:cs="Arial"/>
+        </w:rPr>
+      </w:pPr>
+      <w:r>
+        <w:rPr>
+          <w:rFonts w:ascii="Arial" w:hAnsi="Arial" w:eastAsia="Arial" w:cs="Arial"/>
+          <w:color w:val="000000" w:themeColor="text1"/>
+          <w:sz w:val="24"/>
+          <w:szCs w:val="24"/>
+          <w:highlight w:val="none"/>
+        </w:rPr>
+        <mc:AlternateContent>
+          <mc:Choice Requires="wpg">
+            <w:drawing>
+              <wp:inline xmlns:wp="http://schemas.openxmlformats.org/drawingml/2006/wordprocessingDrawing" distT="0" distB="0" distL="0" distR="0">
+                <wp:extent cx="3933825" cy="6743700"/>
+                <wp:effectExtent l="0" t="0" r="0" b="0"/>
+                <wp:docPr id="8" name=""/>
+                <wp:cNvGraphicFramePr>
+                  <a:graphicFrameLocks xmlns:a="http://schemas.openxmlformats.org/drawingml/2006/main" noChangeAspect="1"/>
+                </wp:cNvGraphicFramePr>
+                <a:graphic xmlns:a="http://schemas.openxmlformats.org/drawingml/2006/main">
+                  <a:graphicData uri="http://schemas.openxmlformats.org/drawingml/2006/picture">
+                    <pic:pic xmlns:pic="http://schemas.openxmlformats.org/drawingml/2006/picture">
+                      <pic:nvPicPr>
+                        <pic:cNvPr id="301041960" name=""/>
+                        <pic:cNvPicPr>
+                          <a:picLocks noChangeAspect="1"/>
+                        </pic:cNvPicPr>
+                        <pic:nvPr/>
+                      </pic:nvPicPr>
+                      <pic:blipFill rotWithShape="1">
+                        <a:blip r:embed="rId17"/>
+                        <a:stretch/>
+                      </pic:blipFill>
+                      <pic:spPr bwMode="auto">
+                        <a:xfrm>
+                          <a:off x="0" y="0"/>
+                          <a:ext cx="3933824" cy="6743700"/>
+                        </a:xfrm>
+                        <a:prstGeom prst="rect">
+                          <a:avLst/>
+                        </a:prstGeom>
+                      </pic:spPr>
+                    </pic:pic>
+                  </a:graphicData>
+                </a:graphic>
+              </wp:inline>
+            </w:drawing>
+          </mc:Choice>
+          <mc:Fallback>
+            <w:pict>
+              <v:shapetype id="_x0000_t75" coordsize="21600,21600" o:spt="75" o:preferrelative="t" path="m@4@5l@4@11@9@11@9@5xe" filled="f" stroked="f">
+                <v:stroke joinstyle="miter"/>
+                <v:formulas>
+                  <v:f eqn="if lineDrawn pixelLineWidth 0"/>
+                  <v:f eqn="sum @0 1 0"/>
+                  <v:f eqn="sum 0 0 @1"/>
+                  <v:f eqn="prod @2 1 2"/>
+                  <v:f eqn="prod @3 21600 pixelWidth"/>
+                  <v:f eqn="prod @3 21600 pixelHeight"/>
+                  <v:f eqn="sum @0 0 1"/>
+                  <v:f eqn="prod @6 1 2"/>
+                  <v:f eqn="prod @7 21600 pixelWidth"/>
+                  <v:f eqn="sum @8 21600 0"/>
+                  <v:f eqn="prod @7 21600 pixelHeight"/>
+                  <v:f eqn="sum @10 21600 0"/>
+                </v:formulas>
+                <v:path o:extrusionok="f" gradientshapeok="t" o:connecttype="rect"/>
+                <o:lock v:ext="edit" aspectratio="t"/>
+              </v:shapetype>
+              <v:shape id="_x0000_i7" o:spid="_x0000_s7" type="#_x0000_t75" style="width:309.75pt;height:531.00pt;mso-wrap-distance-left:0.00pt;mso-wrap-distance-top:0.00pt;mso-wrap-distance-right:0.00pt;mso-wrap-distance-bottom:0.00pt;z-index:1;" stroked="false">
+                <v:imagedata r:id="rId17" o:title=""/>
+                <o:lock v:ext="edit" rotation="t"/>
+              </v:shape>
+            </w:pict>
+          </mc:Fallback>
+        </mc:AlternateContent>
+      </w:r>
+      <w:r>
+        <w:rPr>
+          <w:rFonts w:ascii="Arial" w:hAnsi="Arial" w:eastAsia="Arial" w:cs="Arial"/>
+          <w:color w:val="000000" w:themeColor="text1"/>
+          <w:sz w:val="24"/>
+          <w:szCs w:val="24"/>
+          <w:highlight w:val="none"/>
+        </w:rPr>
+      </w:r>
+      <w:r>
+        <w:rPr>
+          <w:rFonts w:ascii="Arial" w:hAnsi="Arial" w:eastAsia="Arial" w:cs="Arial"/>
+          <w:color w:val="000000" w:themeColor="text1"/>
+          <w:sz w:val="24"/>
+          <w:szCs w:val="24"/>
+          <w:highlight w:val="none"/>
         </w:rPr>
       </w:r>
     </w:p>
@@ -1567,7 +2906,6 @@
         <w:ind/>
         <w:rPr/>
       </w:pPr>
-      <w:r/>
       <w:r>
         <w:separator/>
       </w:r>
@@ -1582,7 +2920,6 @@
         <w:ind/>
         <w:rPr/>
       </w:pPr>
-      <w:r/>
       <w:r>
         <w:continuationSeparator/>
       </w:r>
@@ -1602,7 +2939,6 @@
         <w:ind/>
         <w:rPr/>
       </w:pPr>
-      <w:r/>
       <w:r>
         <w:separator/>
       </w:r>
@@ -1617,7 +2953,6 @@
         <w:ind/>
         <w:rPr/>
       </w:pPr>
-      <w:r/>
       <w:r>
         <w:continuationSeparator/>
       </w:r>
@@ -1908,7 +3243,7 @@
         <w:spacing/>
         <w:ind w:hanging="360" w:left="1080"/>
       </w:pPr>
-      <w:pStyle w:val="728"/>
+      <w:pStyle w:val="911"/>
       <w:rPr/>
       <w:start w:val="1"/>
       <w:suff w:val="tab"/>
@@ -2041,7 +3376,7 @@
         <w:spacing/>
         <w:ind w:hanging="360" w:left="720"/>
       </w:pPr>
-      <w:pStyle w:val="727"/>
+      <w:pStyle w:val="910"/>
       <w:rPr/>
       <w:start w:val="1"/>
       <w:suff w:val="tab"/>
@@ -2308,7 +3643,7 @@
         <w:spacing/>
         <w:ind w:hanging="360" w:left="1080"/>
       </w:pPr>
-      <w:pStyle w:val="725"/>
+      <w:pStyle w:val="908"/>
       <w:rPr>
         <w:rFonts w:hint="default" w:ascii="Symbol" w:hAnsi="Symbol"/>
       </w:rPr>
@@ -2443,7 +3778,7 @@
         <w:spacing/>
         <w:ind w:hanging="360" w:left="720"/>
       </w:pPr>
-      <w:pStyle w:val="724"/>
+      <w:pStyle w:val="907"/>
       <w:rPr>
         <w:rFonts w:hint="default" w:ascii="Symbol" w:hAnsi="Symbol"/>
       </w:rPr>
@@ -2578,7 +3913,7 @@
         <w:spacing/>
         <w:ind w:hanging="360" w:left="360"/>
       </w:pPr>
-      <w:pStyle w:val="726"/>
+      <w:pStyle w:val="909"/>
       <w:rPr/>
       <w:start w:val="1"/>
       <w:suff w:val="tab"/>
@@ -2711,7 +4046,7 @@
         <w:spacing/>
         <w:ind w:hanging="360" w:left="360"/>
       </w:pPr>
-      <w:pStyle w:val="723"/>
+      <w:pStyle w:val="906"/>
       <w:rPr>
         <w:rFonts w:hint="default" w:ascii="Symbol" w:hAnsi="Symbol"/>
       </w:rPr>
@@ -3156,9 +4491,9 @@
     <w:lsdException w:name="Bibliography" w:uiPriority="37"/>
     <w:lsdException w:name="TOC Heading" w:uiPriority="39" w:qFormat="1"/>
   </w:latentStyles>
-  <w:style w:type="table" w:styleId="13">
+  <w:style w:type="table" w:styleId="727">
     <w:name w:val="Table Grid Light"/>
-    <w:basedOn w:val="703"/>
+    <w:basedOn w:val="886"/>
     <w:uiPriority w:val="59"/>
     <w:pPr>
       <w:pBdr/>
@@ -3355,9 +4690,9 @@
       </w:tcPr>
     </w:tblStylePr>
   </w:style>
-  <w:style w:type="table" w:styleId="14">
+  <w:style w:type="table" w:styleId="728">
     <w:name w:val="Plain Table 1"/>
-    <w:basedOn w:val="703"/>
+    <w:basedOn w:val="886"/>
     <w:uiPriority w:val="59"/>
     <w:pPr>
       <w:pBdr/>
@@ -3580,9 +4915,9 @@
       </w:tcPr>
     </w:tblStylePr>
   </w:style>
-  <w:style w:type="table" w:styleId="15">
+  <w:style w:type="table" w:styleId="729">
     <w:name w:val="Plain Table 2"/>
-    <w:basedOn w:val="703"/>
+    <w:basedOn w:val="886"/>
     <w:uiPriority w:val="59"/>
     <w:pPr>
       <w:pBdr/>
@@ -3813,9 +5148,9 @@
       </w:tcPr>
     </w:tblStylePr>
   </w:style>
-  <w:style w:type="table" w:styleId="16">
+  <w:style w:type="table" w:styleId="730">
     <w:name w:val="Plain Table 3"/>
-    <w:basedOn w:val="703"/>
+    <w:basedOn w:val="886"/>
     <w:uiPriority w:val="99"/>
     <w:pPr>
       <w:pBdr/>
@@ -4043,9 +5378,9 @@
       </w:tcPr>
     </w:tblStylePr>
   </w:style>
-  <w:style w:type="table" w:styleId="17">
+  <w:style w:type="table" w:styleId="731">
     <w:name w:val="Plain Table 4"/>
-    <w:basedOn w:val="703"/>
+    <w:basedOn w:val="886"/>
     <w:uiPriority w:val="99"/>
     <w:pPr>
       <w:pBdr/>
@@ -4259,9 +5594,9 @@
       </w:tcPr>
     </w:tblStylePr>
   </w:style>
-  <w:style w:type="table" w:styleId="18">
+  <w:style w:type="table" w:styleId="732">
     <w:name w:val="Plain Table 5"/>
-    <w:basedOn w:val="703"/>
+    <w:basedOn w:val="886"/>
     <w:uiPriority w:val="99"/>
     <w:pPr>
       <w:pBdr/>
@@ -4492,9 +5827,9 @@
       </w:tcPr>
     </w:tblStylePr>
   </w:style>
-  <w:style w:type="table" w:styleId="19">
+  <w:style w:type="table" w:styleId="733">
     <w:name w:val="Grid Table 1 Light"/>
-    <w:basedOn w:val="703"/>
+    <w:basedOn w:val="886"/>
     <w:uiPriority w:val="99"/>
     <w:pPr>
       <w:pBdr/>
@@ -4715,9 +6050,9 @@
       </w:tcPr>
     </w:tblStylePr>
   </w:style>
-  <w:style w:type="table" w:styleId="20">
+  <w:style w:type="table" w:styleId="734">
     <w:name w:val="Grid Table 1 Light - Accent 1"/>
-    <w:basedOn w:val="703"/>
+    <w:basedOn w:val="886"/>
     <w:uiPriority w:val="99"/>
     <w:pPr>
       <w:pBdr/>
@@ -4938,9 +6273,9 @@
       </w:tcPr>
     </w:tblStylePr>
   </w:style>
-  <w:style w:type="table" w:styleId="21">
+  <w:style w:type="table" w:styleId="735">
     <w:name w:val="Grid Table 1 Light - Accent 2"/>
-    <w:basedOn w:val="703"/>
+    <w:basedOn w:val="886"/>
     <w:uiPriority w:val="99"/>
     <w:pPr>
       <w:pBdr/>
@@ -5161,9 +6496,9 @@
       </w:tcPr>
     </w:tblStylePr>
   </w:style>
-  <w:style w:type="table" w:styleId="22">
+  <w:style w:type="table" w:styleId="736">
     <w:name w:val="Grid Table 1 Light - Accent 3"/>
-    <w:basedOn w:val="703"/>
+    <w:basedOn w:val="886"/>
     <w:uiPriority w:val="99"/>
     <w:pPr>
       <w:pBdr/>
@@ -5384,9 +6719,9 @@
       </w:tcPr>
     </w:tblStylePr>
   </w:style>
-  <w:style w:type="table" w:styleId="23">
+  <w:style w:type="table" w:styleId="737">
     <w:name w:val="Grid Table 1 Light - Accent 4"/>
-    <w:basedOn w:val="703"/>
+    <w:basedOn w:val="886"/>
     <w:uiPriority w:val="99"/>
     <w:pPr>
       <w:pBdr/>
@@ -5607,9 +6942,9 @@
       </w:tcPr>
     </w:tblStylePr>
   </w:style>
-  <w:style w:type="table" w:styleId="24">
+  <w:style w:type="table" w:styleId="738">
     <w:name w:val="Grid Table 1 Light - Accent 5"/>
-    <w:basedOn w:val="703"/>
+    <w:basedOn w:val="886"/>
     <w:uiPriority w:val="99"/>
     <w:pPr>
       <w:pBdr/>
@@ -5830,9 +7165,9 @@
       </w:tcPr>
     </w:tblStylePr>
   </w:style>
-  <w:style w:type="table" w:styleId="25">
+  <w:style w:type="table" w:styleId="739">
     <w:name w:val="Grid Table 1 Light - Accent 6"/>
-    <w:basedOn w:val="703"/>
+    <w:basedOn w:val="886"/>
     <w:uiPriority w:val="99"/>
     <w:pPr>
       <w:pBdr/>
@@ -6053,9 +7388,9 @@
       </w:tcPr>
     </w:tblStylePr>
   </w:style>
-  <w:style w:type="table" w:styleId="26">
+  <w:style w:type="table" w:styleId="740">
     <w:name w:val="Grid Table 2"/>
-    <w:basedOn w:val="703"/>
+    <w:basedOn w:val="886"/>
     <w:uiPriority w:val="99"/>
     <w:pPr>
       <w:pBdr/>
@@ -6285,9 +7620,9 @@
       </w:tcPr>
     </w:tblStylePr>
   </w:style>
-  <w:style w:type="table" w:styleId="27">
+  <w:style w:type="table" w:styleId="741">
     <w:name w:val="Grid Table 2 - Accent 1"/>
-    <w:basedOn w:val="703"/>
+    <w:basedOn w:val="886"/>
     <w:uiPriority w:val="99"/>
     <w:pPr>
       <w:pBdr/>
@@ -6517,9 +7852,9 @@
       </w:tcPr>
     </w:tblStylePr>
   </w:style>
-  <w:style w:type="table" w:styleId="28">
+  <w:style w:type="table" w:styleId="742">
     <w:name w:val="Grid Table 2 - Accent 2"/>
-    <w:basedOn w:val="703"/>
+    <w:basedOn w:val="886"/>
     <w:uiPriority w:val="99"/>
     <w:pPr>
       <w:pBdr/>
@@ -6749,9 +8084,9 @@
       </w:tcPr>
     </w:tblStylePr>
   </w:style>
-  <w:style w:type="table" w:styleId="29">
+  <w:style w:type="table" w:styleId="743">
     <w:name w:val="Grid Table 2 - Accent 3"/>
-    <w:basedOn w:val="703"/>
+    <w:basedOn w:val="886"/>
     <w:uiPriority w:val="99"/>
     <w:pPr>
       <w:pBdr/>
@@ -6981,9 +8316,9 @@
       </w:tcPr>
     </w:tblStylePr>
   </w:style>
-  <w:style w:type="table" w:styleId="30">
+  <w:style w:type="table" w:styleId="744">
     <w:name w:val="Grid Table 2 - Accent 4"/>
-    <w:basedOn w:val="703"/>
+    <w:basedOn w:val="886"/>
     <w:uiPriority w:val="99"/>
     <w:pPr>
       <w:pBdr/>
@@ -7213,9 +8548,9 @@
       </w:tcPr>
     </w:tblStylePr>
   </w:style>
-  <w:style w:type="table" w:styleId="31">
+  <w:style w:type="table" w:styleId="745">
     <w:name w:val="Grid Table 2 - Accent 5"/>
-    <w:basedOn w:val="703"/>
+    <w:basedOn w:val="886"/>
     <w:uiPriority w:val="99"/>
     <w:pPr>
       <w:pBdr/>
@@ -7445,9 +8780,9 @@
       </w:tcPr>
     </w:tblStylePr>
   </w:style>
-  <w:style w:type="table" w:styleId="32">
+  <w:style w:type="table" w:styleId="746">
     <w:name w:val="Grid Table 2 - Accent 6"/>
-    <w:basedOn w:val="703"/>
+    <w:basedOn w:val="886"/>
     <w:uiPriority w:val="99"/>
     <w:pPr>
       <w:pBdr/>
@@ -7677,9 +9012,9 @@
       </w:tcPr>
     </w:tblStylePr>
   </w:style>
-  <w:style w:type="table" w:styleId="33">
+  <w:style w:type="table" w:styleId="747">
     <w:name w:val="Grid Table 3"/>
-    <w:basedOn w:val="703"/>
+    <w:basedOn w:val="886"/>
     <w:uiPriority w:val="99"/>
     <w:pPr>
       <w:pBdr/>
@@ -7778,7 +9113,7 @@
         <w:tblBorders/>
       </w:tblPr>
       <w:tcPr>
-        <w:shd w:color="ffffff"/>
+        <w:shd w:val="clear" w:color="ffffff"/>
         <w:tcBorders>
           <w:top w:val="none" w:color="000000" w:sz="4" w:space="0"/>
           <w:left w:val="none" w:color="000000" w:sz="4" w:space="0"/>
@@ -7824,7 +9159,7 @@
         <w:tblBorders/>
       </w:tblPr>
       <w:tcPr>
-        <w:shd w:color="ffffff"/>
+        <w:shd w:val="clear" w:color="ffffff"/>
         <w:tcBorders>
           <w:top w:val="none" w:color="000000" w:sz="4" w:space="0"/>
           <w:left w:val="none" w:color="000000" w:sz="4" w:space="0"/>
@@ -7922,9 +9257,9 @@
       </w:tcPr>
     </w:tblStylePr>
   </w:style>
-  <w:style w:type="table" w:styleId="34">
+  <w:style w:type="table" w:styleId="748">
     <w:name w:val="Grid Table 3 - Accent 1"/>
-    <w:basedOn w:val="703"/>
+    <w:basedOn w:val="886"/>
     <w:uiPriority w:val="99"/>
     <w:pPr>
       <w:pBdr/>
@@ -8023,7 +9358,7 @@
         <w:tblBorders/>
       </w:tblPr>
       <w:tcPr>
-        <w:shd w:color="ffffff"/>
+        <w:shd w:val="clear" w:color="ffffff"/>
         <w:tcBorders>
           <w:top w:val="none" w:color="000000" w:sz="4" w:space="0"/>
           <w:left w:val="none" w:color="000000" w:sz="4" w:space="0"/>
@@ -8069,7 +9404,7 @@
         <w:tblBorders/>
       </w:tblPr>
       <w:tcPr>
-        <w:shd w:color="ffffff"/>
+        <w:shd w:val="clear" w:color="ffffff"/>
         <w:tcBorders>
           <w:top w:val="none" w:color="000000" w:sz="4" w:space="0"/>
           <w:left w:val="none" w:color="000000" w:sz="4" w:space="0"/>
@@ -8167,9 +9502,9 @@
       </w:tcPr>
     </w:tblStylePr>
   </w:style>
-  <w:style w:type="table" w:styleId="35">
+  <w:style w:type="table" w:styleId="749">
     <w:name w:val="Grid Table 3 - Accent 2"/>
-    <w:basedOn w:val="703"/>
+    <w:basedOn w:val="886"/>
     <w:uiPriority w:val="99"/>
     <w:pPr>
       <w:pBdr/>
@@ -8268,7 +9603,7 @@
         <w:tblBorders/>
       </w:tblPr>
       <w:tcPr>
-        <w:shd w:color="ffffff"/>
+        <w:shd w:val="clear" w:color="ffffff"/>
         <w:tcBorders>
           <w:top w:val="none" w:color="000000" w:sz="4" w:space="0"/>
           <w:left w:val="none" w:color="000000" w:sz="4" w:space="0"/>
@@ -8314,7 +9649,7 @@
         <w:tblBorders/>
       </w:tblPr>
       <w:tcPr>
-        <w:shd w:color="ffffff"/>
+        <w:shd w:val="clear" w:color="ffffff"/>
         <w:tcBorders>
           <w:top w:val="none" w:color="000000" w:sz="4" w:space="0"/>
           <w:left w:val="none" w:color="000000" w:sz="4" w:space="0"/>
@@ -8412,9 +9747,9 @@
       </w:tcPr>
     </w:tblStylePr>
   </w:style>
-  <w:style w:type="table" w:styleId="36">
+  <w:style w:type="table" w:styleId="750">
     <w:name w:val="Grid Table 3 - Accent 3"/>
-    <w:basedOn w:val="703"/>
+    <w:basedOn w:val="886"/>
     <w:uiPriority w:val="99"/>
     <w:pPr>
       <w:pBdr/>
@@ -8513,7 +9848,7 @@
         <w:tblBorders/>
       </w:tblPr>
       <w:tcPr>
-        <w:shd w:color="ffffff"/>
+        <w:shd w:val="clear" w:color="ffffff"/>
         <w:tcBorders>
           <w:top w:val="none" w:color="000000" w:sz="4" w:space="0"/>
           <w:left w:val="none" w:color="000000" w:sz="4" w:space="0"/>
@@ -8559,7 +9894,7 @@
         <w:tblBorders/>
       </w:tblPr>
       <w:tcPr>
-        <w:shd w:color="ffffff"/>
+        <w:shd w:val="clear" w:color="ffffff"/>
         <w:tcBorders>
           <w:top w:val="none" w:color="000000" w:sz="4" w:space="0"/>
           <w:left w:val="none" w:color="000000" w:sz="4" w:space="0"/>
@@ -8657,9 +9992,9 @@
       </w:tcPr>
     </w:tblStylePr>
   </w:style>
-  <w:style w:type="table" w:styleId="37">
+  <w:style w:type="table" w:styleId="751">
     <w:name w:val="Grid Table 3 - Accent 4"/>
-    <w:basedOn w:val="703"/>
+    <w:basedOn w:val="886"/>
     <w:uiPriority w:val="99"/>
     <w:pPr>
       <w:pBdr/>
@@ -8758,7 +10093,7 @@
         <w:tblBorders/>
       </w:tblPr>
       <w:tcPr>
-        <w:shd w:color="ffffff"/>
+        <w:shd w:val="clear" w:color="ffffff"/>
         <w:tcBorders>
           <w:top w:val="none" w:color="000000" w:sz="4" w:space="0"/>
           <w:left w:val="none" w:color="000000" w:sz="4" w:space="0"/>
@@ -8804,7 +10139,7 @@
         <w:tblBorders/>
       </w:tblPr>
       <w:tcPr>
-        <w:shd w:color="ffffff"/>
+        <w:shd w:val="clear" w:color="ffffff"/>
         <w:tcBorders>
           <w:top w:val="none" w:color="000000" w:sz="4" w:space="0"/>
           <w:left w:val="none" w:color="000000" w:sz="4" w:space="0"/>
@@ -8902,9 +10237,9 @@
       </w:tcPr>
     </w:tblStylePr>
   </w:style>
-  <w:style w:type="table" w:styleId="38">
+  <w:style w:type="table" w:styleId="752">
     <w:name w:val="Grid Table 3 - Accent 5"/>
-    <w:basedOn w:val="703"/>
+    <w:basedOn w:val="886"/>
     <w:uiPriority w:val="99"/>
     <w:pPr>
       <w:pBdr/>
@@ -9003,7 +10338,7 @@
         <w:tblBorders/>
       </w:tblPr>
       <w:tcPr>
-        <w:shd w:color="ffffff"/>
+        <w:shd w:val="clear" w:color="ffffff"/>
         <w:tcBorders>
           <w:top w:val="none" w:color="000000" w:sz="4" w:space="0"/>
           <w:left w:val="none" w:color="000000" w:sz="4" w:space="0"/>
@@ -9049,7 +10384,7 @@
         <w:tblBorders/>
       </w:tblPr>
       <w:tcPr>
-        <w:shd w:color="ffffff"/>
+        <w:shd w:val="clear" w:color="ffffff"/>
         <w:tcBorders>
           <w:top w:val="none" w:color="000000" w:sz="4" w:space="0"/>
           <w:left w:val="none" w:color="000000" w:sz="4" w:space="0"/>
@@ -9147,9 +10482,9 @@
       </w:tcPr>
     </w:tblStylePr>
   </w:style>
-  <w:style w:type="table" w:styleId="39">
+  <w:style w:type="table" w:styleId="753">
     <w:name w:val="Grid Table 3 - Accent 6"/>
-    <w:basedOn w:val="703"/>
+    <w:basedOn w:val="886"/>
     <w:uiPriority w:val="99"/>
     <w:pPr>
       <w:pBdr/>
@@ -9248,7 +10583,7 @@
         <w:tblBorders/>
       </w:tblPr>
       <w:tcPr>
-        <w:shd w:color="ffffff"/>
+        <w:shd w:val="clear" w:color="ffffff"/>
         <w:tcBorders>
           <w:top w:val="none" w:color="000000" w:sz="4" w:space="0"/>
           <w:left w:val="none" w:color="000000" w:sz="4" w:space="0"/>
@@ -9294,7 +10629,7 @@
         <w:tblBorders/>
       </w:tblPr>
       <w:tcPr>
-        <w:shd w:color="ffffff"/>
+        <w:shd w:val="clear" w:color="ffffff"/>
         <w:tcBorders>
           <w:top w:val="none" w:color="000000" w:sz="4" w:space="0"/>
           <w:left w:val="none" w:color="000000" w:sz="4" w:space="0"/>
@@ -9392,9 +10727,9 @@
       </w:tcPr>
     </w:tblStylePr>
   </w:style>
-  <w:style w:type="table" w:styleId="40">
+  <w:style w:type="table" w:styleId="754">
     <w:name w:val="Grid Table 4"/>
-    <w:basedOn w:val="703"/>
+    <w:basedOn w:val="886"/>
     <w:uiPriority w:val="59"/>
     <w:pPr>
       <w:pBdr/>
@@ -9625,9 +10960,9 @@
       </w:tcPr>
     </w:tblStylePr>
   </w:style>
-  <w:style w:type="table" w:styleId="41">
+  <w:style w:type="table" w:styleId="755">
     <w:name w:val="Grid Table 4 - Accent 1"/>
-    <w:basedOn w:val="703"/>
+    <w:basedOn w:val="886"/>
     <w:uiPriority w:val="59"/>
     <w:pPr>
       <w:pBdr/>
@@ -9858,9 +11193,9 @@
       </w:tcPr>
     </w:tblStylePr>
   </w:style>
-  <w:style w:type="table" w:styleId="42">
+  <w:style w:type="table" w:styleId="756">
     <w:name w:val="Grid Table 4 - Accent 2"/>
-    <w:basedOn w:val="703"/>
+    <w:basedOn w:val="886"/>
     <w:uiPriority w:val="59"/>
     <w:pPr>
       <w:pBdr/>
@@ -10091,9 +11426,9 @@
       </w:tcPr>
     </w:tblStylePr>
   </w:style>
-  <w:style w:type="table" w:styleId="43">
+  <w:style w:type="table" w:styleId="757">
     <w:name w:val="Grid Table 4 - Accent 3"/>
-    <w:basedOn w:val="703"/>
+    <w:basedOn w:val="886"/>
     <w:uiPriority w:val="59"/>
     <w:pPr>
       <w:pBdr/>
@@ -10324,9 +11659,9 @@
       </w:tcPr>
     </w:tblStylePr>
   </w:style>
-  <w:style w:type="table" w:styleId="44">
+  <w:style w:type="table" w:styleId="758">
     <w:name w:val="Grid Table 4 - Accent 4"/>
-    <w:basedOn w:val="703"/>
+    <w:basedOn w:val="886"/>
     <w:uiPriority w:val="59"/>
     <w:pPr>
       <w:pBdr/>
@@ -10557,9 +11892,9 @@
       </w:tcPr>
     </w:tblStylePr>
   </w:style>
-  <w:style w:type="table" w:styleId="45">
+  <w:style w:type="table" w:styleId="759">
     <w:name w:val="Grid Table 4 - Accent 5"/>
-    <w:basedOn w:val="703"/>
+    <w:basedOn w:val="886"/>
     <w:uiPriority w:val="59"/>
     <w:pPr>
       <w:pBdr/>
@@ -10790,9 +12125,9 @@
       </w:tcPr>
     </w:tblStylePr>
   </w:style>
-  <w:style w:type="table" w:styleId="46">
+  <w:style w:type="table" w:styleId="760">
     <w:name w:val="Grid Table 4 - Accent 6"/>
-    <w:basedOn w:val="703"/>
+    <w:basedOn w:val="886"/>
     <w:uiPriority w:val="59"/>
     <w:pPr>
       <w:pBdr/>
@@ -11023,9 +12358,9 @@
       </w:tcPr>
     </w:tblStylePr>
   </w:style>
-  <w:style w:type="table" w:styleId="47">
+  <w:style w:type="table" w:styleId="761">
     <w:name w:val="Grid Table 5 Dark"/>
-    <w:basedOn w:val="703"/>
+    <w:basedOn w:val="886"/>
     <w:uiPriority w:val="99"/>
     <w:pPr>
       <w:pBdr/>
@@ -11251,9 +12586,9 @@
       </w:tcPr>
     </w:tblStylePr>
   </w:style>
-  <w:style w:type="table" w:styleId="48">
+  <w:style w:type="table" w:styleId="762">
     <w:name w:val="Grid Table 5 Dark- Accent 1"/>
-    <w:basedOn w:val="703"/>
+    <w:basedOn w:val="886"/>
     <w:uiPriority w:val="99"/>
     <w:pPr>
       <w:pBdr/>
@@ -11479,9 +12814,9 @@
       </w:tcPr>
     </w:tblStylePr>
   </w:style>
-  <w:style w:type="table" w:styleId="49">
+  <w:style w:type="table" w:styleId="763">
     <w:name w:val="Grid Table 5 Dark - Accent 2"/>
-    <w:basedOn w:val="703"/>
+    <w:basedOn w:val="886"/>
     <w:uiPriority w:val="99"/>
     <w:pPr>
       <w:pBdr/>
@@ -11707,9 +13042,9 @@
       </w:tcPr>
     </w:tblStylePr>
   </w:style>
-  <w:style w:type="table" w:styleId="50">
+  <w:style w:type="table" w:styleId="764">
     <w:name w:val="Grid Table 5 Dark - Accent 3"/>
-    <w:basedOn w:val="703"/>
+    <w:basedOn w:val="886"/>
     <w:uiPriority w:val="99"/>
     <w:pPr>
       <w:pBdr/>
@@ -11935,9 +13270,9 @@
       </w:tcPr>
     </w:tblStylePr>
   </w:style>
-  <w:style w:type="table" w:styleId="51">
+  <w:style w:type="table" w:styleId="765">
     <w:name w:val="Grid Table 5 Dark- Accent 4"/>
-    <w:basedOn w:val="703"/>
+    <w:basedOn w:val="886"/>
     <w:uiPriority w:val="99"/>
     <w:pPr>
       <w:pBdr/>
@@ -12163,9 +13498,9 @@
       </w:tcPr>
     </w:tblStylePr>
   </w:style>
-  <w:style w:type="table" w:styleId="52">
+  <w:style w:type="table" w:styleId="766">
     <w:name w:val="Grid Table 5 Dark - Accent 5"/>
-    <w:basedOn w:val="703"/>
+    <w:basedOn w:val="886"/>
     <w:uiPriority w:val="99"/>
     <w:pPr>
       <w:pBdr/>
@@ -12391,9 +13726,9 @@
       </w:tcPr>
     </w:tblStylePr>
   </w:style>
-  <w:style w:type="table" w:styleId="53">
+  <w:style w:type="table" w:styleId="767">
     <w:name w:val="Grid Table 5 Dark - Accent 6"/>
-    <w:basedOn w:val="703"/>
+    <w:basedOn w:val="886"/>
     <w:uiPriority w:val="99"/>
     <w:pPr>
       <w:pBdr/>
@@ -12619,9 +13954,9 @@
       </w:tcPr>
     </w:tblStylePr>
   </w:style>
-  <w:style w:type="table" w:styleId="54">
+  <w:style w:type="table" w:styleId="768">
     <w:name w:val="Grid Table 6 Colorful"/>
-    <w:basedOn w:val="703"/>
+    <w:basedOn w:val="886"/>
     <w:uiPriority w:val="99"/>
     <w:pPr>
       <w:pBdr/>
@@ -12849,9 +14184,9 @@
       </w:tcPr>
     </w:tblStylePr>
   </w:style>
-  <w:style w:type="table" w:styleId="55">
+  <w:style w:type="table" w:styleId="769">
     <w:name w:val="Grid Table 6 Colorful - Accent 1"/>
-    <w:basedOn w:val="703"/>
+    <w:basedOn w:val="886"/>
     <w:uiPriority w:val="99"/>
     <w:pPr>
       <w:pBdr/>
@@ -13079,9 +14414,9 @@
       </w:tcPr>
     </w:tblStylePr>
   </w:style>
-  <w:style w:type="table" w:styleId="56">
+  <w:style w:type="table" w:styleId="770">
     <w:name w:val="Grid Table 6 Colorful - Accent 2"/>
-    <w:basedOn w:val="703"/>
+    <w:basedOn w:val="886"/>
     <w:uiPriority w:val="99"/>
     <w:pPr>
       <w:pBdr/>
@@ -13309,9 +14644,9 @@
       </w:tcPr>
     </w:tblStylePr>
   </w:style>
-  <w:style w:type="table" w:styleId="57">
+  <w:style w:type="table" w:styleId="771">
     <w:name w:val="Grid Table 6 Colorful - Accent 3"/>
-    <w:basedOn w:val="703"/>
+    <w:basedOn w:val="886"/>
     <w:uiPriority w:val="99"/>
     <w:pPr>
       <w:pBdr/>
@@ -13539,9 +14874,9 @@
       </w:tcPr>
     </w:tblStylePr>
   </w:style>
-  <w:style w:type="table" w:styleId="58">
+  <w:style w:type="table" w:styleId="772">
     <w:name w:val="Grid Table 6 Colorful - Accent 4"/>
-    <w:basedOn w:val="703"/>
+    <w:basedOn w:val="886"/>
     <w:uiPriority w:val="99"/>
     <w:pPr>
       <w:pBdr/>
@@ -13769,9 +15104,9 @@
       </w:tcPr>
     </w:tblStylePr>
   </w:style>
-  <w:style w:type="table" w:styleId="59">
+  <w:style w:type="table" w:styleId="773">
     <w:name w:val="Grid Table 6 Colorful - Accent 5"/>
-    <w:basedOn w:val="703"/>
+    <w:basedOn w:val="886"/>
     <w:uiPriority w:val="99"/>
     <w:pPr>
       <w:pBdr/>
@@ -13999,9 +15334,9 @@
       </w:tcPr>
     </w:tblStylePr>
   </w:style>
-  <w:style w:type="table" w:styleId="60">
+  <w:style w:type="table" w:styleId="774">
     <w:name w:val="Grid Table 6 Colorful - Accent 6"/>
-    <w:basedOn w:val="703"/>
+    <w:basedOn w:val="886"/>
     <w:uiPriority w:val="99"/>
     <w:pPr>
       <w:pBdr/>
@@ -14229,9 +15564,9 @@
       </w:tcPr>
     </w:tblStylePr>
   </w:style>
-  <w:style w:type="table" w:styleId="61">
+  <w:style w:type="table" w:styleId="775">
     <w:name w:val="Grid Table 7 Colorful"/>
-    <w:basedOn w:val="703"/>
+    <w:basedOn w:val="886"/>
     <w:uiPriority w:val="99"/>
     <w:pPr>
       <w:pBdr/>
@@ -14333,11 +15668,11 @@
         <w:tblBorders/>
       </w:tblPr>
       <w:tcPr>
-        <w:shd w:color="ffffff"/>
-        <w:tcBorders>
-          <w:top w:val="none"/>
-          <w:left w:val="none"/>
-          <w:bottom w:val="none"/>
+        <w:shd w:val="clear" w:color="ffffff"/>
+        <w:tcBorders>
+          <w:top w:val="none" w:color="000000" w:sz="4" w:space="0"/>
+          <w:left w:val="none" w:color="000000" w:sz="4" w:space="0"/>
+          <w:bottom w:val="none" w:color="000000" w:sz="4" w:space="0"/>
           <w:right w:val="single" w:color="000000" w:themeColor="text1" w:themeTint="80" w:sz="4" w:space="0"/>
         </w:tcBorders>
       </w:tcPr>
@@ -14360,10 +15695,10 @@
       <w:tcPr>
         <w:shd w:val="clear" w:color="ffffff" w:themeColor="light1" w:fill="ffffff" w:themeFill="light1"/>
         <w:tcBorders>
-          <w:top w:val="none"/>
-          <w:left w:val="none"/>
+          <w:top w:val="none" w:color="000000" w:sz="4" w:space="0"/>
+          <w:left w:val="none" w:color="000000" w:sz="4" w:space="0"/>
           <w:bottom w:val="single" w:color="000000" w:themeColor="text1" w:themeTint="80" w:sz="4" w:space="0"/>
-          <w:right w:val="none"/>
+          <w:right w:val="none" w:color="000000" w:sz="4" w:space="0"/>
         </w:tcBorders>
       </w:tcPr>
     </w:tblStylePr>
@@ -14383,12 +15718,12 @@
         <w:tblBorders/>
       </w:tblPr>
       <w:tcPr>
-        <w:shd w:color="ffffff"/>
-        <w:tcBorders>
-          <w:top w:val="none"/>
+        <w:shd w:val="clear" w:color="ffffff"/>
+        <w:tcBorders>
+          <w:top w:val="none" w:color="000000" w:sz="4" w:space="0"/>
           <w:left w:val="single" w:color="000000" w:themeColor="text1" w:themeTint="80" w:sz="4" w:space="0"/>
-          <w:bottom w:val="none"/>
-          <w:right w:val="none"/>
+          <w:bottom w:val="none" w:color="000000" w:sz="4" w:space="0"/>
+          <w:right w:val="none" w:color="000000" w:sz="4" w:space="0"/>
         </w:tcBorders>
       </w:tcPr>
     </w:tblStylePr>
@@ -14411,9 +15746,9 @@
         <w:shd w:val="clear" w:color="ffffff" w:themeColor="light1" w:fill="ffffff" w:themeFill="light1"/>
         <w:tcBorders>
           <w:top w:val="single" w:color="000000" w:themeColor="text1" w:themeTint="80" w:sz="4" w:space="0"/>
-          <w:left w:val="none"/>
-          <w:bottom w:val="none"/>
-          <w:right w:val="none"/>
+          <w:left w:val="none" w:color="000000" w:sz="4" w:space="0"/>
+          <w:bottom w:val="none" w:color="000000" w:sz="4" w:space="0"/>
+          <w:right w:val="none" w:color="000000" w:sz="4" w:space="0"/>
         </w:tcBorders>
       </w:tcPr>
     </w:tblStylePr>
@@ -14483,9 +15818,9 @@
       </w:tcPr>
     </w:tblStylePr>
   </w:style>
-  <w:style w:type="table" w:styleId="62">
+  <w:style w:type="table" w:styleId="776">
     <w:name w:val="Grid Table 7 Colorful - Accent 1"/>
-    <w:basedOn w:val="703"/>
+    <w:basedOn w:val="886"/>
     <w:uiPriority w:val="99"/>
     <w:pPr>
       <w:pBdr/>
@@ -14587,11 +15922,11 @@
         <w:tblBorders/>
       </w:tblPr>
       <w:tcPr>
-        <w:shd w:color="ffffff"/>
-        <w:tcBorders>
-          <w:top w:val="none"/>
-          <w:left w:val="none"/>
-          <w:bottom w:val="none"/>
+        <w:shd w:val="clear" w:color="ffffff"/>
+        <w:tcBorders>
+          <w:top w:val="none" w:color="000000" w:sz="4" w:space="0"/>
+          <w:left w:val="none" w:color="000000" w:sz="4" w:space="0"/>
+          <w:bottom w:val="none" w:color="000000" w:sz="4" w:space="0"/>
           <w:right w:val="single" w:color="000000" w:themeColor="accent1" w:themeTint="80" w:sz="4" w:space="0"/>
         </w:tcBorders>
       </w:tcPr>
@@ -14614,10 +15949,10 @@
       <w:tcPr>
         <w:shd w:val="clear" w:color="ffffff" w:themeColor="light1" w:fill="ffffff" w:themeFill="light1"/>
         <w:tcBorders>
-          <w:top w:val="none"/>
-          <w:left w:val="none"/>
+          <w:top w:val="none" w:color="000000" w:sz="4" w:space="0"/>
+          <w:left w:val="none" w:color="000000" w:sz="4" w:space="0"/>
           <w:bottom w:val="single" w:color="000000" w:themeColor="accent1" w:themeTint="80" w:sz="4" w:space="0"/>
-          <w:right w:val="none"/>
+          <w:right w:val="none" w:color="000000" w:sz="4" w:space="0"/>
         </w:tcBorders>
       </w:tcPr>
     </w:tblStylePr>
@@ -14637,12 +15972,12 @@
         <w:tblBorders/>
       </w:tblPr>
       <w:tcPr>
-        <w:shd w:color="ffffff"/>
-        <w:tcBorders>
-          <w:top w:val="none"/>
+        <w:shd w:val="clear" w:color="ffffff"/>
+        <w:tcBorders>
+          <w:top w:val="none" w:color="000000" w:sz="4" w:space="0"/>
           <w:left w:val="single" w:color="000000" w:themeColor="accent1" w:themeTint="80" w:sz="4" w:space="0"/>
-          <w:bottom w:val="none"/>
-          <w:right w:val="none"/>
+          <w:bottom w:val="none" w:color="000000" w:sz="4" w:space="0"/>
+          <w:right w:val="none" w:color="000000" w:sz="4" w:space="0"/>
         </w:tcBorders>
       </w:tcPr>
     </w:tblStylePr>
@@ -14665,9 +16000,9 @@
         <w:shd w:val="clear" w:color="ffffff" w:themeColor="light1" w:fill="ffffff" w:themeFill="light1"/>
         <w:tcBorders>
           <w:top w:val="single" w:color="000000" w:themeColor="accent1" w:themeTint="80" w:sz="4" w:space="0"/>
-          <w:left w:val="none"/>
-          <w:bottom w:val="none"/>
-          <w:right w:val="none"/>
+          <w:left w:val="none" w:color="000000" w:sz="4" w:space="0"/>
+          <w:bottom w:val="none" w:color="000000" w:sz="4" w:space="0"/>
+          <w:right w:val="none" w:color="000000" w:sz="4" w:space="0"/>
         </w:tcBorders>
       </w:tcPr>
     </w:tblStylePr>
@@ -14737,9 +16072,9 @@
       </w:tcPr>
     </w:tblStylePr>
   </w:style>
-  <w:style w:type="table" w:styleId="63">
+  <w:style w:type="table" w:styleId="777">
     <w:name w:val="Grid Table 7 Colorful - Accent 2"/>
-    <w:basedOn w:val="703"/>
+    <w:basedOn w:val="886"/>
     <w:uiPriority w:val="99"/>
     <w:pPr>
       <w:pBdr/>
@@ -14841,11 +16176,11 @@
         <w:tblBorders/>
       </w:tblPr>
       <w:tcPr>
-        <w:shd w:color="ffffff"/>
-        <w:tcBorders>
-          <w:top w:val="none"/>
-          <w:left w:val="none"/>
-          <w:bottom w:val="none"/>
+        <w:shd w:val="clear" w:color="ffffff"/>
+        <w:tcBorders>
+          <w:top w:val="none" w:color="000000" w:sz="4" w:space="0"/>
+          <w:left w:val="none" w:color="000000" w:sz="4" w:space="0"/>
+          <w:bottom w:val="none" w:color="000000" w:sz="4" w:space="0"/>
           <w:right w:val="single" w:color="000000" w:themeColor="accent2" w:themeTint="97" w:sz="4" w:space="0"/>
         </w:tcBorders>
       </w:tcPr>
@@ -14868,10 +16203,10 @@
       <w:tcPr>
         <w:shd w:val="clear" w:color="ffffff" w:themeColor="light1" w:fill="ffffff" w:themeFill="light1"/>
         <w:tcBorders>
-          <w:top w:val="none"/>
-          <w:left w:val="none"/>
+          <w:top w:val="none" w:color="000000" w:sz="4" w:space="0"/>
+          <w:left w:val="none" w:color="000000" w:sz="4" w:space="0"/>
           <w:bottom w:val="single" w:color="000000" w:themeColor="accent2" w:themeTint="97" w:sz="4" w:space="0"/>
-          <w:right w:val="none"/>
+          <w:right w:val="none" w:color="000000" w:sz="4" w:space="0"/>
         </w:tcBorders>
       </w:tcPr>
     </w:tblStylePr>
@@ -14891,12 +16226,12 @@
         <w:tblBorders/>
       </w:tblPr>
       <w:tcPr>
-        <w:shd w:color="ffffff"/>
-        <w:tcBorders>
-          <w:top w:val="none"/>
+        <w:shd w:val="clear" w:color="ffffff"/>
+        <w:tcBorders>
+          <w:top w:val="none" w:color="000000" w:sz="4" w:space="0"/>
           <w:left w:val="single" w:color="000000" w:themeColor="accent2" w:themeTint="97" w:sz="4" w:space="0"/>
-          <w:bottom w:val="none"/>
-          <w:right w:val="none"/>
+          <w:bottom w:val="none" w:color="000000" w:sz="4" w:space="0"/>
+          <w:right w:val="none" w:color="000000" w:sz="4" w:space="0"/>
         </w:tcBorders>
       </w:tcPr>
     </w:tblStylePr>
@@ -14919,9 +16254,9 @@
         <w:shd w:val="clear" w:color="ffffff" w:themeColor="light1" w:fill="ffffff" w:themeFill="light1"/>
         <w:tcBorders>
           <w:top w:val="single" w:color="000000" w:themeColor="accent2" w:themeTint="97" w:sz="4" w:space="0"/>
-          <w:left w:val="none"/>
-          <w:bottom w:val="none"/>
-          <w:right w:val="none"/>
+          <w:left w:val="none" w:color="000000" w:sz="4" w:space="0"/>
+          <w:bottom w:val="none" w:color="000000" w:sz="4" w:space="0"/>
+          <w:right w:val="none" w:color="000000" w:sz="4" w:space="0"/>
         </w:tcBorders>
       </w:tcPr>
     </w:tblStylePr>
@@ -14991,9 +16326,9 @@
       </w:tcPr>
     </w:tblStylePr>
   </w:style>
-  <w:style w:type="table" w:styleId="64">
+  <w:style w:type="table" w:styleId="778">
     <w:name w:val="Grid Table 7 Colorful - Accent 3"/>
-    <w:basedOn w:val="703"/>
+    <w:basedOn w:val="886"/>
     <w:uiPriority w:val="99"/>
     <w:pPr>
       <w:pBdr/>
@@ -15095,11 +16430,11 @@
         <w:tblBorders/>
       </w:tblPr>
       <w:tcPr>
-        <w:shd w:color="ffffff"/>
-        <w:tcBorders>
-          <w:top w:val="none"/>
-          <w:left w:val="none"/>
-          <w:bottom w:val="none"/>
+        <w:shd w:val="clear" w:color="ffffff"/>
+        <w:tcBorders>
+          <w:top w:val="none" w:color="000000" w:sz="4" w:space="0"/>
+          <w:left w:val="none" w:color="000000" w:sz="4" w:space="0"/>
+          <w:bottom w:val="none" w:color="000000" w:sz="4" w:space="0"/>
           <w:right w:val="single" w:color="000000" w:themeColor="accent3" w:themeTint="FE" w:sz="4" w:space="0"/>
         </w:tcBorders>
       </w:tcPr>
@@ -15122,10 +16457,10 @@
       <w:tcPr>
         <w:shd w:val="clear" w:color="ffffff" w:themeColor="light1" w:fill="ffffff" w:themeFill="light1"/>
         <w:tcBorders>
-          <w:top w:val="none"/>
-          <w:left w:val="none"/>
+          <w:top w:val="none" w:color="000000" w:sz="4" w:space="0"/>
+          <w:left w:val="none" w:color="000000" w:sz="4" w:space="0"/>
           <w:bottom w:val="single" w:color="000000" w:themeColor="accent3" w:themeTint="FE" w:sz="4" w:space="0"/>
-          <w:right w:val="none"/>
+          <w:right w:val="none" w:color="000000" w:sz="4" w:space="0"/>
         </w:tcBorders>
       </w:tcPr>
     </w:tblStylePr>
@@ -15145,12 +16480,12 @@
         <w:tblBorders/>
       </w:tblPr>
       <w:tcPr>
-        <w:shd w:color="ffffff"/>
-        <w:tcBorders>
-          <w:top w:val="none"/>
+        <w:shd w:val="clear" w:color="ffffff"/>
+        <w:tcBorders>
+          <w:top w:val="none" w:color="000000" w:sz="4" w:space="0"/>
           <w:left w:val="single" w:color="000000" w:themeColor="accent3" w:themeTint="FE" w:sz="4" w:space="0"/>
-          <w:bottom w:val="none"/>
-          <w:right w:val="none"/>
+          <w:bottom w:val="none" w:color="000000" w:sz="4" w:space="0"/>
+          <w:right w:val="none" w:color="000000" w:sz="4" w:space="0"/>
         </w:tcBorders>
       </w:tcPr>
     </w:tblStylePr>
@@ -15173,9 +16508,9 @@
         <w:shd w:val="clear" w:color="ffffff" w:themeColor="light1" w:fill="ffffff" w:themeFill="light1"/>
         <w:tcBorders>
           <w:top w:val="single" w:color="000000" w:themeColor="accent3" w:themeTint="FE" w:sz="4" w:space="0"/>
-          <w:left w:val="none"/>
-          <w:bottom w:val="none"/>
-          <w:right w:val="none"/>
+          <w:left w:val="none" w:color="000000" w:sz="4" w:space="0"/>
+          <w:bottom w:val="none" w:color="000000" w:sz="4" w:space="0"/>
+          <w:right w:val="none" w:color="000000" w:sz="4" w:space="0"/>
         </w:tcBorders>
       </w:tcPr>
     </w:tblStylePr>
@@ -15245,9 +16580,9 @@
       </w:tcPr>
     </w:tblStylePr>
   </w:style>
-  <w:style w:type="table" w:styleId="65">
+  <w:style w:type="table" w:styleId="779">
     <w:name w:val="Grid Table 7 Colorful - Accent 4"/>
-    <w:basedOn w:val="703"/>
+    <w:basedOn w:val="886"/>
     <w:uiPriority w:val="99"/>
     <w:pPr>
       <w:pBdr/>
@@ -15349,11 +16684,11 @@
         <w:tblBorders/>
       </w:tblPr>
       <w:tcPr>
-        <w:shd w:color="ffffff"/>
-        <w:tcBorders>
-          <w:top w:val="none"/>
-          <w:left w:val="none"/>
-          <w:bottom w:val="none"/>
+        <w:shd w:val="clear" w:color="ffffff"/>
+        <w:tcBorders>
+          <w:top w:val="none" w:color="000000" w:sz="4" w:space="0"/>
+          <w:left w:val="none" w:color="000000" w:sz="4" w:space="0"/>
+          <w:bottom w:val="none" w:color="000000" w:sz="4" w:space="0"/>
           <w:right w:val="single" w:color="000000" w:themeColor="accent4" w:themeTint="9A" w:sz="4" w:space="0"/>
         </w:tcBorders>
       </w:tcPr>
@@ -15376,10 +16711,10 @@
       <w:tcPr>
         <w:shd w:val="clear" w:color="ffffff" w:themeColor="light1" w:fill="ffffff" w:themeFill="light1"/>
         <w:tcBorders>
-          <w:top w:val="none"/>
-          <w:left w:val="none"/>
+          <w:top w:val="none" w:color="000000" w:sz="4" w:space="0"/>
+          <w:left w:val="none" w:color="000000" w:sz="4" w:space="0"/>
           <w:bottom w:val="single" w:color="000000" w:themeColor="accent4" w:themeTint="9A" w:sz="4" w:space="0"/>
-          <w:right w:val="none"/>
+          <w:right w:val="none" w:color="000000" w:sz="4" w:space="0"/>
         </w:tcBorders>
       </w:tcPr>
     </w:tblStylePr>
@@ -15399,12 +16734,12 @@
         <w:tblBorders/>
       </w:tblPr>
       <w:tcPr>
-        <w:shd w:color="ffffff"/>
-        <w:tcBorders>
-          <w:top w:val="none"/>
+        <w:shd w:val="clear" w:color="ffffff"/>
+        <w:tcBorders>
+          <w:top w:val="none" w:color="000000" w:sz="4" w:space="0"/>
           <w:left w:val="single" w:color="000000" w:themeColor="accent4" w:themeTint="9A" w:sz="4" w:space="0"/>
-          <w:bottom w:val="none"/>
-          <w:right w:val="none"/>
+          <w:bottom w:val="none" w:color="000000" w:sz="4" w:space="0"/>
+          <w:right w:val="none" w:color="000000" w:sz="4" w:space="0"/>
         </w:tcBorders>
       </w:tcPr>
     </w:tblStylePr>
@@ -15427,9 +16762,9 @@
         <w:shd w:val="clear" w:color="ffffff" w:themeColor="light1" w:fill="ffffff" w:themeFill="light1"/>
         <w:tcBorders>
           <w:top w:val="single" w:color="000000" w:themeColor="accent4" w:themeTint="9A" w:sz="4" w:space="0"/>
-          <w:left w:val="none"/>
-          <w:bottom w:val="none"/>
-          <w:right w:val="none"/>
+          <w:left w:val="none" w:color="000000" w:sz="4" w:space="0"/>
+          <w:bottom w:val="none" w:color="000000" w:sz="4" w:space="0"/>
+          <w:right w:val="none" w:color="000000" w:sz="4" w:space="0"/>
         </w:tcBorders>
       </w:tcPr>
     </w:tblStylePr>
@@ -15499,9 +16834,9 @@
       </w:tcPr>
     </w:tblStylePr>
   </w:style>
-  <w:style w:type="table" w:styleId="66">
+  <w:style w:type="table" w:styleId="780">
     <w:name w:val="Grid Table 7 Colorful - Accent 5"/>
-    <w:basedOn w:val="703"/>
+    <w:basedOn w:val="886"/>
     <w:uiPriority w:val="99"/>
     <w:pPr>
       <w:pBdr/>
@@ -15603,11 +16938,11 @@
         <w:tblBorders/>
       </w:tblPr>
       <w:tcPr>
-        <w:shd w:color="ffffff"/>
-        <w:tcBorders>
-          <w:top w:val="none"/>
-          <w:left w:val="none"/>
-          <w:bottom w:val="none"/>
+        <w:shd w:val="clear" w:color="ffffff"/>
+        <w:tcBorders>
+          <w:top w:val="none" w:color="000000" w:sz="4" w:space="0"/>
+          <w:left w:val="none" w:color="000000" w:sz="4" w:space="0"/>
+          <w:bottom w:val="none" w:color="000000" w:sz="4" w:space="0"/>
           <w:right w:val="single" w:color="000000" w:themeColor="accent5" w:themeTint="90" w:sz="4" w:space="0"/>
         </w:tcBorders>
       </w:tcPr>
@@ -15630,10 +16965,10 @@
       <w:tcPr>
         <w:shd w:val="clear" w:color="ffffff" w:themeColor="light1" w:fill="ffffff" w:themeFill="light1"/>
         <w:tcBorders>
-          <w:top w:val="none"/>
-          <w:left w:val="none"/>
+          <w:top w:val="none" w:color="000000" w:sz="4" w:space="0"/>
+          <w:left w:val="none" w:color="000000" w:sz="4" w:space="0"/>
           <w:bottom w:val="single" w:color="000000" w:themeColor="accent5" w:themeTint="90" w:sz="4" w:space="0"/>
-          <w:right w:val="none"/>
+          <w:right w:val="none" w:color="000000" w:sz="4" w:space="0"/>
         </w:tcBorders>
       </w:tcPr>
     </w:tblStylePr>
@@ -15653,12 +16988,12 @@
         <w:tblBorders/>
       </w:tblPr>
       <w:tcPr>
-        <w:shd w:color="ffffff"/>
-        <w:tcBorders>
-          <w:top w:val="none"/>
+        <w:shd w:val="clear" w:color="ffffff"/>
+        <w:tcBorders>
+          <w:top w:val="none" w:color="000000" w:sz="4" w:space="0"/>
           <w:left w:val="single" w:color="000000" w:themeColor="accent5" w:themeTint="90" w:sz="4" w:space="0"/>
-          <w:bottom w:val="none"/>
-          <w:right w:val="none"/>
+          <w:bottom w:val="none" w:color="000000" w:sz="4" w:space="0"/>
+          <w:right w:val="none" w:color="000000" w:sz="4" w:space="0"/>
         </w:tcBorders>
       </w:tcPr>
     </w:tblStylePr>
@@ -15681,9 +17016,9 @@
         <w:shd w:val="clear" w:color="ffffff" w:themeColor="light1" w:fill="ffffff" w:themeFill="light1"/>
         <w:tcBorders>
           <w:top w:val="single" w:color="000000" w:themeColor="accent5" w:themeTint="90" w:sz="4" w:space="0"/>
-          <w:left w:val="none"/>
-          <w:bottom w:val="none"/>
-          <w:right w:val="none"/>
+          <w:left w:val="none" w:color="000000" w:sz="4" w:space="0"/>
+          <w:bottom w:val="none" w:color="000000" w:sz="4" w:space="0"/>
+          <w:right w:val="none" w:color="000000" w:sz="4" w:space="0"/>
         </w:tcBorders>
       </w:tcPr>
     </w:tblStylePr>
@@ -15753,9 +17088,9 @@
       </w:tcPr>
     </w:tblStylePr>
   </w:style>
-  <w:style w:type="table" w:styleId="67">
+  <w:style w:type="table" w:styleId="781">
     <w:name w:val="Grid Table 7 Colorful - Accent 6"/>
-    <w:basedOn w:val="703"/>
+    <w:basedOn w:val="886"/>
     <w:uiPriority w:val="99"/>
     <w:pPr>
       <w:pBdr/>
@@ -15857,11 +17192,11 @@
         <w:tblBorders/>
       </w:tblPr>
       <w:tcPr>
-        <w:shd w:color="ffffff"/>
-        <w:tcBorders>
-          <w:top w:val="none"/>
-          <w:left w:val="none"/>
-          <w:bottom w:val="none"/>
+        <w:shd w:val="clear" w:color="ffffff"/>
+        <w:tcBorders>
+          <w:top w:val="none" w:color="000000" w:sz="4" w:space="0"/>
+          <w:left w:val="none" w:color="000000" w:sz="4" w:space="0"/>
+          <w:bottom w:val="none" w:color="000000" w:sz="4" w:space="0"/>
           <w:right w:val="single" w:color="000000" w:themeColor="accent6" w:themeTint="90" w:sz="4" w:space="0"/>
         </w:tcBorders>
       </w:tcPr>
@@ -15884,10 +17219,10 @@
       <w:tcPr>
         <w:shd w:val="clear" w:color="ffffff" w:themeColor="light1" w:fill="ffffff" w:themeFill="light1"/>
         <w:tcBorders>
-          <w:top w:val="none"/>
-          <w:left w:val="none"/>
+          <w:top w:val="none" w:color="000000" w:sz="4" w:space="0"/>
+          <w:left w:val="none" w:color="000000" w:sz="4" w:space="0"/>
           <w:bottom w:val="single" w:color="000000" w:themeColor="accent6" w:themeTint="90" w:sz="4" w:space="0"/>
-          <w:right w:val="none"/>
+          <w:right w:val="none" w:color="000000" w:sz="4" w:space="0"/>
         </w:tcBorders>
       </w:tcPr>
     </w:tblStylePr>
@@ -15907,12 +17242,12 @@
         <w:tblBorders/>
       </w:tblPr>
       <w:tcPr>
-        <w:shd w:color="ffffff"/>
-        <w:tcBorders>
-          <w:top w:val="none"/>
+        <w:shd w:val="clear" w:color="ffffff"/>
+        <w:tcBorders>
+          <w:top w:val="none" w:color="000000" w:sz="4" w:space="0"/>
           <w:left w:val="single" w:color="000000" w:themeColor="accent6" w:themeTint="90" w:sz="4" w:space="0"/>
-          <w:bottom w:val="none"/>
-          <w:right w:val="none"/>
+          <w:bottom w:val="none" w:color="000000" w:sz="4" w:space="0"/>
+          <w:right w:val="none" w:color="000000" w:sz="4" w:space="0"/>
         </w:tcBorders>
       </w:tcPr>
     </w:tblStylePr>
@@ -15935,9 +17270,9 @@
         <w:shd w:val="clear" w:color="ffffff" w:themeColor="light1" w:fill="ffffff" w:themeFill="light1"/>
         <w:tcBorders>
           <w:top w:val="single" w:color="000000" w:themeColor="accent6" w:themeTint="90" w:sz="4" w:space="0"/>
-          <w:left w:val="none"/>
-          <w:bottom w:val="none"/>
-          <w:right w:val="none"/>
+          <w:left w:val="none" w:color="000000" w:sz="4" w:space="0"/>
+          <w:bottom w:val="none" w:color="000000" w:sz="4" w:space="0"/>
+          <w:right w:val="none" w:color="000000" w:sz="4" w:space="0"/>
         </w:tcBorders>
       </w:tcPr>
     </w:tblStylePr>
@@ -16007,9 +17342,9 @@
       </w:tcPr>
     </w:tblStylePr>
   </w:style>
-  <w:style w:type="table" w:styleId="68">
+  <w:style w:type="table" w:styleId="782">
     <w:name w:val="List Table 1 Light"/>
-    <w:basedOn w:val="703"/>
+    <w:basedOn w:val="886"/>
     <w:uiPriority w:val="99"/>
     <w:pPr>
       <w:pBdr/>
@@ -16223,9 +17558,9 @@
       </w:tcPr>
     </w:tblStylePr>
   </w:style>
-  <w:style w:type="table" w:styleId="69">
+  <w:style w:type="table" w:styleId="783">
     <w:name w:val="List Table 1 Light - Accent 1"/>
-    <w:basedOn w:val="703"/>
+    <w:basedOn w:val="886"/>
     <w:uiPriority w:val="99"/>
     <w:pPr>
       <w:pBdr/>
@@ -16439,9 +17774,9 @@
       </w:tcPr>
     </w:tblStylePr>
   </w:style>
-  <w:style w:type="table" w:styleId="70">
+  <w:style w:type="table" w:styleId="784">
     <w:name w:val="List Table 1 Light - Accent 2"/>
-    <w:basedOn w:val="703"/>
+    <w:basedOn w:val="886"/>
     <w:uiPriority w:val="99"/>
     <w:pPr>
       <w:pBdr/>
@@ -16655,9 +17990,9 @@
       </w:tcPr>
     </w:tblStylePr>
   </w:style>
-  <w:style w:type="table" w:styleId="71">
+  <w:style w:type="table" w:styleId="785">
     <w:name w:val="List Table 1 Light - Accent 3"/>
-    <w:basedOn w:val="703"/>
+    <w:basedOn w:val="886"/>
     <w:uiPriority w:val="99"/>
     <w:pPr>
       <w:pBdr/>
@@ -16871,9 +18206,9 @@
       </w:tcPr>
     </w:tblStylePr>
   </w:style>
-  <w:style w:type="table" w:styleId="72">
+  <w:style w:type="table" w:styleId="786">
     <w:name w:val="List Table 1 Light - Accent 4"/>
-    <w:basedOn w:val="703"/>
+    <w:basedOn w:val="886"/>
     <w:uiPriority w:val="99"/>
     <w:pPr>
       <w:pBdr/>
@@ -17087,9 +18422,9 @@
       </w:tcPr>
     </w:tblStylePr>
   </w:style>
-  <w:style w:type="table" w:styleId="73">
+  <w:style w:type="table" w:styleId="787">
     <w:name w:val="List Table 1 Light - Accent 5"/>
-    <w:basedOn w:val="703"/>
+    <w:basedOn w:val="886"/>
     <w:uiPriority w:val="99"/>
     <w:pPr>
       <w:pBdr/>
@@ -17303,9 +18638,9 @@
       </w:tcPr>
     </w:tblStylePr>
   </w:style>
-  <w:style w:type="table" w:styleId="74">
+  <w:style w:type="table" w:styleId="788">
     <w:name w:val="List Table 1 Light - Accent 6"/>
-    <w:basedOn w:val="703"/>
+    <w:basedOn w:val="886"/>
     <w:uiPriority w:val="99"/>
     <w:pPr>
       <w:pBdr/>
@@ -17519,9 +18854,9 @@
       </w:tcPr>
     </w:tblStylePr>
   </w:style>
-  <w:style w:type="table" w:styleId="75">
+  <w:style w:type="table" w:styleId="789">
     <w:name w:val="List Table 2"/>
-    <w:basedOn w:val="703"/>
+    <w:basedOn w:val="886"/>
     <w:uiPriority w:val="99"/>
     <w:pPr>
       <w:pBdr/>
@@ -17757,9 +19092,9 @@
       </w:tcPr>
     </w:tblStylePr>
   </w:style>
-  <w:style w:type="table" w:styleId="76">
+  <w:style w:type="table" w:styleId="790">
     <w:name w:val="List Table 2 - Accent 1"/>
-    <w:basedOn w:val="703"/>
+    <w:basedOn w:val="886"/>
     <w:uiPriority w:val="99"/>
     <w:pPr>
       <w:pBdr/>
@@ -17995,9 +19330,9 @@
       </w:tcPr>
     </w:tblStylePr>
   </w:style>
-  <w:style w:type="table" w:styleId="77">
+  <w:style w:type="table" w:styleId="791">
     <w:name w:val="List Table 2 - Accent 2"/>
-    <w:basedOn w:val="703"/>
+    <w:basedOn w:val="886"/>
     <w:uiPriority w:val="99"/>
     <w:pPr>
       <w:pBdr/>
@@ -18233,9 +19568,9 @@
       </w:tcPr>
     </w:tblStylePr>
   </w:style>
-  <w:style w:type="table" w:styleId="78">
+  <w:style w:type="table" w:styleId="792">
     <w:name w:val="List Table 2 - Accent 3"/>
-    <w:basedOn w:val="703"/>
+    <w:basedOn w:val="886"/>
     <w:uiPriority w:val="99"/>
     <w:pPr>
       <w:pBdr/>
@@ -18471,9 +19806,9 @@
       </w:tcPr>
     </w:tblStylePr>
   </w:style>
-  <w:style w:type="table" w:styleId="79">
+  <w:style w:type="table" w:styleId="793">
     <w:name w:val="List Table 2 - Accent 4"/>
-    <w:basedOn w:val="703"/>
+    <w:basedOn w:val="886"/>
     <w:uiPriority w:val="99"/>
     <w:pPr>
       <w:pBdr/>
@@ -18709,9 +20044,9 @@
       </w:tcPr>
     </w:tblStylePr>
   </w:style>
-  <w:style w:type="table" w:styleId="80">
+  <w:style w:type="table" w:styleId="794">
     <w:name w:val="List Table 2 - Accent 5"/>
-    <w:basedOn w:val="703"/>
+    <w:basedOn w:val="886"/>
     <w:uiPriority w:val="99"/>
     <w:pPr>
       <w:pBdr/>
@@ -18947,9 +20282,9 @@
       </w:tcPr>
     </w:tblStylePr>
   </w:style>
-  <w:style w:type="table" w:styleId="81">
+  <w:style w:type="table" w:styleId="795">
     <w:name w:val="List Table 2 - Accent 6"/>
-    <w:basedOn w:val="703"/>
+    <w:basedOn w:val="886"/>
     <w:uiPriority w:val="99"/>
     <w:pPr>
       <w:pBdr/>
@@ -19185,9 +20520,9 @@
       </w:tcPr>
     </w:tblStylePr>
   </w:style>
-  <w:style w:type="table" w:styleId="82">
+  <w:style w:type="table" w:styleId="796">
     <w:name w:val="List Table 3"/>
-    <w:basedOn w:val="703"/>
+    <w:basedOn w:val="886"/>
     <w:uiPriority w:val="99"/>
     <w:pPr>
       <w:pBdr/>
@@ -19413,9 +20748,9 @@
       </w:tcPr>
     </w:tblStylePr>
   </w:style>
-  <w:style w:type="table" w:styleId="83">
+  <w:style w:type="table" w:styleId="797">
     <w:name w:val="List Table 3 - Accent 1"/>
-    <w:basedOn w:val="703"/>
+    <w:basedOn w:val="886"/>
     <w:uiPriority w:val="99"/>
     <w:pPr>
       <w:pBdr/>
@@ -19641,9 +20976,9 @@
       </w:tcPr>
     </w:tblStylePr>
   </w:style>
-  <w:style w:type="table" w:styleId="84">
+  <w:style w:type="table" w:styleId="798">
     <w:name w:val="List Table 3 - Accent 2"/>
-    <w:basedOn w:val="703"/>
+    <w:basedOn w:val="886"/>
     <w:uiPriority w:val="99"/>
     <w:pPr>
       <w:pBdr/>
@@ -19869,9 +21204,9 @@
       </w:tcPr>
     </w:tblStylePr>
   </w:style>
-  <w:style w:type="table" w:styleId="85">
+  <w:style w:type="table" w:styleId="799">
     <w:name w:val="List Table 3 - Accent 3"/>
-    <w:basedOn w:val="703"/>
+    <w:basedOn w:val="886"/>
     <w:uiPriority w:val="99"/>
     <w:pPr>
       <w:pBdr/>
@@ -20097,9 +21432,9 @@
       </w:tcPr>
     </w:tblStylePr>
   </w:style>
-  <w:style w:type="table" w:styleId="86">
+  <w:style w:type="table" w:styleId="800">
     <w:name w:val="List Table 3 - Accent 4"/>
-    <w:basedOn w:val="703"/>
+    <w:basedOn w:val="886"/>
     <w:uiPriority w:val="99"/>
     <w:pPr>
       <w:pBdr/>
@@ -20325,9 +21660,9 @@
       </w:tcPr>
     </w:tblStylePr>
   </w:style>
-  <w:style w:type="table" w:styleId="87">
+  <w:style w:type="table" w:styleId="801">
     <w:name w:val="List Table 3 - Accent 5"/>
-    <w:basedOn w:val="703"/>
+    <w:basedOn w:val="886"/>
     <w:uiPriority w:val="99"/>
     <w:pPr>
       <w:pBdr/>
@@ -20553,9 +21888,9 @@
       </w:tcPr>
     </w:tblStylePr>
   </w:style>
-  <w:style w:type="table" w:styleId="88">
+  <w:style w:type="table" w:styleId="802">
     <w:name w:val="List Table 3 - Accent 6"/>
-    <w:basedOn w:val="703"/>
+    <w:basedOn w:val="886"/>
     <w:uiPriority w:val="99"/>
     <w:pPr>
       <w:pBdr/>
@@ -20781,9 +22116,9 @@
       </w:tcPr>
     </w:tblStylePr>
   </w:style>
-  <w:style w:type="table" w:styleId="89">
+  <w:style w:type="table" w:styleId="803">
     <w:name w:val="List Table 4"/>
-    <w:basedOn w:val="703"/>
+    <w:basedOn w:val="886"/>
     <w:uiPriority w:val="99"/>
     <w:pPr>
       <w:pBdr/>
@@ -21006,9 +22341,9 @@
       </w:tcPr>
     </w:tblStylePr>
   </w:style>
-  <w:style w:type="table" w:styleId="90">
+  <w:style w:type="table" w:styleId="804">
     <w:name w:val="List Table 4 - Accent 1"/>
-    <w:basedOn w:val="703"/>
+    <w:basedOn w:val="886"/>
     <w:uiPriority w:val="99"/>
     <w:pPr>
       <w:pBdr/>
@@ -21231,9 +22566,9 @@
       </w:tcPr>
     </w:tblStylePr>
   </w:style>
-  <w:style w:type="table" w:styleId="91">
+  <w:style w:type="table" w:styleId="805">
     <w:name w:val="List Table 4 - Accent 2"/>
-    <w:basedOn w:val="703"/>
+    <w:basedOn w:val="886"/>
     <w:uiPriority w:val="99"/>
     <w:pPr>
       <w:pBdr/>
@@ -21456,9 +22791,9 @@
       </w:tcPr>
     </w:tblStylePr>
   </w:style>
-  <w:style w:type="table" w:styleId="92">
+  <w:style w:type="table" w:styleId="806">
     <w:name w:val="List Table 4 - Accent 3"/>
-    <w:basedOn w:val="703"/>
+    <w:basedOn w:val="886"/>
     <w:uiPriority w:val="99"/>
     <w:pPr>
       <w:pBdr/>
@@ -21681,9 +23016,9 @@
       </w:tcPr>
     </w:tblStylePr>
   </w:style>
-  <w:style w:type="table" w:styleId="93">
+  <w:style w:type="table" w:styleId="807">
     <w:name w:val="List Table 4 - Accent 4"/>
-    <w:basedOn w:val="703"/>
+    <w:basedOn w:val="886"/>
     <w:uiPriority w:val="99"/>
     <w:pPr>
       <w:pBdr/>
@@ -21906,9 +23241,9 @@
       </w:tcPr>
     </w:tblStylePr>
   </w:style>
-  <w:style w:type="table" w:styleId="94">
+  <w:style w:type="table" w:styleId="808">
     <w:name w:val="List Table 4 - Accent 5"/>
-    <w:basedOn w:val="703"/>
+    <w:basedOn w:val="886"/>
     <w:uiPriority w:val="99"/>
     <w:pPr>
       <w:pBdr/>
@@ -22131,9 +23466,9 @@
       </w:tcPr>
     </w:tblStylePr>
   </w:style>
-  <w:style w:type="table" w:styleId="95">
+  <w:style w:type="table" w:styleId="809">
     <w:name w:val="List Table 4 - Accent 6"/>
-    <w:basedOn w:val="703"/>
+    <w:basedOn w:val="886"/>
     <w:uiPriority w:val="99"/>
     <w:pPr>
       <w:pBdr/>
@@ -22356,9 +23691,9 @@
       </w:tcPr>
     </w:tblStylePr>
   </w:style>
-  <w:style w:type="table" w:styleId="96">
+  <w:style w:type="table" w:styleId="810">
     <w:name w:val="List Table 5 Dark"/>
-    <w:basedOn w:val="703"/>
+    <w:basedOn w:val="886"/>
     <w:uiPriority w:val="99"/>
     <w:pPr>
       <w:pBdr/>
@@ -22598,9 +23933,9 @@
       </w:tcPr>
     </w:tblStylePr>
   </w:style>
-  <w:style w:type="table" w:styleId="97">
+  <w:style w:type="table" w:styleId="811">
     <w:name w:val="List Table 5 Dark - Accent 1"/>
-    <w:basedOn w:val="703"/>
+    <w:basedOn w:val="886"/>
     <w:uiPriority w:val="99"/>
     <w:pPr>
       <w:pBdr/>
@@ -22840,9 +24175,9 @@
       </w:tcPr>
     </w:tblStylePr>
   </w:style>
-  <w:style w:type="table" w:styleId="98">
+  <w:style w:type="table" w:styleId="812">
     <w:name w:val="List Table 5 Dark - Accent 2"/>
-    <w:basedOn w:val="703"/>
+    <w:basedOn w:val="886"/>
     <w:uiPriority w:val="99"/>
     <w:pPr>
       <w:pBdr/>
@@ -23082,9 +24417,9 @@
       </w:tcPr>
     </w:tblStylePr>
   </w:style>
-  <w:style w:type="table" w:styleId="99">
+  <w:style w:type="table" w:styleId="813">
     <w:name w:val="List Table 5 Dark - Accent 3"/>
-    <w:basedOn w:val="703"/>
+    <w:basedOn w:val="886"/>
     <w:uiPriority w:val="99"/>
     <w:pPr>
       <w:pBdr/>
@@ -23324,9 +24659,9 @@
       </w:tcPr>
     </w:tblStylePr>
   </w:style>
-  <w:style w:type="table" w:styleId="100">
+  <w:style w:type="table" w:styleId="814">
     <w:name w:val="List Table 5 Dark - Accent 4"/>
-    <w:basedOn w:val="703"/>
+    <w:basedOn w:val="886"/>
     <w:uiPriority w:val="99"/>
     <w:pPr>
       <w:pBdr/>
@@ -23566,9 +24901,9 @@
       </w:tcPr>
     </w:tblStylePr>
   </w:style>
-  <w:style w:type="table" w:styleId="101">
+  <w:style w:type="table" w:styleId="815">
     <w:name w:val="List Table 5 Dark - Accent 5"/>
-    <w:basedOn w:val="703"/>
+    <w:basedOn w:val="886"/>
     <w:uiPriority w:val="99"/>
     <w:pPr>
       <w:pBdr/>
@@ -23808,9 +25143,9 @@
       </w:tcPr>
     </w:tblStylePr>
   </w:style>
-  <w:style w:type="table" w:styleId="102">
+  <w:style w:type="table" w:styleId="816">
     <w:name w:val="List Table 5 Dark - Accent 6"/>
-    <w:basedOn w:val="703"/>
+    <w:basedOn w:val="886"/>
     <w:uiPriority w:val="99"/>
     <w:pPr>
       <w:pBdr/>
@@ -24050,9 +25385,9 @@
       </w:tcPr>
     </w:tblStylePr>
   </w:style>
-  <w:style w:type="table" w:styleId="103">
+  <w:style w:type="table" w:styleId="817">
     <w:name w:val="List Table 6 Colorful"/>
-    <w:basedOn w:val="703"/>
+    <w:basedOn w:val="886"/>
     <w:uiPriority w:val="99"/>
     <w:pPr>
       <w:pBdr/>
@@ -24273,9 +25608,9 @@
       </w:tcPr>
     </w:tblStylePr>
   </w:style>
-  <w:style w:type="table" w:styleId="104">
+  <w:style w:type="table" w:styleId="818">
     <w:name w:val="List Table 6 Colorful - Accent 1"/>
-    <w:basedOn w:val="703"/>
+    <w:basedOn w:val="886"/>
     <w:uiPriority w:val="99"/>
     <w:pPr>
       <w:pBdr/>
@@ -24496,9 +25831,9 @@
       </w:tcPr>
     </w:tblStylePr>
   </w:style>
-  <w:style w:type="table" w:styleId="105">
+  <w:style w:type="table" w:styleId="819">
     <w:name w:val="List Table 6 Colorful - Accent 2"/>
-    <w:basedOn w:val="703"/>
+    <w:basedOn w:val="886"/>
     <w:uiPriority w:val="99"/>
     <w:pPr>
       <w:pBdr/>
@@ -24719,9 +26054,9 @@
       </w:tcPr>
     </w:tblStylePr>
   </w:style>
-  <w:style w:type="table" w:styleId="106">
+  <w:style w:type="table" w:styleId="820">
     <w:name w:val="List Table 6 Colorful - Accent 3"/>
-    <w:basedOn w:val="703"/>
+    <w:basedOn w:val="886"/>
     <w:uiPriority w:val="99"/>
     <w:pPr>
       <w:pBdr/>
@@ -24942,9 +26277,9 @@
       </w:tcPr>
     </w:tblStylePr>
   </w:style>
-  <w:style w:type="table" w:styleId="107">
+  <w:style w:type="table" w:styleId="821">
     <w:name w:val="List Table 6 Colorful - Accent 4"/>
-    <w:basedOn w:val="703"/>
+    <w:basedOn w:val="886"/>
     <w:uiPriority w:val="99"/>
     <w:pPr>
       <w:pBdr/>
@@ -25165,9 +26500,9 @@
       </w:tcPr>
     </w:tblStylePr>
   </w:style>
-  <w:style w:type="table" w:styleId="108">
+  <w:style w:type="table" w:styleId="822">
     <w:name w:val="List Table 6 Colorful - Accent 5"/>
-    <w:basedOn w:val="703"/>
+    <w:basedOn w:val="886"/>
     <w:uiPriority w:val="99"/>
     <w:pPr>
       <w:pBdr/>
@@ -25388,9 +26723,9 @@
       </w:tcPr>
     </w:tblStylePr>
   </w:style>
-  <w:style w:type="table" w:styleId="109">
+  <w:style w:type="table" w:styleId="823">
     <w:name w:val="List Table 6 Colorful - Accent 6"/>
-    <w:basedOn w:val="703"/>
+    <w:basedOn w:val="886"/>
     <w:uiPriority w:val="99"/>
     <w:pPr>
       <w:pBdr/>
@@ -25611,9 +26946,9 @@
       </w:tcPr>
     </w:tblStylePr>
   </w:style>
-  <w:style w:type="table" w:styleId="110">
+  <w:style w:type="table" w:styleId="824">
     <w:name w:val="List Table 7 Colorful"/>
-    <w:basedOn w:val="703"/>
+    <w:basedOn w:val="886"/>
     <w:uiPriority w:val="99"/>
     <w:pPr>
       <w:pBdr/>
@@ -25712,11 +27047,11 @@
         <w:tblBorders/>
       </w:tblPr>
       <w:tcPr>
-        <w:shd w:color="ffffff"/>
-        <w:tcBorders>
-          <w:top w:val="none"/>
-          <w:left w:val="none"/>
-          <w:bottom w:val="none"/>
+        <w:shd w:val="clear" w:color="ffffff"/>
+        <w:tcBorders>
+          <w:top w:val="none" w:color="000000" w:sz="4" w:space="0"/>
+          <w:left w:val="none" w:color="000000" w:sz="4" w:space="0"/>
+          <w:bottom w:val="none" w:color="000000" w:sz="4" w:space="0"/>
           <w:right w:val="single" w:color="000000" w:themeColor="text1" w:themeTint="80" w:sz="4" w:space="0"/>
         </w:tcBorders>
       </w:tcPr>
@@ -25739,10 +27074,10 @@
       <w:tcPr>
         <w:shd w:val="clear" w:color="ffffff" w:themeColor="light1" w:fill="ffffff" w:themeFill="light1"/>
         <w:tcBorders>
-          <w:top w:val="none"/>
-          <w:left w:val="none"/>
+          <w:top w:val="none" w:color="000000" w:sz="4" w:space="0"/>
+          <w:left w:val="none" w:color="000000" w:sz="4" w:space="0"/>
           <w:bottom w:val="single" w:color="000000" w:themeColor="text1" w:themeTint="80" w:sz="4" w:space="0"/>
-          <w:right w:val="none"/>
+          <w:right w:val="none" w:color="000000" w:sz="4" w:space="0"/>
         </w:tcBorders>
       </w:tcPr>
     </w:tblStylePr>
@@ -25762,12 +27097,12 @@
         <w:tblBorders/>
       </w:tblPr>
       <w:tcPr>
-        <w:shd w:color="ffffff"/>
-        <w:tcBorders>
-          <w:top w:val="none"/>
+        <w:shd w:val="clear" w:color="ffffff"/>
+        <w:tcBorders>
+          <w:top w:val="none" w:color="000000" w:sz="4" w:space="0"/>
           <w:left w:val="single" w:color="000000" w:themeColor="text1" w:themeTint="80" w:sz="4" w:space="0"/>
-          <w:bottom w:val="none"/>
-          <w:right w:val="none"/>
+          <w:bottom w:val="none" w:color="000000" w:sz="4" w:space="0"/>
+          <w:right w:val="none" w:color="000000" w:sz="4" w:space="0"/>
         </w:tcBorders>
       </w:tcPr>
     </w:tblStylePr>
@@ -25790,9 +27125,9 @@
         <w:shd w:val="clear" w:color="ffffff" w:themeColor="light1" w:fill="ffffff" w:themeFill="light1"/>
         <w:tcBorders>
           <w:top w:val="single" w:color="000000" w:themeColor="text1" w:themeTint="80" w:sz="4" w:space="0"/>
-          <w:left w:val="none"/>
-          <w:bottom w:val="none"/>
-          <w:right w:val="none"/>
+          <w:left w:val="none" w:color="000000" w:sz="4" w:space="0"/>
+          <w:bottom w:val="none" w:color="000000" w:sz="4" w:space="0"/>
+          <w:right w:val="none" w:color="000000" w:sz="4" w:space="0"/>
         </w:tcBorders>
       </w:tcPr>
     </w:tblStylePr>
@@ -25867,9 +27202,9 @@
       </w:tcPr>
     </w:tblStylePr>
   </w:style>
-  <w:style w:type="table" w:styleId="111">
+  <w:style w:type="table" w:styleId="825">
     <w:name w:val="List Table 7 Colorful - Accent 1"/>
-    <w:basedOn w:val="703"/>
+    <w:basedOn w:val="886"/>
     <w:uiPriority w:val="99"/>
     <w:pPr>
       <w:pBdr/>
@@ -25968,11 +27303,11 @@
         <w:tblBorders/>
       </w:tblPr>
       <w:tcPr>
-        <w:shd w:color="ffffff"/>
-        <w:tcBorders>
-          <w:top w:val="none"/>
-          <w:left w:val="none"/>
-          <w:bottom w:val="none"/>
+        <w:shd w:val="clear" w:color="ffffff"/>
+        <w:tcBorders>
+          <w:top w:val="none" w:color="000000" w:sz="4" w:space="0"/>
+          <w:left w:val="none" w:color="000000" w:sz="4" w:space="0"/>
+          <w:bottom w:val="none" w:color="000000" w:sz="4" w:space="0"/>
           <w:right w:val="single" w:color="000000" w:themeColor="accent1" w:sz="4" w:space="0"/>
         </w:tcBorders>
       </w:tcPr>
@@ -25995,10 +27330,10 @@
       <w:tcPr>
         <w:shd w:val="clear" w:color="ffffff" w:themeColor="light1" w:fill="ffffff" w:themeFill="light1"/>
         <w:tcBorders>
-          <w:top w:val="none"/>
-          <w:left w:val="none"/>
+          <w:top w:val="none" w:color="000000" w:sz="4" w:space="0"/>
+          <w:left w:val="none" w:color="000000" w:sz="4" w:space="0"/>
           <w:bottom w:val="single" w:color="000000" w:themeColor="accent1" w:sz="4" w:space="0"/>
-          <w:right w:val="none"/>
+          <w:right w:val="none" w:color="000000" w:sz="4" w:space="0"/>
         </w:tcBorders>
       </w:tcPr>
     </w:tblStylePr>
@@ -26018,12 +27353,12 @@
         <w:tblBorders/>
       </w:tblPr>
       <w:tcPr>
-        <w:shd w:color="ffffff"/>
-        <w:tcBorders>
-          <w:top w:val="none"/>
+        <w:shd w:val="clear" w:color="ffffff"/>
+        <w:tcBorders>
+          <w:top w:val="none" w:color="000000" w:sz="4" w:space="0"/>
           <w:left w:val="single" w:color="000000" w:themeColor="accent1" w:sz="4" w:space="0"/>
-          <w:bottom w:val="none"/>
-          <w:right w:val="none"/>
+          <w:bottom w:val="none" w:color="000000" w:sz="4" w:space="0"/>
+          <w:right w:val="none" w:color="000000" w:sz="4" w:space="0"/>
         </w:tcBorders>
       </w:tcPr>
     </w:tblStylePr>
@@ -26046,9 +27381,9 @@
         <w:shd w:val="clear" w:color="ffffff" w:themeColor="light1" w:fill="ffffff" w:themeFill="light1"/>
         <w:tcBorders>
           <w:top w:val="single" w:color="000000" w:themeColor="accent1" w:sz="4" w:space="0"/>
-          <w:left w:val="none"/>
-          <w:bottom w:val="none"/>
-          <w:right w:val="none"/>
+          <w:left w:val="none" w:color="000000" w:sz="4" w:space="0"/>
+          <w:bottom w:val="none" w:color="000000" w:sz="4" w:space="0"/>
+          <w:right w:val="none" w:color="000000" w:sz="4" w:space="0"/>
         </w:tcBorders>
       </w:tcPr>
     </w:tblStylePr>
@@ -26123,9 +27458,9 @@
       </w:tcPr>
     </w:tblStylePr>
   </w:style>
-  <w:style w:type="table" w:styleId="112">
+  <w:style w:type="table" w:styleId="826">
     <w:name w:val="List Table 7 Colorful - Accent 2"/>
-    <w:basedOn w:val="703"/>
+    <w:basedOn w:val="886"/>
     <w:uiPriority w:val="99"/>
     <w:pPr>
       <w:pBdr/>
@@ -26224,11 +27559,11 @@
         <w:tblBorders/>
       </w:tblPr>
       <w:tcPr>
-        <w:shd w:color="ffffff"/>
-        <w:tcBorders>
-          <w:top w:val="none"/>
-          <w:left w:val="none"/>
-          <w:bottom w:val="none"/>
+        <w:shd w:val="clear" w:color="ffffff"/>
+        <w:tcBorders>
+          <w:top w:val="none" w:color="000000" w:sz="4" w:space="0"/>
+          <w:left w:val="none" w:color="000000" w:sz="4" w:space="0"/>
+          <w:bottom w:val="none" w:color="000000" w:sz="4" w:space="0"/>
           <w:right w:val="single" w:color="000000" w:themeColor="accent2" w:themeTint="97" w:sz="4" w:space="0"/>
         </w:tcBorders>
       </w:tcPr>
@@ -26251,10 +27586,10 @@
       <w:tcPr>
         <w:shd w:val="clear" w:color="ffffff" w:themeColor="light1" w:fill="ffffff" w:themeFill="light1"/>
         <w:tcBorders>
-          <w:top w:val="none"/>
-          <w:left w:val="none"/>
+          <w:top w:val="none" w:color="000000" w:sz="4" w:space="0"/>
+          <w:left w:val="none" w:color="000000" w:sz="4" w:space="0"/>
           <w:bottom w:val="single" w:color="000000" w:themeColor="accent2" w:themeTint="97" w:sz="4" w:space="0"/>
-          <w:right w:val="none"/>
+          <w:right w:val="none" w:color="000000" w:sz="4" w:space="0"/>
         </w:tcBorders>
       </w:tcPr>
     </w:tblStylePr>
@@ -26274,12 +27609,12 @@
         <w:tblBorders/>
       </w:tblPr>
       <w:tcPr>
-        <w:shd w:color="ffffff"/>
-        <w:tcBorders>
-          <w:top w:val="none"/>
+        <w:shd w:val="clear" w:color="ffffff"/>
+        <w:tcBorders>
+          <w:top w:val="none" w:color="000000" w:sz="4" w:space="0"/>
           <w:left w:val="single" w:color="000000" w:themeColor="accent2" w:themeTint="97" w:sz="4" w:space="0"/>
-          <w:bottom w:val="none"/>
-          <w:right w:val="none"/>
+          <w:bottom w:val="none" w:color="000000" w:sz="4" w:space="0"/>
+          <w:right w:val="none" w:color="000000" w:sz="4" w:space="0"/>
         </w:tcBorders>
       </w:tcPr>
     </w:tblStylePr>
@@ -26302,9 +27637,9 @@
         <w:shd w:val="clear" w:color="ffffff" w:themeColor="light1" w:fill="ffffff" w:themeFill="light1"/>
         <w:tcBorders>
           <w:top w:val="single" w:color="000000" w:themeColor="accent2" w:themeTint="97" w:sz="4" w:space="0"/>
-          <w:left w:val="none"/>
-          <w:bottom w:val="none"/>
-          <w:right w:val="none"/>
+          <w:left w:val="none" w:color="000000" w:sz="4" w:space="0"/>
+          <w:bottom w:val="none" w:color="000000" w:sz="4" w:space="0"/>
+          <w:right w:val="none" w:color="000000" w:sz="4" w:space="0"/>
         </w:tcBorders>
       </w:tcPr>
     </w:tblStylePr>
@@ -26379,9 +27714,9 @@
       </w:tcPr>
     </w:tblStylePr>
   </w:style>
-  <w:style w:type="table" w:styleId="113">
+  <w:style w:type="table" w:styleId="827">
     <w:name w:val="List Table 7 Colorful - Accent 3"/>
-    <w:basedOn w:val="703"/>
+    <w:basedOn w:val="886"/>
     <w:uiPriority w:val="99"/>
     <w:pPr>
       <w:pBdr/>
@@ -26480,11 +27815,11 @@
         <w:tblBorders/>
       </w:tblPr>
       <w:tcPr>
-        <w:shd w:color="ffffff"/>
-        <w:tcBorders>
-          <w:top w:val="none"/>
-          <w:left w:val="none"/>
-          <w:bottom w:val="none"/>
+        <w:shd w:val="clear" w:color="ffffff"/>
+        <w:tcBorders>
+          <w:top w:val="none" w:color="000000" w:sz="4" w:space="0"/>
+          <w:left w:val="none" w:color="000000" w:sz="4" w:space="0"/>
+          <w:bottom w:val="none" w:color="000000" w:sz="4" w:space="0"/>
           <w:right w:val="single" w:color="000000" w:themeColor="accent3" w:themeTint="98" w:sz="4" w:space="0"/>
         </w:tcBorders>
       </w:tcPr>
@@ -26507,10 +27842,10 @@
       <w:tcPr>
         <w:shd w:val="clear" w:color="ffffff" w:themeColor="light1" w:fill="ffffff" w:themeFill="light1"/>
         <w:tcBorders>
-          <w:top w:val="none"/>
-          <w:left w:val="none"/>
+          <w:top w:val="none" w:color="000000" w:sz="4" w:space="0"/>
+          <w:left w:val="none" w:color="000000" w:sz="4" w:space="0"/>
           <w:bottom w:val="single" w:color="000000" w:themeColor="accent3" w:themeTint="98" w:sz="4" w:space="0"/>
-          <w:right w:val="none"/>
+          <w:right w:val="none" w:color="000000" w:sz="4" w:space="0"/>
         </w:tcBorders>
       </w:tcPr>
     </w:tblStylePr>
@@ -26530,12 +27865,12 @@
         <w:tblBorders/>
       </w:tblPr>
       <w:tcPr>
-        <w:shd w:color="ffffff"/>
-        <w:tcBorders>
-          <w:top w:val="none"/>
+        <w:shd w:val="clear" w:color="ffffff"/>
+        <w:tcBorders>
+          <w:top w:val="none" w:color="000000" w:sz="4" w:space="0"/>
           <w:left w:val="single" w:color="000000" w:themeColor="accent3" w:themeTint="98" w:sz="4" w:space="0"/>
-          <w:bottom w:val="none"/>
-          <w:right w:val="none"/>
+          <w:bottom w:val="none" w:color="000000" w:sz="4" w:space="0"/>
+          <w:right w:val="none" w:color="000000" w:sz="4" w:space="0"/>
         </w:tcBorders>
       </w:tcPr>
     </w:tblStylePr>
@@ -26558,9 +27893,9 @@
         <w:shd w:val="clear" w:color="ffffff" w:themeColor="light1" w:fill="ffffff" w:themeFill="light1"/>
         <w:tcBorders>
           <w:top w:val="single" w:color="000000" w:themeColor="accent3" w:themeTint="98" w:sz="4" w:space="0"/>
-          <w:left w:val="none"/>
-          <w:bottom w:val="none"/>
-          <w:right w:val="none"/>
+          <w:left w:val="none" w:color="000000" w:sz="4" w:space="0"/>
+          <w:bottom w:val="none" w:color="000000" w:sz="4" w:space="0"/>
+          <w:right w:val="none" w:color="000000" w:sz="4" w:space="0"/>
         </w:tcBorders>
       </w:tcPr>
     </w:tblStylePr>
@@ -26635,9 +27970,9 @@
       </w:tcPr>
     </w:tblStylePr>
   </w:style>
-  <w:style w:type="table" w:styleId="114">
+  <w:style w:type="table" w:styleId="828">
     <w:name w:val="List Table 7 Colorful - Accent 4"/>
-    <w:basedOn w:val="703"/>
+    <w:basedOn w:val="886"/>
     <w:uiPriority w:val="99"/>
     <w:pPr>
       <w:pBdr/>
@@ -26736,11 +28071,11 @@
         <w:tblBorders/>
       </w:tblPr>
       <w:tcPr>
-        <w:shd w:color="ffffff"/>
-        <w:tcBorders>
-          <w:top w:val="none"/>
-          <w:left w:val="none"/>
-          <w:bottom w:val="none"/>
+        <w:shd w:val="clear" w:color="ffffff"/>
+        <w:tcBorders>
+          <w:top w:val="none" w:color="000000" w:sz="4" w:space="0"/>
+          <w:left w:val="none" w:color="000000" w:sz="4" w:space="0"/>
+          <w:bottom w:val="none" w:color="000000" w:sz="4" w:space="0"/>
           <w:right w:val="single" w:color="000000" w:themeColor="accent4" w:themeTint="9A" w:sz="4" w:space="0"/>
         </w:tcBorders>
       </w:tcPr>
@@ -26763,10 +28098,10 @@
       <w:tcPr>
         <w:shd w:val="clear" w:color="ffffff" w:themeColor="light1" w:fill="ffffff" w:themeFill="light1"/>
         <w:tcBorders>
-          <w:top w:val="none"/>
-          <w:left w:val="none"/>
+          <w:top w:val="none" w:color="000000" w:sz="4" w:space="0"/>
+          <w:left w:val="none" w:color="000000" w:sz="4" w:space="0"/>
           <w:bottom w:val="single" w:color="000000" w:themeColor="accent4" w:themeTint="9A" w:sz="4" w:space="0"/>
-          <w:right w:val="none"/>
+          <w:right w:val="none" w:color="000000" w:sz="4" w:space="0"/>
         </w:tcBorders>
       </w:tcPr>
     </w:tblStylePr>
@@ -26786,12 +28121,12 @@
         <w:tblBorders/>
       </w:tblPr>
       <w:tcPr>
-        <w:shd w:color="ffffff"/>
-        <w:tcBorders>
-          <w:top w:val="none"/>
+        <w:shd w:val="clear" w:color="ffffff"/>
+        <w:tcBorders>
+          <w:top w:val="none" w:color="000000" w:sz="4" w:space="0"/>
           <w:left w:val="single" w:color="000000" w:themeColor="accent4" w:themeTint="9A" w:sz="4" w:space="0"/>
-          <w:bottom w:val="none"/>
-          <w:right w:val="none"/>
+          <w:bottom w:val="none" w:color="000000" w:sz="4" w:space="0"/>
+          <w:right w:val="none" w:color="000000" w:sz="4" w:space="0"/>
         </w:tcBorders>
       </w:tcPr>
     </w:tblStylePr>
@@ -26814,9 +28149,9 @@
         <w:shd w:val="clear" w:color="ffffff" w:themeColor="light1" w:fill="ffffff" w:themeFill="light1"/>
         <w:tcBorders>
           <w:top w:val="single" w:color="000000" w:themeColor="accent4" w:themeTint="9A" w:sz="4" w:space="0"/>
-          <w:left w:val="none"/>
-          <w:bottom w:val="none"/>
-          <w:right w:val="none"/>
+          <w:left w:val="none" w:color="000000" w:sz="4" w:space="0"/>
+          <w:bottom w:val="none" w:color="000000" w:sz="4" w:space="0"/>
+          <w:right w:val="none" w:color="000000" w:sz="4" w:space="0"/>
         </w:tcBorders>
       </w:tcPr>
     </w:tblStylePr>
@@ -26891,9 +28226,9 @@
       </w:tcPr>
     </w:tblStylePr>
   </w:style>
-  <w:style w:type="table" w:styleId="115">
+  <w:style w:type="table" w:styleId="829">
     <w:name w:val="List Table 7 Colorful - Accent 5"/>
-    <w:basedOn w:val="703"/>
+    <w:basedOn w:val="886"/>
     <w:uiPriority w:val="99"/>
     <w:pPr>
       <w:pBdr/>
@@ -26992,11 +28327,11 @@
         <w:tblBorders/>
       </w:tblPr>
       <w:tcPr>
-        <w:shd w:color="ffffff"/>
-        <w:tcBorders>
-          <w:top w:val="none"/>
-          <w:left w:val="none"/>
-          <w:bottom w:val="none"/>
+        <w:shd w:val="clear" w:color="ffffff"/>
+        <w:tcBorders>
+          <w:top w:val="none" w:color="000000" w:sz="4" w:space="0"/>
+          <w:left w:val="none" w:color="000000" w:sz="4" w:space="0"/>
+          <w:bottom w:val="none" w:color="000000" w:sz="4" w:space="0"/>
           <w:right w:val="single" w:color="000000" w:themeColor="accent5" w:themeTint="9A" w:sz="4" w:space="0"/>
         </w:tcBorders>
       </w:tcPr>
@@ -27019,10 +28354,10 @@
       <w:tcPr>
         <w:shd w:val="clear" w:color="ffffff" w:themeColor="light1" w:fill="ffffff" w:themeFill="light1"/>
         <w:tcBorders>
-          <w:top w:val="none"/>
-          <w:left w:val="none"/>
+          <w:top w:val="none" w:color="000000" w:sz="4" w:space="0"/>
+          <w:left w:val="none" w:color="000000" w:sz="4" w:space="0"/>
           <w:bottom w:val="single" w:color="000000" w:themeColor="accent5" w:themeTint="9A" w:sz="4" w:space="0"/>
-          <w:right w:val="none"/>
+          <w:right w:val="none" w:color="000000" w:sz="4" w:space="0"/>
         </w:tcBorders>
       </w:tcPr>
     </w:tblStylePr>
@@ -27042,12 +28377,12 @@
         <w:tblBorders/>
       </w:tblPr>
       <w:tcPr>
-        <w:shd w:color="ffffff"/>
-        <w:tcBorders>
-          <w:top w:val="none"/>
+        <w:shd w:val="clear" w:color="ffffff"/>
+        <w:tcBorders>
+          <w:top w:val="none" w:color="000000" w:sz="4" w:space="0"/>
           <w:left w:val="single" w:color="000000" w:themeColor="accent5" w:themeTint="9A" w:sz="4" w:space="0"/>
-          <w:bottom w:val="none"/>
-          <w:right w:val="none"/>
+          <w:bottom w:val="none" w:color="000000" w:sz="4" w:space="0"/>
+          <w:right w:val="none" w:color="000000" w:sz="4" w:space="0"/>
         </w:tcBorders>
       </w:tcPr>
     </w:tblStylePr>
@@ -27070,9 +28405,9 @@
         <w:shd w:val="clear" w:color="ffffff" w:themeColor="light1" w:fill="ffffff" w:themeFill="light1"/>
         <w:tcBorders>
           <w:top w:val="single" w:color="000000" w:themeColor="accent5" w:themeTint="9A" w:sz="4" w:space="0"/>
-          <w:left w:val="none"/>
-          <w:bottom w:val="none"/>
-          <w:right w:val="none"/>
+          <w:left w:val="none" w:color="000000" w:sz="4" w:space="0"/>
+          <w:bottom w:val="none" w:color="000000" w:sz="4" w:space="0"/>
+          <w:right w:val="none" w:color="000000" w:sz="4" w:space="0"/>
         </w:tcBorders>
       </w:tcPr>
     </w:tblStylePr>
@@ -27147,9 +28482,9 @@
       </w:tcPr>
     </w:tblStylePr>
   </w:style>
-  <w:style w:type="table" w:styleId="116">
+  <w:style w:type="table" w:styleId="830">
     <w:name w:val="List Table 7 Colorful - Accent 6"/>
-    <w:basedOn w:val="703"/>
+    <w:basedOn w:val="886"/>
     <w:uiPriority w:val="99"/>
     <w:pPr>
       <w:pBdr/>
@@ -27248,11 +28583,11 @@
         <w:tblBorders/>
       </w:tblPr>
       <w:tcPr>
-        <w:shd w:color="ffffff"/>
-        <w:tcBorders>
-          <w:top w:val="none"/>
-          <w:left w:val="none"/>
-          <w:bottom w:val="none"/>
+        <w:shd w:val="clear" w:color="ffffff"/>
+        <w:tcBorders>
+          <w:top w:val="none" w:color="000000" w:sz="4" w:space="0"/>
+          <w:left w:val="none" w:color="000000" w:sz="4" w:space="0"/>
+          <w:bottom w:val="none" w:color="000000" w:sz="4" w:space="0"/>
           <w:right w:val="single" w:color="000000" w:themeColor="accent6" w:themeTint="98" w:sz="4" w:space="0"/>
         </w:tcBorders>
       </w:tcPr>
@@ -27275,10 +28610,10 @@
       <w:tcPr>
         <w:shd w:val="clear" w:color="ffffff" w:themeColor="light1" w:fill="ffffff" w:themeFill="light1"/>
         <w:tcBorders>
-          <w:top w:val="none"/>
-          <w:left w:val="none"/>
+          <w:top w:val="none" w:color="000000" w:sz="4" w:space="0"/>
+          <w:left w:val="none" w:color="000000" w:sz="4" w:space="0"/>
           <w:bottom w:val="single" w:color="000000" w:themeColor="accent6" w:themeTint="98" w:sz="4" w:space="0"/>
-          <w:right w:val="none"/>
+          <w:right w:val="none" w:color="000000" w:sz="4" w:space="0"/>
         </w:tcBorders>
       </w:tcPr>
     </w:tblStylePr>
@@ -27298,12 +28633,12 @@
         <w:tblBorders/>
       </w:tblPr>
       <w:tcPr>
-        <w:shd w:color="ffffff"/>
-        <w:tcBorders>
-          <w:top w:val="none"/>
+        <w:shd w:val="clear" w:color="ffffff"/>
+        <w:tcBorders>
+          <w:top w:val="none" w:color="000000" w:sz="4" w:space="0"/>
           <w:left w:val="single" w:color="000000" w:themeColor="accent6" w:themeTint="98" w:sz="4" w:space="0"/>
-          <w:bottom w:val="none"/>
-          <w:right w:val="none"/>
+          <w:bottom w:val="none" w:color="000000" w:sz="4" w:space="0"/>
+          <w:right w:val="none" w:color="000000" w:sz="4" w:space="0"/>
         </w:tcBorders>
       </w:tcPr>
     </w:tblStylePr>
@@ -27326,9 +28661,9 @@
         <w:shd w:val="clear" w:color="ffffff" w:themeColor="light1" w:fill="ffffff" w:themeFill="light1"/>
         <w:tcBorders>
           <w:top w:val="single" w:color="000000" w:themeColor="accent6" w:themeTint="98" w:sz="4" w:space="0"/>
-          <w:left w:val="none"/>
-          <w:bottom w:val="none"/>
-          <w:right w:val="none"/>
+          <w:left w:val="none" w:color="000000" w:sz="4" w:space="0"/>
+          <w:bottom w:val="none" w:color="000000" w:sz="4" w:space="0"/>
+          <w:right w:val="none" w:color="000000" w:sz="4" w:space="0"/>
         </w:tcBorders>
       </w:tcPr>
     </w:tblStylePr>
@@ -27403,9 +28738,9 @@
       </w:tcPr>
     </w:tblStylePr>
   </w:style>
-  <w:style w:type="table" w:styleId="117">
+  <w:style w:type="table" w:styleId="831">
     <w:name w:val="Lined - Accent"/>
-    <w:basedOn w:val="703"/>
+    <w:basedOn w:val="886"/>
     <w:uiPriority w:val="99"/>
     <w:pPr>
       <w:pBdr/>
@@ -27640,9 +28975,9 @@
       </w:tcPr>
     </w:tblStylePr>
   </w:style>
-  <w:style w:type="table" w:styleId="118">
+  <w:style w:type="table" w:styleId="832">
     <w:name w:val="Lined - Accent 1"/>
-    <w:basedOn w:val="703"/>
+    <w:basedOn w:val="886"/>
     <w:uiPriority w:val="99"/>
     <w:pPr>
       <w:pBdr/>
@@ -27877,9 +29212,9 @@
       </w:tcPr>
     </w:tblStylePr>
   </w:style>
-  <w:style w:type="table" w:styleId="119">
+  <w:style w:type="table" w:styleId="833">
     <w:name w:val="Lined - Accent 2"/>
-    <w:basedOn w:val="703"/>
+    <w:basedOn w:val="886"/>
     <w:uiPriority w:val="99"/>
     <w:pPr>
       <w:pBdr/>
@@ -28114,9 +29449,9 @@
       </w:tcPr>
     </w:tblStylePr>
   </w:style>
-  <w:style w:type="table" w:styleId="120">
+  <w:style w:type="table" w:styleId="834">
     <w:name w:val="Lined - Accent 3"/>
-    <w:basedOn w:val="703"/>
+    <w:basedOn w:val="886"/>
     <w:uiPriority w:val="99"/>
     <w:pPr>
       <w:pBdr/>
@@ -28351,9 +29686,9 @@
       </w:tcPr>
     </w:tblStylePr>
   </w:style>
-  <w:style w:type="table" w:styleId="121">
+  <w:style w:type="table" w:styleId="835">
     <w:name w:val="Lined - Accent 4"/>
-    <w:basedOn w:val="703"/>
+    <w:basedOn w:val="886"/>
     <w:uiPriority w:val="99"/>
     <w:pPr>
       <w:pBdr/>
@@ -28588,9 +29923,9 @@
       </w:tcPr>
     </w:tblStylePr>
   </w:style>
-  <w:style w:type="table" w:styleId="122">
+  <w:style w:type="table" w:styleId="836">
     <w:name w:val="Lined - Accent 5"/>
-    <w:basedOn w:val="703"/>
+    <w:basedOn w:val="886"/>
     <w:uiPriority w:val="99"/>
     <w:pPr>
       <w:pBdr/>
@@ -28825,9 +30160,9 @@
       </w:tcPr>
     </w:tblStylePr>
   </w:style>
-  <w:style w:type="table" w:styleId="123">
+  <w:style w:type="table" w:styleId="837">
     <w:name w:val="Lined - Accent 6"/>
-    <w:basedOn w:val="703"/>
+    <w:basedOn w:val="886"/>
     <w:uiPriority w:val="99"/>
     <w:pPr>
       <w:pBdr/>
@@ -29062,9 +30397,9 @@
       </w:tcPr>
     </w:tblStylePr>
   </w:style>
-  <w:style w:type="table" w:styleId="124">
+  <w:style w:type="table" w:styleId="838">
     <w:name w:val="Bordered &amp; Lined - Accent"/>
-    <w:basedOn w:val="703"/>
+    <w:basedOn w:val="886"/>
     <w:uiPriority w:val="99"/>
     <w:pPr>
       <w:pBdr/>
@@ -29306,9 +30641,9 @@
       </w:tcPr>
     </w:tblStylePr>
   </w:style>
-  <w:style w:type="table" w:styleId="125">
+  <w:style w:type="table" w:styleId="839">
     <w:name w:val="Bordered &amp; Lined - Accent 1"/>
-    <w:basedOn w:val="703"/>
+    <w:basedOn w:val="886"/>
     <w:uiPriority w:val="99"/>
     <w:pPr>
       <w:pBdr/>
@@ -29550,9 +30885,9 @@
       </w:tcPr>
     </w:tblStylePr>
   </w:style>
-  <w:style w:type="table" w:styleId="126">
+  <w:style w:type="table" w:styleId="840">
     <w:name w:val="Bordered &amp; Lined - Accent 2"/>
-    <w:basedOn w:val="703"/>
+    <w:basedOn w:val="886"/>
     <w:uiPriority w:val="99"/>
     <w:pPr>
       <w:pBdr/>
@@ -29794,9 +31129,9 @@
       </w:tcPr>
     </w:tblStylePr>
   </w:style>
-  <w:style w:type="table" w:styleId="127">
+  <w:style w:type="table" w:styleId="841">
     <w:name w:val="Bordered &amp; Lined - Accent 3"/>
-    <w:basedOn w:val="703"/>
+    <w:basedOn w:val="886"/>
     <w:uiPriority w:val="99"/>
     <w:pPr>
       <w:pBdr/>
@@ -30038,9 +31373,9 @@
       </w:tcPr>
     </w:tblStylePr>
   </w:style>
-  <w:style w:type="table" w:styleId="128">
+  <w:style w:type="table" w:styleId="842">
     <w:name w:val="Bordered &amp; Lined - Accent 4"/>
-    <w:basedOn w:val="703"/>
+    <w:basedOn w:val="886"/>
     <w:uiPriority w:val="99"/>
     <w:pPr>
       <w:pBdr/>
@@ -30282,9 +31617,9 @@
       </w:tcPr>
     </w:tblStylePr>
   </w:style>
-  <w:style w:type="table" w:styleId="129">
+  <w:style w:type="table" w:styleId="843">
     <w:name w:val="Bordered &amp; Lined - Accent 5"/>
-    <w:basedOn w:val="703"/>
+    <w:basedOn w:val="886"/>
     <w:uiPriority w:val="99"/>
     <w:pPr>
       <w:pBdr/>
@@ -30526,9 +31861,9 @@
       </w:tcPr>
     </w:tblStylePr>
   </w:style>
-  <w:style w:type="table" w:styleId="130">
+  <w:style w:type="table" w:styleId="844">
     <w:name w:val="Bordered &amp; Lined - Accent 6"/>
-    <w:basedOn w:val="703"/>
+    <w:basedOn w:val="886"/>
     <w:uiPriority w:val="99"/>
     <w:pPr>
       <w:pBdr/>
@@ -30770,9 +32105,9 @@
       </w:tcPr>
     </w:tblStylePr>
   </w:style>
-  <w:style w:type="table" w:styleId="131">
+  <w:style w:type="table" w:styleId="845">
     <w:name w:val="Bordered"/>
-    <w:basedOn w:val="703"/>
+    <w:basedOn w:val="886"/>
     <w:uiPriority w:val="99"/>
     <w:pPr>
       <w:pBdr/>
@@ -31001,9 +32336,9 @@
       </w:tcPr>
     </w:tblStylePr>
   </w:style>
-  <w:style w:type="table" w:styleId="132">
+  <w:style w:type="table" w:styleId="846">
     <w:name w:val="Bordered - Accent 1"/>
-    <w:basedOn w:val="703"/>
+    <w:basedOn w:val="886"/>
     <w:uiPriority w:val="99"/>
     <w:pPr>
       <w:pBdr/>
@@ -31232,9 +32567,9 @@
       </w:tcPr>
     </w:tblStylePr>
   </w:style>
-  <w:style w:type="table" w:styleId="133">
+  <w:style w:type="table" w:styleId="847">
     <w:name w:val="Bordered - Accent 2"/>
-    <w:basedOn w:val="703"/>
+    <w:basedOn w:val="886"/>
     <w:uiPriority w:val="99"/>
     <w:pPr>
       <w:pBdr/>
@@ -31463,9 +32798,9 @@
       </w:tcPr>
     </w:tblStylePr>
   </w:style>
-  <w:style w:type="table" w:styleId="134">
+  <w:style w:type="table" w:styleId="848">
     <w:name w:val="Bordered - Accent 3"/>
-    <w:basedOn w:val="703"/>
+    <w:basedOn w:val="886"/>
     <w:uiPriority w:val="99"/>
     <w:pPr>
       <w:pBdr/>
@@ -31694,9 +33029,9 @@
       </w:tcPr>
     </w:tblStylePr>
   </w:style>
-  <w:style w:type="table" w:styleId="135">
+  <w:style w:type="table" w:styleId="849">
     <w:name w:val="Bordered - Accent 4"/>
-    <w:basedOn w:val="703"/>
+    <w:basedOn w:val="886"/>
     <w:uiPriority w:val="99"/>
     <w:pPr>
       <w:pBdr/>
@@ -31925,9 +33260,9 @@
       </w:tcPr>
     </w:tblStylePr>
   </w:style>
-  <w:style w:type="table" w:styleId="136">
+  <w:style w:type="table" w:styleId="850">
     <w:name w:val="Bordered - Accent 5"/>
-    <w:basedOn w:val="703"/>
+    <w:basedOn w:val="886"/>
     <w:uiPriority w:val="99"/>
     <w:pPr>
       <w:pBdr/>
@@ -32156,9 +33491,9 @@
       </w:tcPr>
     </w:tblStylePr>
   </w:style>
-  <w:style w:type="table" w:styleId="137">
+  <w:style w:type="table" w:styleId="851">
     <w:name w:val="Bordered - Accent 6"/>
-    <w:basedOn w:val="703"/>
+    <w:basedOn w:val="886"/>
     <w:uiPriority w:val="99"/>
     <w:pPr>
       <w:pBdr/>
@@ -32387,10 +33722,10 @@
       </w:tcPr>
     </w:tblStylePr>
   </w:style>
-  <w:style w:type="paragraph" w:styleId="181">
+  <w:style w:type="paragraph" w:styleId="852">
     <w:name w:val="footnote text"/>
-    <w:basedOn w:val="688"/>
-    <w:link w:val="182"/>
+    <w:basedOn w:val="871"/>
+    <w:link w:val="853"/>
     <w:uiPriority w:val="99"/>
     <w:semiHidden/>
     <w:unhideWhenUsed/>
@@ -32404,10 +33739,10 @@
       <w:szCs w:val="20"/>
     </w:rPr>
   </w:style>
-  <w:style w:type="character" w:styleId="182">
+  <w:style w:type="character" w:styleId="853">
     <w:name w:val="Footnote Text Char"/>
-    <w:basedOn w:val="702"/>
-    <w:link w:val="181"/>
+    <w:basedOn w:val="885"/>
+    <w:link w:val="852"/>
     <w:uiPriority w:val="99"/>
     <w:semiHidden/>
     <w:pPr>
@@ -32420,9 +33755,9 @@
       <w:szCs w:val="20"/>
     </w:rPr>
   </w:style>
-  <w:style w:type="character" w:styleId="183">
+  <w:style w:type="character" w:styleId="854">
     <w:name w:val="footnote reference"/>
-    <w:basedOn w:val="702"/>
+    <w:basedOn w:val="885"/>
     <w:uiPriority w:val="99"/>
     <w:semiHidden/>
     <w:unhideWhenUsed/>
@@ -32435,10 +33770,10 @@
       <w:vertAlign w:val="superscript"/>
     </w:rPr>
   </w:style>
-  <w:style w:type="paragraph" w:styleId="184">
+  <w:style w:type="paragraph" w:styleId="855">
     <w:name w:val="endnote text"/>
-    <w:basedOn w:val="688"/>
-    <w:link w:val="185"/>
+    <w:basedOn w:val="871"/>
+    <w:link w:val="856"/>
     <w:uiPriority w:val="99"/>
     <w:semiHidden/>
     <w:unhideWhenUsed/>
@@ -32452,10 +33787,10 @@
       <w:szCs w:val="20"/>
     </w:rPr>
   </w:style>
-  <w:style w:type="character" w:styleId="185">
+  <w:style w:type="character" w:styleId="856">
     <w:name w:val="Endnote Text Char"/>
-    <w:basedOn w:val="702"/>
-    <w:link w:val="184"/>
+    <w:basedOn w:val="885"/>
+    <w:link w:val="855"/>
     <w:uiPriority w:val="99"/>
     <w:semiHidden/>
     <w:pPr>
@@ -32468,9 +33803,9 @@
       <w:szCs w:val="20"/>
     </w:rPr>
   </w:style>
-  <w:style w:type="character" w:styleId="186">
+  <w:style w:type="character" w:styleId="857">
     <w:name w:val="endnote reference"/>
-    <w:basedOn w:val="702"/>
+    <w:basedOn w:val="885"/>
     <w:uiPriority w:val="99"/>
     <w:semiHidden/>
     <w:unhideWhenUsed/>
@@ -32483,9 +33818,9 @@
       <w:vertAlign w:val="superscript"/>
     </w:rPr>
   </w:style>
-  <w:style w:type="character" w:styleId="187">
+  <w:style w:type="character" w:styleId="858">
     <w:name w:val="Hyperlink"/>
-    <w:basedOn w:val="702"/>
+    <w:basedOn w:val="885"/>
     <w:uiPriority w:val="99"/>
     <w:unhideWhenUsed/>
     <w:pPr>
@@ -32498,9 +33833,9 @@
       <w:u w:val="single"/>
     </w:rPr>
   </w:style>
-  <w:style w:type="character" w:styleId="188">
+  <w:style w:type="character" w:styleId="859">
     <w:name w:val="FollowedHyperlink"/>
-    <w:basedOn w:val="702"/>
+    <w:basedOn w:val="885"/>
     <w:uiPriority w:val="99"/>
     <w:semiHidden/>
     <w:unhideWhenUsed/>
@@ -32514,10 +33849,10 @@
       <w:u w:val="single"/>
     </w:rPr>
   </w:style>
-  <w:style w:type="paragraph" w:styleId="189">
+  <w:style w:type="paragraph" w:styleId="860">
     <w:name w:val="toc 1"/>
-    <w:basedOn w:val="688"/>
-    <w:next w:val="688"/>
+    <w:basedOn w:val="871"/>
+    <w:next w:val="871"/>
     <w:uiPriority w:val="39"/>
     <w:unhideWhenUsed/>
     <w:pPr>
@@ -32526,10 +33861,10 @@
       <w:ind/>
     </w:pPr>
   </w:style>
-  <w:style w:type="paragraph" w:styleId="190">
+  <w:style w:type="paragraph" w:styleId="861">
     <w:name w:val="toc 2"/>
-    <w:basedOn w:val="688"/>
-    <w:next w:val="688"/>
+    <w:basedOn w:val="871"/>
+    <w:next w:val="871"/>
     <w:uiPriority w:val="39"/>
     <w:unhideWhenUsed/>
     <w:pPr>
@@ -32538,10 +33873,10 @@
       <w:ind w:left="220"/>
     </w:pPr>
   </w:style>
-  <w:style w:type="paragraph" w:styleId="191">
+  <w:style w:type="paragraph" w:styleId="862">
     <w:name w:val="toc 3"/>
-    <w:basedOn w:val="688"/>
-    <w:next w:val="688"/>
+    <w:basedOn w:val="871"/>
+    <w:next w:val="871"/>
     <w:uiPriority w:val="39"/>
     <w:unhideWhenUsed/>
     <w:pPr>
@@ -32550,10 +33885,10 @@
       <w:ind w:left="440"/>
     </w:pPr>
   </w:style>
-  <w:style w:type="paragraph" w:styleId="192">
+  <w:style w:type="paragraph" w:styleId="863">
     <w:name w:val="toc 4"/>
-    <w:basedOn w:val="688"/>
-    <w:next w:val="688"/>
+    <w:basedOn w:val="871"/>
+    <w:next w:val="871"/>
     <w:uiPriority w:val="39"/>
     <w:unhideWhenUsed/>
     <w:pPr>
@@ -32562,10 +33897,10 @@
       <w:ind w:left="660"/>
     </w:pPr>
   </w:style>
-  <w:style w:type="paragraph" w:styleId="193">
+  <w:style w:type="paragraph" w:styleId="864">
     <w:name w:val="toc 5"/>
-    <w:basedOn w:val="688"/>
-    <w:next w:val="688"/>
+    <w:basedOn w:val="871"/>
+    <w:next w:val="871"/>
     <w:uiPriority w:val="39"/>
     <w:unhideWhenUsed/>
     <w:pPr>
@@ -32574,10 +33909,10 @@
       <w:ind w:left="880"/>
     </w:pPr>
   </w:style>
-  <w:style w:type="paragraph" w:styleId="194">
+  <w:style w:type="paragraph" w:styleId="865">
     <w:name w:val="toc 6"/>
-    <w:basedOn w:val="688"/>
-    <w:next w:val="688"/>
+    <w:basedOn w:val="871"/>
+    <w:next w:val="871"/>
     <w:uiPriority w:val="39"/>
     <w:unhideWhenUsed/>
     <w:pPr>
@@ -32586,10 +33921,10 @@
       <w:ind w:left="1100"/>
     </w:pPr>
   </w:style>
-  <w:style w:type="paragraph" w:styleId="195">
+  <w:style w:type="paragraph" w:styleId="866">
     <w:name w:val="toc 7"/>
-    <w:basedOn w:val="688"/>
-    <w:next w:val="688"/>
+    <w:basedOn w:val="871"/>
+    <w:next w:val="871"/>
     <w:uiPriority w:val="39"/>
     <w:unhideWhenUsed/>
     <w:pPr>
@@ -32598,10 +33933,10 @@
       <w:ind w:left="1320"/>
     </w:pPr>
   </w:style>
-  <w:style w:type="paragraph" w:styleId="196">
+  <w:style w:type="paragraph" w:styleId="867">
     <w:name w:val="toc 8"/>
-    <w:basedOn w:val="688"/>
-    <w:next w:val="688"/>
+    <w:basedOn w:val="871"/>
+    <w:next w:val="871"/>
     <w:uiPriority w:val="39"/>
     <w:unhideWhenUsed/>
     <w:pPr>
@@ -32610,10 +33945,10 @@
       <w:ind w:left="1540"/>
     </w:pPr>
   </w:style>
-  <w:style w:type="paragraph" w:styleId="197">
+  <w:style w:type="paragraph" w:styleId="868">
     <w:name w:val="toc 9"/>
-    <w:basedOn w:val="688"/>
-    <w:next w:val="688"/>
+    <w:basedOn w:val="871"/>
+    <w:next w:val="871"/>
     <w:uiPriority w:val="39"/>
     <w:unhideWhenUsed/>
     <w:pPr>
@@ -32622,9 +33957,9 @@
       <w:ind w:left="1760"/>
     </w:pPr>
   </w:style>
-  <w:style w:type="character" w:styleId="198">
+  <w:style w:type="character" w:styleId="869">
     <w:name w:val="Placeholder Text"/>
-    <w:basedOn w:val="702"/>
+    <w:basedOn w:val="885"/>
     <w:uiPriority w:val="99"/>
     <w:semiHidden/>
     <w:pPr>
@@ -32636,10 +33971,10 @@
       <w:color w:val="666666"/>
     </w:rPr>
   </w:style>
-  <w:style w:type="paragraph" w:styleId="209">
+  <w:style w:type="paragraph" w:styleId="870">
     <w:name w:val="table of figures"/>
-    <w:basedOn w:val="688"/>
-    <w:next w:val="688"/>
+    <w:basedOn w:val="871"/>
+    <w:next w:val="871"/>
     <w:uiPriority w:val="99"/>
     <w:unhideWhenUsed/>
     <w:pPr>
@@ -32648,7 +33983,7 @@
       <w:ind/>
     </w:pPr>
   </w:style>
-  <w:style w:type="paragraph" w:styleId="688" w:default="1">
+  <w:style w:type="paragraph" w:styleId="871" w:default="1">
     <w:name w:val="Normal"/>
     <w:qFormat/>
     <w:pPr>
@@ -32657,10 +33992,10 @@
       <w:ind/>
     </w:pPr>
   </w:style>
-  <w:style w:type="paragraph" w:styleId="689">
+  <w:style w:type="paragraph" w:styleId="872">
     <w:name w:val="Header"/>
-    <w:basedOn w:val="688"/>
-    <w:link w:val="690"/>
+    <w:basedOn w:val="871"/>
+    <w:link w:val="873"/>
     <w:uiPriority w:val="99"/>
     <w:unhideWhenUsed/>
     <w:pPr>
@@ -32673,10 +34008,10 @@
       <w:ind/>
     </w:pPr>
   </w:style>
-  <w:style w:type="character" w:styleId="690" w:customStyle="1">
+  <w:style w:type="character" w:styleId="873" w:customStyle="1">
     <w:name w:val="Header Char"/>
-    <w:basedOn w:val="702"/>
-    <w:link w:val="689"/>
+    <w:basedOn w:val="885"/>
+    <w:link w:val="872"/>
     <w:uiPriority w:val="99"/>
     <w:pPr>
       <w:pBdr/>
@@ -32684,10 +34019,10 @@
       <w:ind/>
     </w:pPr>
   </w:style>
-  <w:style w:type="paragraph" w:styleId="691">
+  <w:style w:type="paragraph" w:styleId="874">
     <w:name w:val="Footer"/>
-    <w:basedOn w:val="688"/>
-    <w:link w:val="692"/>
+    <w:basedOn w:val="871"/>
+    <w:link w:val="875"/>
     <w:uiPriority w:val="99"/>
     <w:unhideWhenUsed/>
     <w:pPr>
@@ -32700,10 +34035,10 @@
       <w:ind/>
     </w:pPr>
   </w:style>
-  <w:style w:type="character" w:styleId="692" w:customStyle="1">
+  <w:style w:type="character" w:styleId="875" w:customStyle="1">
     <w:name w:val="Footer Char"/>
-    <w:basedOn w:val="702"/>
-    <w:link w:val="691"/>
+    <w:basedOn w:val="885"/>
+    <w:link w:val="874"/>
     <w:uiPriority w:val="99"/>
     <w:pPr>
       <w:pBdr/>
@@ -32711,11 +34046,11 @@
       <w:ind/>
     </w:pPr>
   </w:style>
-  <w:style w:type="paragraph" w:styleId="693">
+  <w:style w:type="paragraph" w:styleId="876">
     <w:name w:val="Heading 1"/>
-    <w:basedOn w:val="688"/>
-    <w:next w:val="688"/>
-    <w:link w:val="706"/>
+    <w:basedOn w:val="871"/>
+    <w:next w:val="871"/>
+    <w:link w:val="889"/>
     <w:uiPriority w:val="9"/>
     <w:qFormat/>
     <w:pPr>
@@ -32735,11 +34070,11 @@
       <w:szCs w:val="28"/>
     </w:rPr>
   </w:style>
-  <w:style w:type="paragraph" w:styleId="694">
+  <w:style w:type="paragraph" w:styleId="877">
     <w:name w:val="Heading 2"/>
-    <w:basedOn w:val="688"/>
-    <w:next w:val="688"/>
-    <w:link w:val="707"/>
+    <w:basedOn w:val="871"/>
+    <w:next w:val="871"/>
+    <w:link w:val="890"/>
     <w:uiPriority w:val="9"/>
     <w:unhideWhenUsed/>
     <w:qFormat/>
@@ -32760,11 +34095,11 @@
       <w:szCs w:val="26"/>
     </w:rPr>
   </w:style>
-  <w:style w:type="paragraph" w:styleId="695">
+  <w:style w:type="paragraph" w:styleId="878">
     <w:name w:val="Heading 3"/>
-    <w:basedOn w:val="688"/>
-    <w:next w:val="688"/>
-    <w:link w:val="708"/>
+    <w:basedOn w:val="871"/>
+    <w:next w:val="871"/>
+    <w:link w:val="891"/>
     <w:uiPriority w:val="9"/>
     <w:unhideWhenUsed/>
     <w:qFormat/>
@@ -32783,11 +34118,11 @@
       <w:color w:val="4f81bd" w:themeColor="accent1"/>
     </w:rPr>
   </w:style>
-  <w:style w:type="paragraph" w:styleId="696">
+  <w:style w:type="paragraph" w:styleId="879">
     <w:name w:val="Heading 4"/>
-    <w:basedOn w:val="688"/>
-    <w:next w:val="688"/>
-    <w:link w:val="736"/>
+    <w:basedOn w:val="871"/>
+    <w:next w:val="871"/>
+    <w:link w:val="919"/>
     <w:uiPriority w:val="9"/>
     <w:semiHidden/>
     <w:unhideWhenUsed/>
@@ -32809,11 +34144,11 @@
       <w:color w:val="4f81bd" w:themeColor="accent1"/>
     </w:rPr>
   </w:style>
-  <w:style w:type="paragraph" w:styleId="697">
+  <w:style w:type="paragraph" w:styleId="880">
     <w:name w:val="Heading 5"/>
-    <w:basedOn w:val="688"/>
-    <w:next w:val="688"/>
-    <w:link w:val="737"/>
+    <w:basedOn w:val="871"/>
+    <w:next w:val="871"/>
+    <w:link w:val="920"/>
     <w:uiPriority w:val="9"/>
     <w:semiHidden/>
     <w:unhideWhenUsed/>
@@ -32831,11 +34166,11 @@
       <w:color w:val="243f60" w:themeColor="accent1" w:themeShade="7F"/>
     </w:rPr>
   </w:style>
-  <w:style w:type="paragraph" w:styleId="698">
+  <w:style w:type="paragraph" w:styleId="881">
     <w:name w:val="Heading 6"/>
-    <w:basedOn w:val="688"/>
-    <w:next w:val="688"/>
-    <w:link w:val="738"/>
+    <w:basedOn w:val="871"/>
+    <w:next w:val="871"/>
+    <w:link w:val="921"/>
     <w:uiPriority w:val="9"/>
     <w:semiHidden/>
     <w:unhideWhenUsed/>
@@ -32855,11 +34190,11 @@
       <w:color w:val="243f60" w:themeColor="accent1" w:themeShade="7F"/>
     </w:rPr>
   </w:style>
-  <w:style w:type="paragraph" w:styleId="699">
+  <w:style w:type="paragraph" w:styleId="882">
     <w:name w:val="Heading 7"/>
-    <w:basedOn w:val="688"/>
-    <w:next w:val="688"/>
-    <w:link w:val="739"/>
+    <w:basedOn w:val="871"/>
+    <w:next w:val="871"/>
+    <w:link w:val="922"/>
     <w:uiPriority w:val="9"/>
     <w:semiHidden/>
     <w:unhideWhenUsed/>
@@ -32879,11 +34214,11 @@
       <w:color w:val="404040" w:themeColor="text1" w:themeTint="BF"/>
     </w:rPr>
   </w:style>
-  <w:style w:type="paragraph" w:styleId="700">
+  <w:style w:type="paragraph" w:styleId="883">
     <w:name w:val="Heading 8"/>
-    <w:basedOn w:val="688"/>
-    <w:next w:val="688"/>
-    <w:link w:val="740"/>
+    <w:basedOn w:val="871"/>
+    <w:next w:val="871"/>
+    <w:link w:val="923"/>
     <w:uiPriority w:val="9"/>
     <w:semiHidden/>
     <w:unhideWhenUsed/>
@@ -32903,11 +34238,11 @@
       <w:szCs w:val="20"/>
     </w:rPr>
   </w:style>
-  <w:style w:type="paragraph" w:styleId="701">
+  <w:style w:type="paragraph" w:styleId="884">
     <w:name w:val="Heading 9"/>
-    <w:basedOn w:val="688"/>
-    <w:next w:val="688"/>
-    <w:link w:val="741"/>
+    <w:basedOn w:val="871"/>
+    <w:next w:val="871"/>
+    <w:link w:val="924"/>
     <w:uiPriority w:val="9"/>
     <w:semiHidden/>
     <w:unhideWhenUsed/>
@@ -32929,7 +34264,7 @@
       <w:szCs w:val="20"/>
     </w:rPr>
   </w:style>
-  <w:style w:type="character" w:styleId="702" w:default="1">
+  <w:style w:type="character" w:styleId="885" w:default="1">
     <w:name w:val="Default Paragraph Font"/>
     <w:uiPriority w:val="1"/>
     <w:semiHidden/>
@@ -32940,7 +34275,7 @@
       <w:ind/>
     </w:pPr>
   </w:style>
-  <w:style w:type="table" w:styleId="703" w:default="1">
+  <w:style w:type="table" w:styleId="886" w:default="1">
     <w:name w:val="Normal Table"/>
     <w:uiPriority w:val="99"/>
     <w:semiHidden/>
@@ -33133,7 +34468,7 @@
       </w:tcPr>
     </w:tblStylePr>
   </w:style>
-  <w:style w:type="numbering" w:styleId="704" w:default="1">
+  <w:style w:type="numbering" w:styleId="887" w:default="1">
     <w:name w:val="No List"/>
     <w:uiPriority w:val="99"/>
     <w:semiHidden/>
@@ -33144,7 +34479,7 @@
       <w:ind/>
     </w:pPr>
   </w:style>
-  <w:style w:type="paragraph" w:styleId="705">
+  <w:style w:type="paragraph" w:styleId="888">
     <w:name w:val="No Spacing"/>
     <w:uiPriority w:val="1"/>
     <w:qFormat/>
@@ -33154,10 +34489,10 @@
       <w:ind/>
     </w:pPr>
   </w:style>
-  <w:style w:type="character" w:styleId="706" w:customStyle="1">
+  <w:style w:type="character" w:styleId="889" w:customStyle="1">
     <w:name w:val="Heading 1 Char"/>
-    <w:basedOn w:val="702"/>
-    <w:link w:val="693"/>
+    <w:basedOn w:val="885"/>
+    <w:link w:val="876"/>
     <w:uiPriority w:val="9"/>
     <w:pPr>
       <w:pBdr/>
@@ -33173,10 +34508,10 @@
       <w:szCs w:val="28"/>
     </w:rPr>
   </w:style>
-  <w:style w:type="character" w:styleId="707" w:customStyle="1">
+  <w:style w:type="character" w:styleId="890" w:customStyle="1">
     <w:name w:val="Heading 2 Char"/>
-    <w:basedOn w:val="702"/>
-    <w:link w:val="694"/>
+    <w:basedOn w:val="885"/>
+    <w:link w:val="877"/>
     <w:uiPriority w:val="9"/>
     <w:pPr>
       <w:pBdr/>
@@ -33192,10 +34527,10 @@
       <w:szCs w:val="26"/>
     </w:rPr>
   </w:style>
-  <w:style w:type="character" w:styleId="708" w:customStyle="1">
+  <w:style w:type="character" w:styleId="891" w:customStyle="1">
     <w:name w:val="Heading 3 Char"/>
-    <w:basedOn w:val="702"/>
-    <w:link w:val="695"/>
+    <w:basedOn w:val="885"/>
+    <w:link w:val="878"/>
     <w:uiPriority w:val="9"/>
     <w:pPr>
       <w:pBdr/>
@@ -33209,11 +34544,11 @@
       <w:color w:val="4f81bd" w:themeColor="accent1"/>
     </w:rPr>
   </w:style>
-  <w:style w:type="paragraph" w:styleId="709">
+  <w:style w:type="paragraph" w:styleId="892">
     <w:name w:val="Title"/>
-    <w:basedOn w:val="688"/>
-    <w:next w:val="688"/>
-    <w:link w:val="710"/>
+    <w:basedOn w:val="871"/>
+    <w:next w:val="871"/>
+    <w:link w:val="893"/>
     <w:uiPriority w:val="10"/>
     <w:qFormat/>
     <w:pPr>
@@ -33232,10 +34567,10 @@
       <w:szCs w:val="52"/>
     </w:rPr>
   </w:style>
-  <w:style w:type="character" w:styleId="710" w:customStyle="1">
+  <w:style w:type="character" w:styleId="893" w:customStyle="1">
     <w:name w:val="Title Char"/>
-    <w:basedOn w:val="702"/>
-    <w:link w:val="709"/>
+    <w:basedOn w:val="885"/>
+    <w:link w:val="892"/>
     <w:uiPriority w:val="10"/>
     <w:pPr>
       <w:pBdr/>
@@ -33250,11 +34585,11 @@
       <w:szCs w:val="52"/>
     </w:rPr>
   </w:style>
-  <w:style w:type="paragraph" w:styleId="711">
+  <w:style w:type="paragraph" w:styleId="894">
     <w:name w:val="Subtitle"/>
-    <w:basedOn w:val="688"/>
-    <w:next w:val="688"/>
-    <w:link w:val="712"/>
+    <w:basedOn w:val="871"/>
+    <w:next w:val="871"/>
+    <w:link w:val="895"/>
     <w:uiPriority w:val="11"/>
     <w:qFormat/>
     <w:pPr>
@@ -33275,10 +34610,10 @@
       <w:szCs w:val="24"/>
     </w:rPr>
   </w:style>
-  <w:style w:type="character" w:styleId="712" w:customStyle="1">
+  <w:style w:type="character" w:styleId="895" w:customStyle="1">
     <w:name w:val="Subtitle Char"/>
-    <w:basedOn w:val="702"/>
-    <w:link w:val="711"/>
+    <w:basedOn w:val="885"/>
+    <w:link w:val="894"/>
     <w:uiPriority w:val="11"/>
     <w:pPr>
       <w:pBdr/>
@@ -33295,9 +34630,9 @@
       <w:szCs w:val="24"/>
     </w:rPr>
   </w:style>
-  <w:style w:type="paragraph" w:styleId="713">
+  <w:style w:type="paragraph" w:styleId="896">
     <w:name w:val="List Paragraph"/>
-    <w:basedOn w:val="688"/>
+    <w:basedOn w:val="871"/>
     <w:uiPriority w:val="34"/>
     <w:qFormat/>
     <w:pPr>
@@ -33307,10 +34642,10 @@
       <w:contextualSpacing w:val="true"/>
     </w:pPr>
   </w:style>
-  <w:style w:type="paragraph" w:styleId="714">
+  <w:style w:type="paragraph" w:styleId="897">
     <w:name w:val="Body Text"/>
-    <w:basedOn w:val="688"/>
-    <w:link w:val="715"/>
+    <w:basedOn w:val="871"/>
+    <w:link w:val="898"/>
     <w:uiPriority w:val="99"/>
     <w:unhideWhenUsed/>
     <w:pPr>
@@ -33319,10 +34654,10 @@
       <w:ind/>
     </w:pPr>
   </w:style>
-  <w:style w:type="character" w:styleId="715" w:customStyle="1">
+  <w:style w:type="character" w:styleId="898" w:customStyle="1">
     <w:name w:val="Body Text Char"/>
-    <w:basedOn w:val="702"/>
-    <w:link w:val="714"/>
+    <w:basedOn w:val="885"/>
+    <w:link w:val="897"/>
     <w:uiPriority w:val="99"/>
     <w:pPr>
       <w:pBdr/>
@@ -33330,10 +34665,10 @@
       <w:ind/>
     </w:pPr>
   </w:style>
-  <w:style w:type="paragraph" w:styleId="716">
+  <w:style w:type="paragraph" w:styleId="899">
     <w:name w:val="Body Text 2"/>
-    <w:basedOn w:val="688"/>
-    <w:link w:val="717"/>
+    <w:basedOn w:val="871"/>
+    <w:link w:val="900"/>
     <w:uiPriority w:val="99"/>
     <w:unhideWhenUsed/>
     <w:pPr>
@@ -33342,10 +34677,10 @@
       <w:ind/>
     </w:pPr>
   </w:style>
-  <w:style w:type="character" w:styleId="717" w:customStyle="1">
+  <w:style w:type="character" w:styleId="900" w:customStyle="1">
     <w:name w:val="Body Text 2 Char"/>
-    <w:basedOn w:val="702"/>
-    <w:link w:val="716"/>
+    <w:basedOn w:val="885"/>
+    <w:link w:val="899"/>
     <w:uiPriority w:val="99"/>
     <w:pPr>
       <w:pBdr/>
@@ -33353,10 +34688,10 @@
       <w:ind/>
     </w:pPr>
   </w:style>
-  <w:style w:type="paragraph" w:styleId="718">
+  <w:style w:type="paragraph" w:styleId="901">
     <w:name w:val="Body Text 3"/>
-    <w:basedOn w:val="688"/>
-    <w:link w:val="719"/>
+    <w:basedOn w:val="871"/>
+    <w:link w:val="902"/>
     <w:uiPriority w:val="99"/>
     <w:unhideWhenUsed/>
     <w:pPr>
@@ -33369,10 +34704,10 @@
       <w:szCs w:val="16"/>
     </w:rPr>
   </w:style>
-  <w:style w:type="character" w:styleId="719" w:customStyle="1">
+  <w:style w:type="character" w:styleId="902" w:customStyle="1">
     <w:name w:val="Body Text 3 Char"/>
-    <w:basedOn w:val="702"/>
-    <w:link w:val="718"/>
+    <w:basedOn w:val="885"/>
+    <w:link w:val="901"/>
     <w:uiPriority w:val="99"/>
     <w:pPr>
       <w:pBdr/>
@@ -33384,9 +34719,9 @@
       <w:szCs w:val="16"/>
     </w:rPr>
   </w:style>
-  <w:style w:type="paragraph" w:styleId="720">
+  <w:style w:type="paragraph" w:styleId="903">
     <w:name w:val="List"/>
-    <w:basedOn w:val="688"/>
+    <w:basedOn w:val="871"/>
     <w:uiPriority w:val="99"/>
     <w:unhideWhenUsed/>
     <w:pPr>
@@ -33396,9 +34731,9 @@
       <w:contextualSpacing w:val="true"/>
     </w:pPr>
   </w:style>
-  <w:style w:type="paragraph" w:styleId="721">
+  <w:style w:type="paragraph" w:styleId="904">
     <w:name w:val="List 2"/>
-    <w:basedOn w:val="688"/>
+    <w:basedOn w:val="871"/>
     <w:uiPriority w:val="99"/>
     <w:unhideWhenUsed/>
     <w:pPr>
@@ -33408,9 +34743,9 @@
       <w:contextualSpacing w:val="true"/>
     </w:pPr>
   </w:style>
-  <w:style w:type="paragraph" w:styleId="722">
+  <w:style w:type="paragraph" w:styleId="905">
     <w:name w:val="List 3"/>
-    <w:basedOn w:val="688"/>
+    <w:basedOn w:val="871"/>
     <w:uiPriority w:val="99"/>
     <w:unhideWhenUsed/>
     <w:pPr>
@@ -33420,9 +34755,9 @@
       <w:contextualSpacing w:val="true"/>
     </w:pPr>
   </w:style>
-  <w:style w:type="paragraph" w:styleId="723">
+  <w:style w:type="paragraph" w:styleId="906">
     <w:name w:val="List Bullet"/>
-    <w:basedOn w:val="688"/>
+    <w:basedOn w:val="871"/>
     <w:uiPriority w:val="99"/>
     <w:unhideWhenUsed/>
     <w:pPr>
@@ -33435,9 +34770,9 @@
       <w:contextualSpacing w:val="true"/>
     </w:pPr>
   </w:style>
-  <w:style w:type="paragraph" w:styleId="724">
+  <w:style w:type="paragraph" w:styleId="907">
     <w:name w:val="List Bullet 2"/>
-    <w:basedOn w:val="688"/>
+    <w:basedOn w:val="871"/>
     <w:uiPriority w:val="99"/>
     <w:unhideWhenUsed/>
     <w:pPr>
@@ -33450,9 +34785,9 @@
       <w:contextualSpacing w:val="true"/>
     </w:pPr>
   </w:style>
-  <w:style w:type="paragraph" w:styleId="725">
+  <w:style w:type="paragraph" w:styleId="908">
     <w:name w:val="List Bullet 3"/>
-    <w:basedOn w:val="688"/>
+    <w:basedOn w:val="871"/>
     <w:uiPriority w:val="99"/>
     <w:unhideWhenUsed/>
     <w:pPr>
@@ -33465,9 +34800,9 @@
       <w:contextualSpacing w:val="true"/>
     </w:pPr>
   </w:style>
-  <w:style w:type="paragraph" w:styleId="726">
+  <w:style w:type="paragraph" w:styleId="909">
     <w:name w:val="List Number"/>
-    <w:basedOn w:val="688"/>
+    <w:basedOn w:val="871"/>
     <w:uiPriority w:val="99"/>
     <w:unhideWhenUsed/>
     <w:pPr>
@@ -33480,9 +34815,9 @@
       <w:contextualSpacing w:val="true"/>
     </w:pPr>
   </w:style>
-  <w:style w:type="paragraph" w:styleId="727">
+  <w:style w:type="paragraph" w:styleId="910">
     <w:name w:val="List Number 2"/>
-    <w:basedOn w:val="688"/>
+    <w:basedOn w:val="871"/>
     <w:uiPriority w:val="99"/>
     <w:unhideWhenUsed/>
     <w:pPr>
@@ -33495,9 +34830,9 @@
       <w:contextualSpacing w:val="true"/>
     </w:pPr>
   </w:style>
-  <w:style w:type="paragraph" w:styleId="728">
+  <w:style w:type="paragraph" w:styleId="911">
     <w:name w:val="List Number 3"/>
-    <w:basedOn w:val="688"/>
+    <w:basedOn w:val="871"/>
     <w:uiPriority w:val="99"/>
     <w:unhideWhenUsed/>
     <w:pPr>
@@ -33510,9 +34845,9 @@
       <w:contextualSpacing w:val="true"/>
     </w:pPr>
   </w:style>
-  <w:style w:type="paragraph" w:styleId="729">
+  <w:style w:type="paragraph" w:styleId="912">
     <w:name w:val="List Continue"/>
-    <w:basedOn w:val="688"/>
+    <w:basedOn w:val="871"/>
     <w:uiPriority w:val="99"/>
     <w:unhideWhenUsed/>
     <w:pPr>
@@ -33522,9 +34857,9 @@
       <w:contextualSpacing w:val="true"/>
     </w:pPr>
   </w:style>
-  <w:style w:type="paragraph" w:styleId="730">
+  <w:style w:type="paragraph" w:styleId="913">
     <w:name w:val="List Continue 2"/>
-    <w:basedOn w:val="688"/>
+    <w:basedOn w:val="871"/>
     <w:uiPriority w:val="99"/>
     <w:unhideWhenUsed/>
     <w:pPr>
@@ -33534,9 +34869,9 @@
       <w:contextualSpacing w:val="true"/>
     </w:pPr>
   </w:style>
-  <w:style w:type="paragraph" w:styleId="731">
+  <w:style w:type="paragraph" w:styleId="914">
     <w:name w:val="List Continue 3"/>
-    <w:basedOn w:val="688"/>
+    <w:basedOn w:val="871"/>
     <w:uiPriority w:val="99"/>
     <w:unhideWhenUsed/>
     <w:pPr>
@@ -33546,9 +34881,9 @@
       <w:contextualSpacing w:val="true"/>
     </w:pPr>
   </w:style>
-  <w:style w:type="paragraph" w:styleId="732">
+  <w:style w:type="paragraph" w:styleId="915">
     <w:name w:val="macro"/>
-    <w:link w:val="733"/>
+    <w:link w:val="916"/>
     <w:uiPriority w:val="99"/>
     <w:unhideWhenUsed/>
     <w:pPr>
@@ -33571,10 +34906,10 @@
       <w:szCs w:val="20"/>
     </w:rPr>
   </w:style>
-  <w:style w:type="character" w:styleId="733" w:customStyle="1">
+  <w:style w:type="character" w:styleId="916" w:customStyle="1">
     <w:name w:val="Macro Text Char"/>
-    <w:basedOn w:val="702"/>
-    <w:link w:val="732"/>
+    <w:basedOn w:val="885"/>
+    <w:link w:val="915"/>
     <w:uiPriority w:val="99"/>
     <w:pPr>
       <w:pBdr/>
@@ -33587,11 +34922,11 @@
       <w:szCs w:val="20"/>
     </w:rPr>
   </w:style>
-  <w:style w:type="paragraph" w:styleId="734">
+  <w:style w:type="paragraph" w:styleId="917">
     <w:name w:val="Quote"/>
-    <w:basedOn w:val="688"/>
-    <w:next w:val="688"/>
-    <w:link w:val="735"/>
+    <w:basedOn w:val="871"/>
+    <w:next w:val="871"/>
+    <w:link w:val="918"/>
     <w:uiPriority w:val="29"/>
     <w:qFormat/>
     <w:pPr>
@@ -33605,10 +34940,10 @@
       <w:color w:val="000000" w:themeColor="text1"/>
     </w:rPr>
   </w:style>
-  <w:style w:type="character" w:styleId="735" w:customStyle="1">
+  <w:style w:type="character" w:styleId="918" w:customStyle="1">
     <w:name w:val="Quote Char"/>
-    <w:basedOn w:val="702"/>
-    <w:link w:val="734"/>
+    <w:basedOn w:val="885"/>
+    <w:link w:val="917"/>
     <w:uiPriority w:val="29"/>
     <w:pPr>
       <w:pBdr/>
@@ -33621,10 +34956,10 @@
       <w:color w:val="000000" w:themeColor="text1"/>
     </w:rPr>
   </w:style>
-  <w:style w:type="character" w:styleId="736" w:customStyle="1">
+  <w:style w:type="character" w:styleId="919" w:customStyle="1">
     <w:name w:val="Heading 4 Char"/>
-    <w:basedOn w:val="702"/>
-    <w:link w:val="696"/>
+    <w:basedOn w:val="885"/>
+    <w:link w:val="879"/>
     <w:uiPriority w:val="9"/>
     <w:semiHidden/>
     <w:pPr>
@@ -33641,10 +34976,10 @@
       <w:color w:val="4f81bd" w:themeColor="accent1"/>
     </w:rPr>
   </w:style>
-  <w:style w:type="character" w:styleId="737" w:customStyle="1">
+  <w:style w:type="character" w:styleId="920" w:customStyle="1">
     <w:name w:val="Heading 5 Char"/>
-    <w:basedOn w:val="702"/>
-    <w:link w:val="697"/>
+    <w:basedOn w:val="885"/>
+    <w:link w:val="880"/>
     <w:uiPriority w:val="9"/>
     <w:semiHidden/>
     <w:pPr>
@@ -33657,10 +34992,10 @@
       <w:color w:val="243f60" w:themeColor="accent1" w:themeShade="7F"/>
     </w:rPr>
   </w:style>
-  <w:style w:type="character" w:styleId="738" w:customStyle="1">
+  <w:style w:type="character" w:styleId="921" w:customStyle="1">
     <w:name w:val="Heading 6 Char"/>
-    <w:basedOn w:val="702"/>
-    <w:link w:val="698"/>
+    <w:basedOn w:val="885"/>
+    <w:link w:val="881"/>
     <w:uiPriority w:val="9"/>
     <w:semiHidden/>
     <w:pPr>
@@ -33675,10 +35010,10 @@
       <w:color w:val="243f60" w:themeColor="accent1" w:themeShade="7F"/>
     </w:rPr>
   </w:style>
-  <w:style w:type="character" w:styleId="739" w:customStyle="1">
+  <w:style w:type="character" w:styleId="922" w:customStyle="1">
     <w:name w:val="Heading 7 Char"/>
-    <w:basedOn w:val="702"/>
-    <w:link w:val="699"/>
+    <w:basedOn w:val="885"/>
+    <w:link w:val="882"/>
     <w:uiPriority w:val="9"/>
     <w:semiHidden/>
     <w:pPr>
@@ -33693,10 +35028,10 @@
       <w:color w:val="404040" w:themeColor="text1" w:themeTint="BF"/>
     </w:rPr>
   </w:style>
-  <w:style w:type="character" w:styleId="740" w:customStyle="1">
+  <w:style w:type="character" w:styleId="923" w:customStyle="1">
     <w:name w:val="Heading 8 Char"/>
-    <w:basedOn w:val="702"/>
-    <w:link w:val="700"/>
+    <w:basedOn w:val="885"/>
+    <w:link w:val="883"/>
     <w:uiPriority w:val="9"/>
     <w:semiHidden/>
     <w:pPr>
@@ -33711,10 +35046,10 @@
       <w:szCs w:val="20"/>
     </w:rPr>
   </w:style>
-  <w:style w:type="character" w:styleId="741" w:customStyle="1">
+  <w:style w:type="character" w:styleId="924" w:customStyle="1">
     <w:name w:val="Heading 9 Char"/>
-    <w:basedOn w:val="702"/>
-    <w:link w:val="701"/>
+    <w:basedOn w:val="885"/>
+    <w:link w:val="884"/>
     <w:uiPriority w:val="9"/>
     <w:semiHidden/>
     <w:pPr>
@@ -33731,10 +35066,10 @@
       <w:szCs w:val="20"/>
     </w:rPr>
   </w:style>
-  <w:style w:type="paragraph" w:styleId="742">
+  <w:style w:type="paragraph" w:styleId="925">
     <w:name w:val="Caption"/>
-    <w:basedOn w:val="688"/>
-    <w:next w:val="688"/>
+    <w:basedOn w:val="871"/>
+    <w:next w:val="871"/>
     <w:uiPriority w:val="35"/>
     <w:semiHidden/>
     <w:unhideWhenUsed/>
@@ -33752,9 +35087,9 @@
       <w:szCs w:val="18"/>
     </w:rPr>
   </w:style>
-  <w:style w:type="character" w:styleId="743">
+  <w:style w:type="character" w:styleId="926">
     <w:name w:val="Strong"/>
-    <w:basedOn w:val="702"/>
+    <w:basedOn w:val="885"/>
     <w:uiPriority w:val="22"/>
     <w:qFormat/>
     <w:pPr>
@@ -33767,9 +35102,9 @@
       <w:bCs/>
     </w:rPr>
   </w:style>
-  <w:style w:type="character" w:styleId="744">
+  <w:style w:type="character" w:styleId="927">
     <w:name w:val="Emphasis"/>
-    <w:basedOn w:val="702"/>
+    <w:basedOn w:val="885"/>
     <w:uiPriority w:val="20"/>
     <w:qFormat/>
     <w:pPr>
@@ -33782,11 +35117,11 @@
       <w:iCs/>
     </w:rPr>
   </w:style>
-  <w:style w:type="paragraph" w:styleId="745">
+  <w:style w:type="paragraph" w:styleId="928">
     <w:name w:val="Intense Quote"/>
-    <w:basedOn w:val="688"/>
-    <w:next w:val="688"/>
-    <w:link w:val="746"/>
+    <w:basedOn w:val="871"/>
+    <w:next w:val="871"/>
+    <w:link w:val="929"/>
     <w:uiPriority w:val="30"/>
     <w:qFormat/>
     <w:pPr>
@@ -33804,10 +35139,10 @@
       <w:color w:val="4f81bd" w:themeColor="accent1"/>
     </w:rPr>
   </w:style>
-  <w:style w:type="character" w:styleId="746" w:customStyle="1">
+  <w:style w:type="character" w:styleId="929" w:customStyle="1">
     <w:name w:val="Intense Quote Char"/>
-    <w:basedOn w:val="702"/>
-    <w:link w:val="745"/>
+    <w:basedOn w:val="885"/>
+    <w:link w:val="928"/>
     <w:uiPriority w:val="30"/>
     <w:pPr>
       <w:pBdr/>
@@ -33822,9 +35157,9 @@
       <w:color w:val="4f81bd" w:themeColor="accent1"/>
     </w:rPr>
   </w:style>
-  <w:style w:type="character" w:styleId="747">
+  <w:style w:type="character" w:styleId="930">
     <w:name w:val="Subtle Emphasis"/>
-    <w:basedOn w:val="702"/>
+    <w:basedOn w:val="885"/>
     <w:uiPriority w:val="19"/>
     <w:qFormat/>
     <w:pPr>
@@ -33838,9 +35173,9 @@
       <w:color w:val="808080" w:themeColor="text1" w:themeTint="7F"/>
     </w:rPr>
   </w:style>
-  <w:style w:type="character" w:styleId="748">
+  <w:style w:type="character" w:styleId="931">
     <w:name w:val="Intense Emphasis"/>
-    <w:basedOn w:val="702"/>
+    <w:basedOn w:val="885"/>
     <w:uiPriority w:val="21"/>
     <w:qFormat/>
     <w:pPr>
@@ -33856,9 +35191,9 @@
       <w:color w:val="4f81bd" w:themeColor="accent1"/>
     </w:rPr>
   </w:style>
-  <w:style w:type="character" w:styleId="749">
+  <w:style w:type="character" w:styleId="932">
     <w:name w:val="Subtle Reference"/>
-    <w:basedOn w:val="702"/>
+    <w:basedOn w:val="885"/>
     <w:uiPriority w:val="31"/>
     <w:qFormat/>
     <w:pPr>
@@ -33872,9 +35207,9 @@
       <w:u w:val="single"/>
     </w:rPr>
   </w:style>
-  <w:style w:type="character" w:styleId="750">
+  <w:style w:type="character" w:styleId="933">
     <w:name w:val="Intense Reference"/>
-    <w:basedOn w:val="702"/>
+    <w:basedOn w:val="885"/>
     <w:uiPriority w:val="32"/>
     <w:qFormat/>
     <w:pPr>
@@ -33891,9 +35226,9 @@
       <w:u w:val="single"/>
     </w:rPr>
   </w:style>
-  <w:style w:type="character" w:styleId="751">
+  <w:style w:type="character" w:styleId="934">
     <w:name w:val="Book Title"/>
-    <w:basedOn w:val="702"/>
+    <w:basedOn w:val="885"/>
     <w:uiPriority w:val="33"/>
     <w:qFormat/>
     <w:pPr>
@@ -33908,10 +35243,10 @@
       <w:spacing w:val="5"/>
     </w:rPr>
   </w:style>
-  <w:style w:type="paragraph" w:styleId="752">
+  <w:style w:type="paragraph" w:styleId="935">
     <w:name w:val="TOC Heading"/>
-    <w:basedOn w:val="693"/>
-    <w:next w:val="688"/>
+    <w:basedOn w:val="876"/>
+    <w:next w:val="871"/>
     <w:uiPriority w:val="39"/>
     <w:semiHidden/>
     <w:unhideWhenUsed/>
@@ -33923,9 +35258,9 @@
       <w:outlineLvl w:val="9"/>
     </w:pPr>
   </w:style>
-  <w:style w:type="table" w:styleId="753">
+  <w:style w:type="table" w:styleId="936">
     <w:name w:val="Table Grid"/>
-    <w:basedOn w:val="703"/>
+    <w:basedOn w:val="886"/>
     <w:uiPriority w:val="59"/>
     <w:pPr>
       <w:pBdr/>
@@ -34122,9 +35457,9 @@
       </w:tcPr>
     </w:tblStylePr>
   </w:style>
-  <w:style w:type="table" w:styleId="754">
+  <w:style w:type="table" w:styleId="937">
     <w:name w:val="Light Shading"/>
-    <w:basedOn w:val="703"/>
+    <w:basedOn w:val="886"/>
     <w:uiPriority w:val="60"/>
     <w:pPr>
       <w:pBdr/>
@@ -34356,9 +35691,9 @@
       </w:tcPr>
     </w:tblStylePr>
   </w:style>
-  <w:style w:type="table" w:styleId="755">
+  <w:style w:type="table" w:styleId="938">
     <w:name w:val="Light Shading Accent 1"/>
-    <w:basedOn w:val="703"/>
+    <w:basedOn w:val="886"/>
     <w:uiPriority w:val="60"/>
     <w:pPr>
       <w:pBdr/>
@@ -34590,9 +35925,9 @@
       </w:tcPr>
     </w:tblStylePr>
   </w:style>
-  <w:style w:type="table" w:styleId="756">
+  <w:style w:type="table" w:styleId="939">
     <w:name w:val="Light Shading Accent 2"/>
-    <w:basedOn w:val="703"/>
+    <w:basedOn w:val="886"/>
     <w:uiPriority w:val="60"/>
     <w:pPr>
       <w:pBdr/>
@@ -34824,9 +36159,9 @@
       </w:tcPr>
     </w:tblStylePr>
   </w:style>
-  <w:style w:type="table" w:styleId="757">
+  <w:style w:type="table" w:styleId="940">
     <w:name w:val="Light Shading Accent 3"/>
-    <w:basedOn w:val="703"/>
+    <w:basedOn w:val="886"/>
     <w:uiPriority w:val="60"/>
     <w:pPr>
       <w:pBdr/>
@@ -35058,9 +36393,9 @@
       </w:tcPr>
     </w:tblStylePr>
   </w:style>
-  <w:style w:type="table" w:styleId="758">
+  <w:style w:type="table" w:styleId="941">
     <w:name w:val="Light Shading Accent 4"/>
-    <w:basedOn w:val="703"/>
+    <w:basedOn w:val="886"/>
     <w:uiPriority w:val="60"/>
     <w:pPr>
       <w:pBdr/>
@@ -35292,9 +36627,9 @@
       </w:tcPr>
     </w:tblStylePr>
   </w:style>
-  <w:style w:type="table" w:styleId="759">
+  <w:style w:type="table" w:styleId="942">
     <w:name w:val="Light Shading Accent 5"/>
-    <w:basedOn w:val="703"/>
+    <w:basedOn w:val="886"/>
     <w:uiPriority w:val="60"/>
     <w:pPr>
       <w:pBdr/>
@@ -35526,9 +36861,9 @@
       </w:tcPr>
     </w:tblStylePr>
   </w:style>
-  <w:style w:type="table" w:styleId="760">
+  <w:style w:type="table" w:styleId="943">
     <w:name w:val="Light Shading Accent 6"/>
-    <w:basedOn w:val="703"/>
+    <w:basedOn w:val="886"/>
     <w:uiPriority w:val="60"/>
     <w:pPr>
       <w:pBdr/>
@@ -35760,9 +37095,9 @@
       </w:tcPr>
     </w:tblStylePr>
   </w:style>
-  <w:style w:type="table" w:styleId="761">
+  <w:style w:type="table" w:styleId="944">
     <w:name w:val="Light List"/>
-    <w:basedOn w:val="703"/>
+    <w:basedOn w:val="886"/>
     <w:uiPriority w:val="61"/>
     <w:pPr>
       <w:pBdr/>
@@ -35992,9 +37327,9 @@
       </w:tcPr>
     </w:tblStylePr>
   </w:style>
-  <w:style w:type="table" w:styleId="762">
+  <w:style w:type="table" w:styleId="945">
     <w:name w:val="Light List Accent 1"/>
-    <w:basedOn w:val="703"/>
+    <w:basedOn w:val="886"/>
     <w:uiPriority w:val="61"/>
     <w:pPr>
       <w:pBdr/>
@@ -36224,9 +37559,9 @@
       </w:tcPr>
     </w:tblStylePr>
   </w:style>
-  <w:style w:type="table" w:styleId="763">
+  <w:style w:type="table" w:styleId="946">
     <w:name w:val="Light List Accent 2"/>
-    <w:basedOn w:val="703"/>
+    <w:basedOn w:val="886"/>
     <w:uiPriority w:val="61"/>
     <w:pPr>
       <w:pBdr/>
@@ -36456,9 +37791,9 @@
       </w:tcPr>
     </w:tblStylePr>
   </w:style>
-  <w:style w:type="table" w:styleId="764">
+  <w:style w:type="table" w:styleId="947">
     <w:name w:val="Light List Accent 3"/>
-    <w:basedOn w:val="703"/>
+    <w:basedOn w:val="886"/>
     <w:uiPriority w:val="61"/>
     <w:pPr>
       <w:pBdr/>
@@ -36688,9 +38023,9 @@
       </w:tcPr>
     </w:tblStylePr>
   </w:style>
-  <w:style w:type="table" w:styleId="765">
+  <w:style w:type="table" w:styleId="948">
     <w:name w:val="Light List Accent 4"/>
-    <w:basedOn w:val="703"/>
+    <w:basedOn w:val="886"/>
     <w:uiPriority w:val="61"/>
     <w:pPr>
       <w:pBdr/>
@@ -36920,9 +38255,9 @@
       </w:tcPr>
     </w:tblStylePr>
   </w:style>
-  <w:style w:type="table" w:styleId="766">
+  <w:style w:type="table" w:styleId="949">
     <w:name w:val="Light List Accent 5"/>
-    <w:basedOn w:val="703"/>
+    <w:basedOn w:val="886"/>
     <w:uiPriority w:val="61"/>
     <w:pPr>
       <w:pBdr/>
@@ -37152,9 +38487,9 @@
       </w:tcPr>
     </w:tblStylePr>
   </w:style>
-  <w:style w:type="table" w:styleId="767">
+  <w:style w:type="table" w:styleId="950">
     <w:name w:val="Light List Accent 6"/>
-    <w:basedOn w:val="703"/>
+    <w:basedOn w:val="886"/>
     <w:uiPriority w:val="61"/>
     <w:pPr>
       <w:pBdr/>
@@ -37384,9 +38719,9 @@
       </w:tcPr>
     </w:tblStylePr>
   </w:style>
-  <w:style w:type="table" w:styleId="768">
+  <w:style w:type="table" w:styleId="951">
     <w:name w:val="Light Grid"/>
-    <w:basedOn w:val="703"/>
+    <w:basedOn w:val="886"/>
     <w:uiPriority w:val="62"/>
     <w:pPr>
       <w:pBdr/>
@@ -37637,9 +38972,9 @@
       </w:tcPr>
     </w:tblStylePr>
   </w:style>
-  <w:style w:type="table" w:styleId="769">
+  <w:style w:type="table" w:styleId="952">
     <w:name w:val="Light Grid Accent 1"/>
-    <w:basedOn w:val="703"/>
+    <w:basedOn w:val="886"/>
     <w:uiPriority w:val="62"/>
     <w:pPr>
       <w:pBdr/>
@@ -37890,9 +39225,9 @@
       </w:tcPr>
     </w:tblStylePr>
   </w:style>
-  <w:style w:type="table" w:styleId="770">
+  <w:style w:type="table" w:styleId="953">
     <w:name w:val="Light Grid Accent 2"/>
-    <w:basedOn w:val="703"/>
+    <w:basedOn w:val="886"/>
     <w:uiPriority w:val="62"/>
     <w:pPr>
       <w:pBdr/>
@@ -38143,9 +39478,9 @@
       </w:tcPr>
     </w:tblStylePr>
   </w:style>
-  <w:style w:type="table" w:styleId="771">
+  <w:style w:type="table" w:styleId="954">
     <w:name w:val="Light Grid Accent 3"/>
-    <w:basedOn w:val="703"/>
+    <w:basedOn w:val="886"/>
     <w:uiPriority w:val="62"/>
     <w:pPr>
       <w:pBdr/>
@@ -38396,9 +39731,9 @@
       </w:tcPr>
     </w:tblStylePr>
   </w:style>
-  <w:style w:type="table" w:styleId="772">
+  <w:style w:type="table" w:styleId="955">
     <w:name w:val="Light Grid Accent 4"/>
-    <w:basedOn w:val="703"/>
+    <w:basedOn w:val="886"/>
     <w:uiPriority w:val="62"/>
     <w:pPr>
       <w:pBdr/>
@@ -38649,9 +39984,9 @@
       </w:tcPr>
     </w:tblStylePr>
   </w:style>
-  <w:style w:type="table" w:styleId="773">
+  <w:style w:type="table" w:styleId="956">
     <w:name w:val="Light Grid Accent 5"/>
-    <w:basedOn w:val="703"/>
+    <w:basedOn w:val="886"/>
     <w:uiPriority w:val="62"/>
     <w:pPr>
       <w:pBdr/>
@@ -38902,9 +40237,9 @@
       </w:tcPr>
     </w:tblStylePr>
   </w:style>
-  <w:style w:type="table" w:styleId="774">
+  <w:style w:type="table" w:styleId="957">
     <w:name w:val="Light Grid Accent 6"/>
-    <w:basedOn w:val="703"/>
+    <w:basedOn w:val="886"/>
     <w:uiPriority w:val="62"/>
     <w:pPr>
       <w:pBdr/>
@@ -39155,9 +40490,9 @@
       </w:tcPr>
     </w:tblStylePr>
   </w:style>
-  <w:style w:type="table" w:styleId="775">
+  <w:style w:type="table" w:styleId="958">
     <w:name w:val="Medium Shading 1"/>
-    <w:basedOn w:val="703"/>
+    <w:basedOn w:val="886"/>
     <w:uiPriority w:val="63"/>
     <w:pPr>
       <w:pBdr/>
@@ -39385,9 +40720,9 @@
       </w:tcPr>
     </w:tblStylePr>
   </w:style>
-  <w:style w:type="table" w:styleId="776">
+  <w:style w:type="table" w:styleId="959">
     <w:name w:val="Medium Shading 1 Accent 1"/>
-    <w:basedOn w:val="703"/>
+    <w:basedOn w:val="886"/>
     <w:uiPriority w:val="63"/>
     <w:pPr>
       <w:pBdr/>
@@ -39615,9 +40950,9 @@
       </w:tcPr>
     </w:tblStylePr>
   </w:style>
-  <w:style w:type="table" w:styleId="777">
+  <w:style w:type="table" w:styleId="960">
     <w:name w:val="Medium Shading 1 Accent 2"/>
-    <w:basedOn w:val="703"/>
+    <w:basedOn w:val="886"/>
     <w:uiPriority w:val="63"/>
     <w:pPr>
       <w:pBdr/>
@@ -39845,9 +41180,9 @@
       </w:tcPr>
     </w:tblStylePr>
   </w:style>
-  <w:style w:type="table" w:styleId="778">
+  <w:style w:type="table" w:styleId="961">
     <w:name w:val="Medium Shading 1 Accent 3"/>
-    <w:basedOn w:val="703"/>
+    <w:basedOn w:val="886"/>
     <w:uiPriority w:val="63"/>
     <w:pPr>
       <w:pBdr/>
@@ -40075,9 +41410,9 @@
       </w:tcPr>
     </w:tblStylePr>
   </w:style>
-  <w:style w:type="table" w:styleId="779">
+  <w:style w:type="table" w:styleId="962">
     <w:name w:val="Medium Shading 1 Accent 4"/>
-    <w:basedOn w:val="703"/>
+    <w:basedOn w:val="886"/>
     <w:uiPriority w:val="63"/>
     <w:pPr>
       <w:pBdr/>
@@ -40305,9 +41640,9 @@
       </w:tcPr>
     </w:tblStylePr>
   </w:style>
-  <w:style w:type="table" w:styleId="780">
+  <w:style w:type="table" w:styleId="963">
     <w:name w:val="Medium Shading 1 Accent 5"/>
-    <w:basedOn w:val="703"/>
+    <w:basedOn w:val="886"/>
     <w:uiPriority w:val="63"/>
     <w:pPr>
       <w:pBdr/>
@@ -40535,9 +41870,9 @@
       </w:tcPr>
     </w:tblStylePr>
   </w:style>
-  <w:style w:type="table" w:styleId="781">
+  <w:style w:type="table" w:styleId="964">
     <w:name w:val="Medium Shading 1 Accent 6"/>
-    <w:basedOn w:val="703"/>
+    <w:basedOn w:val="886"/>
     <w:uiPriority w:val="63"/>
     <w:pPr>
       <w:pBdr/>
@@ -40765,9 +42100,9 @@
       </w:tcPr>
     </w:tblStylePr>
   </w:style>
-  <w:style w:type="table" w:styleId="782">
+  <w:style w:type="table" w:styleId="965">
     <w:name w:val="Medium Shading 2"/>
-    <w:basedOn w:val="703"/>
+    <w:basedOn w:val="886"/>
     <w:uiPriority w:val="64"/>
     <w:pPr>
       <w:pBdr/>
@@ -41020,9 +42355,9 @@
       </w:tcPr>
     </w:tblStylePr>
   </w:style>
-  <w:style w:type="table" w:styleId="783">
+  <w:style w:type="table" w:styleId="966">
     <w:name w:val="Medium Shading 2 Accent 1"/>
-    <w:basedOn w:val="703"/>
+    <w:basedOn w:val="886"/>
     <w:uiPriority w:val="64"/>
     <w:pPr>
       <w:pBdr/>
@@ -41275,9 +42610,9 @@
       </w:tcPr>
     </w:tblStylePr>
   </w:style>
-  <w:style w:type="table" w:styleId="784">
+  <w:style w:type="table" w:styleId="967">
     <w:name w:val="Medium Shading 2 Accent 2"/>
-    <w:basedOn w:val="703"/>
+    <w:basedOn w:val="886"/>
     <w:uiPriority w:val="64"/>
     <w:pPr>
       <w:pBdr/>
@@ -41530,9 +42865,9 @@
       </w:tcPr>
     </w:tblStylePr>
   </w:style>
-  <w:style w:type="table" w:styleId="785">
+  <w:style w:type="table" w:styleId="968">
     <w:name w:val="Medium Shading 2 Accent 3"/>
-    <w:basedOn w:val="703"/>
+    <w:basedOn w:val="886"/>
     <w:uiPriority w:val="64"/>
     <w:pPr>
       <w:pBdr/>
@@ -41785,9 +43120,9 @@
       </w:tcPr>
     </w:tblStylePr>
   </w:style>
-  <w:style w:type="table" w:styleId="786">
+  <w:style w:type="table" w:styleId="969">
     <w:name w:val="Medium Shading 2 Accent 4"/>
-    <w:basedOn w:val="703"/>
+    <w:basedOn w:val="886"/>
     <w:uiPriority w:val="64"/>
     <w:pPr>
       <w:pBdr/>
@@ -42040,9 +43375,9 @@
       </w:tcPr>
     </w:tblStylePr>
   </w:style>
-  <w:style w:type="table" w:styleId="787">
+  <w:style w:type="table" w:styleId="970">
     <w:name w:val="Medium Shading 2 Accent 5"/>
-    <w:basedOn w:val="703"/>
+    <w:basedOn w:val="886"/>
     <w:uiPriority w:val="64"/>
     <w:pPr>
       <w:pBdr/>
@@ -42295,9 +43630,9 @@
       </w:tcPr>
     </w:tblStylePr>
   </w:style>
-  <w:style w:type="table" w:styleId="788">
+  <w:style w:type="table" w:styleId="971">
     <w:name w:val="Medium Shading 2 Accent 6"/>
-    <w:basedOn w:val="703"/>
+    <w:basedOn w:val="886"/>
     <w:uiPriority w:val="64"/>
     <w:pPr>
       <w:pBdr/>
@@ -42550,9 +43885,9 @@
       </w:tcPr>
     </w:tblStylePr>
   </w:style>
-  <w:style w:type="table" w:styleId="789">
+  <w:style w:type="table" w:styleId="972">
     <w:name w:val="Medium List 1"/>
-    <w:basedOn w:val="703"/>
+    <w:basedOn w:val="886"/>
     <w:uiPriority w:val="65"/>
     <w:pPr>
       <w:pBdr/>
@@ -42777,9 +44112,9 @@
       </w:tcPr>
     </w:tblStylePr>
   </w:style>
-  <w:style w:type="table" w:styleId="790">
+  <w:style w:type="table" w:styleId="973">
     <w:name w:val="Medium List 1 Accent 1"/>
-    <w:basedOn w:val="703"/>
+    <w:basedOn w:val="886"/>
     <w:uiPriority w:val="65"/>
     <w:pPr>
       <w:pBdr/>
@@ -43004,9 +44339,9 @@
       </w:tcPr>
     </w:tblStylePr>
   </w:style>
-  <w:style w:type="table" w:styleId="791">
+  <w:style w:type="table" w:styleId="974">
     <w:name w:val="Medium List 1 Accent 2"/>
-    <w:basedOn w:val="703"/>
+    <w:basedOn w:val="886"/>
     <w:uiPriority w:val="65"/>
     <w:pPr>
       <w:pBdr/>
@@ -43231,9 +44566,9 @@
       </w:tcPr>
     </w:tblStylePr>
   </w:style>
-  <w:style w:type="table" w:styleId="792">
+  <w:style w:type="table" w:styleId="975">
     <w:name w:val="Medium List 1 Accent 3"/>
-    <w:basedOn w:val="703"/>
+    <w:basedOn w:val="886"/>
     <w:uiPriority w:val="65"/>
     <w:pPr>
       <w:pBdr/>
@@ -43458,9 +44793,9 @@
       </w:tcPr>
     </w:tblStylePr>
   </w:style>
-  <w:style w:type="table" w:styleId="793">
+  <w:style w:type="table" w:styleId="976">
     <w:name w:val="Medium List 1 Accent 4"/>
-    <w:basedOn w:val="703"/>
+    <w:basedOn w:val="886"/>
     <w:uiPriority w:val="65"/>
     <w:pPr>
       <w:pBdr/>
@@ -43685,9 +45020,9 @@
       </w:tcPr>
     </w:tblStylePr>
   </w:style>
-  <w:style w:type="table" w:styleId="794">
+  <w:style w:type="table" w:styleId="977">
     <w:name w:val="Medium List 1 Accent 5"/>
-    <w:basedOn w:val="703"/>
+    <w:basedOn w:val="886"/>
     <w:uiPriority w:val="65"/>
     <w:pPr>
       <w:pBdr/>
@@ -43912,9 +45247,9 @@
       </w:tcPr>
     </w:tblStylePr>
   </w:style>
-  <w:style w:type="table" w:styleId="795">
+  <w:style w:type="table" w:styleId="978">
     <w:name w:val="Medium List 1 Accent 6"/>
-    <w:basedOn w:val="703"/>
+    <w:basedOn w:val="886"/>
     <w:uiPriority w:val="65"/>
     <w:pPr>
       <w:pBdr/>
@@ -44139,9 +45474,9 @@
       </w:tcPr>
     </w:tblStylePr>
   </w:style>
-  <w:style w:type="table" w:styleId="796">
+  <w:style w:type="table" w:styleId="979">
     <w:name w:val="Medium List 2"/>
-    <w:basedOn w:val="703"/>
+    <w:basedOn w:val="886"/>
     <w:uiPriority w:val="66"/>
     <w:pPr>
       <w:pBdr/>
@@ -44381,9 +45716,9 @@
       </w:tcPr>
     </w:tblStylePr>
   </w:style>
-  <w:style w:type="table" w:styleId="797">
+  <w:style w:type="table" w:styleId="980">
     <w:name w:val="Medium List 2 Accent 1"/>
-    <w:basedOn w:val="703"/>
+    <w:basedOn w:val="886"/>
     <w:uiPriority w:val="66"/>
     <w:pPr>
       <w:pBdr/>
@@ -44623,9 +45958,9 @@
       </w:tcPr>
     </w:tblStylePr>
   </w:style>
-  <w:style w:type="table" w:styleId="798">
+  <w:style w:type="table" w:styleId="981">
     <w:name w:val="Medium List 2 Accent 2"/>
-    <w:basedOn w:val="703"/>
+    <w:basedOn w:val="886"/>
     <w:uiPriority w:val="66"/>
     <w:pPr>
       <w:pBdr/>
@@ -44865,9 +46200,9 @@
       </w:tcPr>
     </w:tblStylePr>
   </w:style>
-  <w:style w:type="table" w:styleId="799">
+  <w:style w:type="table" w:styleId="982">
     <w:name w:val="Medium List 2 Accent 3"/>
-    <w:basedOn w:val="703"/>
+    <w:basedOn w:val="886"/>
     <w:uiPriority w:val="66"/>
     <w:pPr>
       <w:pBdr/>
@@ -45107,9 +46442,9 @@
       </w:tcPr>
     </w:tblStylePr>
   </w:style>
-  <w:style w:type="table" w:styleId="800">
+  <w:style w:type="table" w:styleId="983">
     <w:name w:val="Medium List 2 Accent 4"/>
-    <w:basedOn w:val="703"/>
+    <w:basedOn w:val="886"/>
     <w:uiPriority w:val="66"/>
     <w:pPr>
       <w:pBdr/>
@@ -45349,9 +46684,9 @@
       </w:tcPr>
     </w:tblStylePr>
   </w:style>
-  <w:style w:type="table" w:styleId="801">
+  <w:style w:type="table" w:styleId="984">
     <w:name w:val="Medium List 2 Accent 5"/>
-    <w:basedOn w:val="703"/>
+    <w:basedOn w:val="886"/>
     <w:uiPriority w:val="66"/>
     <w:pPr>
       <w:pBdr/>
@@ -45591,9 +46926,9 @@
       </w:tcPr>
     </w:tblStylePr>
   </w:style>
-  <w:style w:type="table" w:styleId="802">
+  <w:style w:type="table" w:styleId="985">
     <w:name w:val="Medium List 2 Accent 6"/>
-    <w:basedOn w:val="703"/>
+    <w:basedOn w:val="886"/>
     <w:uiPriority w:val="66"/>
     <w:pPr>
       <w:pBdr/>
@@ -45833,9 +47168,9 @@
       </w:tcPr>
     </w:tblStylePr>
   </w:style>
-  <w:style w:type="table" w:styleId="803">
+  <w:style w:type="table" w:styleId="986">
     <w:name w:val="Medium Grid 1"/>
-    <w:basedOn w:val="703"/>
+    <w:basedOn w:val="886"/>
     <w:uiPriority w:val="67"/>
     <w:pPr>
       <w:pBdr/>
@@ -46055,9 +47390,9 @@
       </w:tcPr>
     </w:tblStylePr>
   </w:style>
-  <w:style w:type="table" w:styleId="804">
+  <w:style w:type="table" w:styleId="987">
     <w:name w:val="Medium Grid 1 Accent 1"/>
-    <w:basedOn w:val="703"/>
+    <w:basedOn w:val="886"/>
     <w:uiPriority w:val="67"/>
     <w:pPr>
       <w:pBdr/>
@@ -46277,9 +47612,9 @@
       </w:tcPr>
     </w:tblStylePr>
   </w:style>
-  <w:style w:type="table" w:styleId="805">
+  <w:style w:type="table" w:styleId="988">
     <w:name w:val="Medium Grid 1 Accent 2"/>
-    <w:basedOn w:val="703"/>
+    <w:basedOn w:val="886"/>
     <w:uiPriority w:val="67"/>
     <w:pPr>
       <w:pBdr/>
@@ -46499,9 +47834,9 @@
       </w:tcPr>
     </w:tblStylePr>
   </w:style>
-  <w:style w:type="table" w:styleId="806">
+  <w:style w:type="table" w:styleId="989">
     <w:name w:val="Medium Grid 1 Accent 3"/>
-    <w:basedOn w:val="703"/>
+    <w:basedOn w:val="886"/>
     <w:uiPriority w:val="67"/>
     <w:pPr>
       <w:pBdr/>
@@ -46721,9 +48056,9 @@
       </w:tcPr>
     </w:tblStylePr>
   </w:style>
-  <w:style w:type="table" w:styleId="807">
+  <w:style w:type="table" w:styleId="990">
     <w:name w:val="Medium Grid 1 Accent 4"/>
-    <w:basedOn w:val="703"/>
+    <w:basedOn w:val="886"/>
     <w:uiPriority w:val="67"/>
     <w:pPr>
       <w:pBdr/>
@@ -46943,9 +48278,9 @@
       </w:tcPr>
     </w:tblStylePr>
   </w:style>
-  <w:style w:type="table" w:styleId="808">
+  <w:style w:type="table" w:styleId="991">
     <w:name w:val="Medium Grid 1 Accent 5"/>
-    <w:basedOn w:val="703"/>
+    <w:basedOn w:val="886"/>
     <w:uiPriority w:val="67"/>
     <w:pPr>
       <w:pBdr/>
@@ -47165,9 +48500,9 @@
       </w:tcPr>
     </w:tblStylePr>
   </w:style>
-  <w:style w:type="table" w:styleId="809">
+  <w:style w:type="table" w:styleId="992">
     <w:name w:val="Medium Grid 1 Accent 6"/>
-    <w:basedOn w:val="703"/>
+    <w:basedOn w:val="886"/>
     <w:uiPriority w:val="67"/>
     <w:pPr>
       <w:pBdr/>
@@ -47387,9 +48722,9 @@
       </w:tcPr>
     </w:tblStylePr>
   </w:style>
-  <w:style w:type="table" w:styleId="810">
+  <w:style w:type="table" w:styleId="993">
     <w:name w:val="Medium Grid 2"/>
-    <w:basedOn w:val="703"/>
+    <w:basedOn w:val="886"/>
     <w:uiPriority w:val="68"/>
     <w:pPr>
       <w:pBdr/>
@@ -47635,9 +48970,9 @@
       </w:tcPr>
     </w:tblStylePr>
   </w:style>
-  <w:style w:type="table" w:styleId="811">
+  <w:style w:type="table" w:styleId="994">
     <w:name w:val="Medium Grid 2 Accent 1"/>
-    <w:basedOn w:val="703"/>
+    <w:basedOn w:val="886"/>
     <w:uiPriority w:val="68"/>
     <w:pPr>
       <w:pBdr/>
@@ -47883,9 +49218,9 @@
       </w:tcPr>
     </w:tblStylePr>
   </w:style>
-  <w:style w:type="table" w:styleId="812">
+  <w:style w:type="table" w:styleId="995">
     <w:name w:val="Medium Grid 2 Accent 2"/>
-    <w:basedOn w:val="703"/>
+    <w:basedOn w:val="886"/>
     <w:uiPriority w:val="68"/>
     <w:pPr>
       <w:pBdr/>
@@ -48131,9 +49466,9 @@
       </w:tcPr>
     </w:tblStylePr>
   </w:style>
-  <w:style w:type="table" w:styleId="813">
+  <w:style w:type="table" w:styleId="996">
     <w:name w:val="Medium Grid 2 Accent 3"/>
-    <w:basedOn w:val="703"/>
+    <w:basedOn w:val="886"/>
     <w:uiPriority w:val="68"/>
     <w:pPr>
       <w:pBdr/>
@@ -48379,9 +49714,9 @@
       </w:tcPr>
     </w:tblStylePr>
   </w:style>
-  <w:style w:type="table" w:styleId="814">
+  <w:style w:type="table" w:styleId="997">
     <w:name w:val="Medium Grid 2 Accent 4"/>
-    <w:basedOn w:val="703"/>
+    <w:basedOn w:val="886"/>
     <w:uiPriority w:val="68"/>
     <w:pPr>
       <w:pBdr/>
@@ -48627,9 +49962,9 @@
       </w:tcPr>
     </w:tblStylePr>
   </w:style>
-  <w:style w:type="table" w:styleId="815">
+  <w:style w:type="table" w:styleId="998">
     <w:name w:val="Medium Grid 2 Accent 5"/>
-    <w:basedOn w:val="703"/>
+    <w:basedOn w:val="886"/>
     <w:uiPriority w:val="68"/>
     <w:pPr>
       <w:pBdr/>
@@ -48875,9 +50210,9 @@
       </w:tcPr>
     </w:tblStylePr>
   </w:style>
-  <w:style w:type="table" w:styleId="816">
+  <w:style w:type="table" w:styleId="999">
     <w:name w:val="Medium Grid 2 Accent 6"/>
-    <w:basedOn w:val="703"/>
+    <w:basedOn w:val="886"/>
     <w:uiPriority w:val="68"/>
     <w:pPr>
       <w:pBdr/>
@@ -49123,9 +50458,9 @@
       </w:tcPr>
     </w:tblStylePr>
   </w:style>
-  <w:style w:type="table" w:styleId="817">
+  <w:style w:type="table" w:styleId="1000">
     <w:name w:val="Medium Grid 3"/>
-    <w:basedOn w:val="703"/>
+    <w:basedOn w:val="886"/>
     <w:uiPriority w:val="69"/>
     <w:pPr>
       <w:pBdr/>
@@ -49387,9 +50722,9 @@
       </w:tcPr>
     </w:tblStylePr>
   </w:style>
-  <w:style w:type="table" w:styleId="818">
+  <w:style w:type="table" w:styleId="1001">
     <w:name w:val="Medium Grid 3 Accent 1"/>
-    <w:basedOn w:val="703"/>
+    <w:basedOn w:val="886"/>
     <w:uiPriority w:val="69"/>
     <w:pPr>
       <w:pBdr/>
@@ -49651,9 +50986,9 @@
       </w:tcPr>
     </w:tblStylePr>
   </w:style>
-  <w:style w:type="table" w:styleId="819">
+  <w:style w:type="table" w:styleId="1002">
     <w:name w:val="Medium Grid 3 Accent 2"/>
-    <w:basedOn w:val="703"/>
+    <w:basedOn w:val="886"/>
     <w:uiPriority w:val="69"/>
     <w:pPr>
       <w:pBdr/>
@@ -49915,9 +51250,9 @@
       </w:tcPr>
     </w:tblStylePr>
   </w:style>
-  <w:style w:type="table" w:styleId="820">
+  <w:style w:type="table" w:styleId="1003">
     <w:name w:val="Medium Grid 3 Accent 3"/>
-    <w:basedOn w:val="703"/>
+    <w:basedOn w:val="886"/>
     <w:uiPriority w:val="69"/>
     <w:pPr>
       <w:pBdr/>
@@ -50179,9 +51514,9 @@
       </w:tcPr>
     </w:tblStylePr>
   </w:style>
-  <w:style w:type="table" w:styleId="821">
+  <w:style w:type="table" w:styleId="1004">
     <w:name w:val="Medium Grid 3 Accent 4"/>
-    <w:basedOn w:val="703"/>
+    <w:basedOn w:val="886"/>
     <w:uiPriority w:val="69"/>
     <w:pPr>
       <w:pBdr/>
@@ -50443,9 +51778,9 @@
       </w:tcPr>
     </w:tblStylePr>
   </w:style>
-  <w:style w:type="table" w:styleId="822">
+  <w:style w:type="table" w:styleId="1005">
     <w:name w:val="Medium Grid 3 Accent 5"/>
-    <w:basedOn w:val="703"/>
+    <w:basedOn w:val="886"/>
     <w:uiPriority w:val="69"/>
     <w:pPr>
       <w:pBdr/>
@@ -50707,9 +52042,9 @@
       </w:tcPr>
     </w:tblStylePr>
   </w:style>
-  <w:style w:type="table" w:styleId="823">
+  <w:style w:type="table" w:styleId="1006">
     <w:name w:val="Medium Grid 3 Accent 6"/>
-    <w:basedOn w:val="703"/>
+    <w:basedOn w:val="886"/>
     <w:uiPriority w:val="69"/>
     <w:pPr>
       <w:pBdr/>
@@ -50971,9 +52306,9 @@
       </w:tcPr>
     </w:tblStylePr>
   </w:style>
-  <w:style w:type="table" w:styleId="824">
+  <w:style w:type="table" w:styleId="1007">
     <w:name w:val="Dark List"/>
-    <w:basedOn w:val="703"/>
+    <w:basedOn w:val="886"/>
     <w:uiPriority w:val="70"/>
     <w:pPr>
       <w:pBdr/>
@@ -51209,9 +52544,9 @@
       </w:tcPr>
     </w:tblStylePr>
   </w:style>
-  <w:style w:type="table" w:styleId="825">
+  <w:style w:type="table" w:styleId="1008">
     <w:name w:val="Dark List Accent 1"/>
-    <w:basedOn w:val="703"/>
+    <w:basedOn w:val="886"/>
     <w:uiPriority w:val="70"/>
     <w:pPr>
       <w:pBdr/>
@@ -51447,9 +52782,9 @@
       </w:tcPr>
     </w:tblStylePr>
   </w:style>
-  <w:style w:type="table" w:styleId="826">
+  <w:style w:type="table" w:styleId="1009">
     <w:name w:val="Dark List Accent 2"/>
-    <w:basedOn w:val="703"/>
+    <w:basedOn w:val="886"/>
     <w:uiPriority w:val="70"/>
     <w:pPr>
       <w:pBdr/>
@@ -51685,9 +53020,9 @@
       </w:tcPr>
     </w:tblStylePr>
   </w:style>
-  <w:style w:type="table" w:styleId="827">
+  <w:style w:type="table" w:styleId="1010">
     <w:name w:val="Dark List Accent 3"/>
-    <w:basedOn w:val="703"/>
+    <w:basedOn w:val="886"/>
     <w:uiPriority w:val="70"/>
     <w:pPr>
       <w:pBdr/>
@@ -51923,9 +53258,9 @@
       </w:tcPr>
     </w:tblStylePr>
   </w:style>
-  <w:style w:type="table" w:styleId="828">
+  <w:style w:type="table" w:styleId="1011">
     <w:name w:val="Dark List Accent 4"/>
-    <w:basedOn w:val="703"/>
+    <w:basedOn w:val="886"/>
     <w:uiPriority w:val="70"/>
     <w:pPr>
       <w:pBdr/>
@@ -52161,9 +53496,9 @@
       </w:tcPr>
     </w:tblStylePr>
   </w:style>
-  <w:style w:type="table" w:styleId="829">
+  <w:style w:type="table" w:styleId="1012">
     <w:name w:val="Dark List Accent 5"/>
-    <w:basedOn w:val="703"/>
+    <w:basedOn w:val="886"/>
     <w:uiPriority w:val="70"/>
     <w:pPr>
       <w:pBdr/>
@@ -52399,9 +53734,9 @@
       </w:tcPr>
     </w:tblStylePr>
   </w:style>
-  <w:style w:type="table" w:styleId="830">
+  <w:style w:type="table" w:styleId="1013">
     <w:name w:val="Dark List Accent 6"/>
-    <w:basedOn w:val="703"/>
+    <w:basedOn w:val="886"/>
     <w:uiPriority w:val="70"/>
     <w:pPr>
       <w:pBdr/>
@@ -52637,9 +53972,9 @@
       </w:tcPr>
     </w:tblStylePr>
   </w:style>
-  <w:style w:type="table" w:styleId="831">
+  <w:style w:type="table" w:styleId="1014">
     <w:name w:val="Colorful Shading"/>
-    <w:basedOn w:val="703"/>
+    <w:basedOn w:val="886"/>
     <w:uiPriority w:val="71"/>
     <w:pPr>
       <w:pBdr/>
@@ -52886,9 +54221,9 @@
       </w:tcPr>
     </w:tblStylePr>
   </w:style>
-  <w:style w:type="table" w:styleId="832">
+  <w:style w:type="table" w:styleId="1015">
     <w:name w:val="Colorful Shading Accent 1"/>
-    <w:basedOn w:val="703"/>
+    <w:basedOn w:val="886"/>
     <w:uiPriority w:val="71"/>
     <w:pPr>
       <w:pBdr/>
@@ -53135,9 +54470,9 @@
       </w:tcPr>
     </w:tblStylePr>
   </w:style>
-  <w:style w:type="table" w:styleId="833">
+  <w:style w:type="table" w:styleId="1016">
     <w:name w:val="Colorful Shading Accent 2"/>
-    <w:basedOn w:val="703"/>
+    <w:basedOn w:val="886"/>
     <w:uiPriority w:val="71"/>
     <w:pPr>
       <w:pBdr/>
@@ -53384,9 +54719,9 @@
       </w:tcPr>
     </w:tblStylePr>
   </w:style>
-  <w:style w:type="table" w:styleId="834">
+  <w:style w:type="table" w:styleId="1017">
     <w:name w:val="Colorful Shading Accent 3"/>
-    <w:basedOn w:val="703"/>
+    <w:basedOn w:val="886"/>
     <w:uiPriority w:val="71"/>
     <w:pPr>
       <w:pBdr/>
@@ -53627,9 +54962,9 @@
       </w:tcPr>
     </w:tblStylePr>
   </w:style>
-  <w:style w:type="table" w:styleId="835">
+  <w:style w:type="table" w:styleId="1018">
     <w:name w:val="Colorful Shading Accent 4"/>
-    <w:basedOn w:val="703"/>
+    <w:basedOn w:val="886"/>
     <w:uiPriority w:val="71"/>
     <w:pPr>
       <w:pBdr/>
@@ -53876,9 +55211,9 @@
       </w:tcPr>
     </w:tblStylePr>
   </w:style>
-  <w:style w:type="table" w:styleId="836">
+  <w:style w:type="table" w:styleId="1019">
     <w:name w:val="Colorful Shading Accent 5"/>
-    <w:basedOn w:val="703"/>
+    <w:basedOn w:val="886"/>
     <w:uiPriority w:val="71"/>
     <w:pPr>
       <w:pBdr/>
@@ -54125,9 +55460,9 @@
       </w:tcPr>
     </w:tblStylePr>
   </w:style>
-  <w:style w:type="table" w:styleId="837">
+  <w:style w:type="table" w:styleId="1020">
     <w:name w:val="Colorful Shading Accent 6"/>
-    <w:basedOn w:val="703"/>
+    <w:basedOn w:val="886"/>
     <w:uiPriority w:val="71"/>
     <w:pPr>
       <w:pBdr/>
@@ -54374,9 +55709,9 @@
       </w:tcPr>
     </w:tblStylePr>
   </w:style>
-  <w:style w:type="table" w:styleId="838">
+  <w:style w:type="table" w:styleId="1021">
     <w:name w:val="Colorful List"/>
-    <w:basedOn w:val="703"/>
+    <w:basedOn w:val="886"/>
     <w:uiPriority w:val="72"/>
     <w:pPr>
       <w:pBdr/>
@@ -54603,9 +55938,9 @@
       </w:tcPr>
     </w:tblStylePr>
   </w:style>
-  <w:style w:type="table" w:styleId="839">
+  <w:style w:type="table" w:styleId="1022">
     <w:name w:val="Colorful List Accent 1"/>
-    <w:basedOn w:val="703"/>
+    <w:basedOn w:val="886"/>
     <w:uiPriority w:val="72"/>
     <w:pPr>
       <w:pBdr/>
@@ -54832,9 +56167,9 @@
       </w:tcPr>
     </w:tblStylePr>
   </w:style>
-  <w:style w:type="table" w:styleId="840">
+  <w:style w:type="table" w:styleId="1023">
     <w:name w:val="Colorful List Accent 2"/>
-    <w:basedOn w:val="703"/>
+    <w:basedOn w:val="886"/>
     <w:uiPriority w:val="72"/>
     <w:pPr>
       <w:pBdr/>
@@ -55061,9 +56396,9 @@
       </w:tcPr>
     </w:tblStylePr>
   </w:style>
-  <w:style w:type="table" w:styleId="841">
+  <w:style w:type="table" w:styleId="1024">
     <w:name w:val="Colorful List Accent 3"/>
-    <w:basedOn w:val="703"/>
+    <w:basedOn w:val="886"/>
     <w:uiPriority w:val="72"/>
     <w:pPr>
       <w:pBdr/>
@@ -55290,9 +56625,9 @@
       </w:tcPr>
     </w:tblStylePr>
   </w:style>
-  <w:style w:type="table" w:styleId="842">
+  <w:style w:type="table" w:styleId="1025">
     <w:name w:val="Colorful List Accent 4"/>
-    <w:basedOn w:val="703"/>
+    <w:basedOn w:val="886"/>
     <w:uiPriority w:val="72"/>
     <w:pPr>
       <w:pBdr/>
@@ -55519,9 +56854,9 @@
       </w:tcPr>
     </w:tblStylePr>
   </w:style>
-  <w:style w:type="table" w:styleId="843">
+  <w:style w:type="table" w:styleId="1026">
     <w:name w:val="Colorful List Accent 5"/>
-    <w:basedOn w:val="703"/>
+    <w:basedOn w:val="886"/>
     <w:uiPriority w:val="72"/>
     <w:pPr>
       <w:pBdr/>
@@ -55748,9 +57083,9 @@
       </w:tcPr>
     </w:tblStylePr>
   </w:style>
-  <w:style w:type="table" w:styleId="844">
+  <w:style w:type="table" w:styleId="1027">
     <w:name w:val="Colorful List Accent 6"/>
-    <w:basedOn w:val="703"/>
+    <w:basedOn w:val="886"/>
     <w:uiPriority w:val="72"/>
     <w:pPr>
       <w:pBdr/>
@@ -55977,9 +57312,9 @@
       </w:tcPr>
     </w:tblStylePr>
   </w:style>
-  <w:style w:type="table" w:styleId="845">
+  <w:style w:type="table" w:styleId="1028">
     <w:name w:val="Colorful Grid"/>
-    <w:basedOn w:val="703"/>
+    <w:basedOn w:val="886"/>
     <w:uiPriority w:val="73"/>
     <w:pPr>
       <w:pBdr/>
@@ -56198,9 +57533,9 @@
       </w:tcPr>
     </w:tblStylePr>
   </w:style>
-  <w:style w:type="table" w:styleId="846">
+  <w:style w:type="table" w:styleId="1029">
     <w:name w:val="Colorful Grid Accent 1"/>
-    <w:basedOn w:val="703"/>
+    <w:basedOn w:val="886"/>
     <w:uiPriority w:val="73"/>
     <w:pPr>
       <w:pBdr/>
@@ -56419,9 +57754,9 @@
       </w:tcPr>
     </w:tblStylePr>
   </w:style>
-  <w:style w:type="table" w:styleId="847">
+  <w:style w:type="table" w:styleId="1030">
     <w:name w:val="Colorful Grid Accent 2"/>
-    <w:basedOn w:val="703"/>
+    <w:basedOn w:val="886"/>
     <w:uiPriority w:val="73"/>
     <w:pPr>
       <w:pBdr/>
@@ -56640,9 +57975,9 @@
       </w:tcPr>
     </w:tblStylePr>
   </w:style>
-  <w:style w:type="table" w:styleId="848">
+  <w:style w:type="table" w:styleId="1031">
     <w:name w:val="Colorful Grid Accent 3"/>
-    <w:basedOn w:val="703"/>
+    <w:basedOn w:val="886"/>
     <w:uiPriority w:val="73"/>
     <w:pPr>
       <w:pBdr/>
@@ -56861,9 +58196,9 @@
       </w:tcPr>
     </w:tblStylePr>
   </w:style>
-  <w:style w:type="table" w:styleId="849">
+  <w:style w:type="table" w:styleId="1032">
     <w:name w:val="Colorful Grid Accent 4"/>
-    <w:basedOn w:val="703"/>
+    <w:basedOn w:val="886"/>
     <w:uiPriority w:val="73"/>
     <w:pPr>
       <w:pBdr/>
@@ -57082,9 +58417,9 @@
       </w:tcPr>
     </w:tblStylePr>
   </w:style>
-  <w:style w:type="table" w:styleId="850">
+  <w:style w:type="table" w:styleId="1033">
     <w:name w:val="Colorful Grid Accent 5"/>
-    <w:basedOn w:val="703"/>
+    <w:basedOn w:val="886"/>
     <w:uiPriority w:val="73"/>
     <w:pPr>
       <w:pBdr/>
@@ -57303,9 +58638,9 @@
       </w:tcPr>
     </w:tblStylePr>
   </w:style>
-  <w:style w:type="table" w:styleId="851">
+  <w:style w:type="table" w:styleId="1034">
     <w:name w:val="Colorful Grid Accent 6"/>
-    <w:basedOn w:val="703"/>
+    <w:basedOn w:val="886"/>
     <w:uiPriority w:val="73"/>
     <w:pPr>
       <w:pBdr/>
